--- a/09/docs/answer/answer.docx
+++ b/09/docs/answer/answer.docx
@@ -122,8 +122,7 @@
     <w:tbl>
       <w:tblPr>
         <w:tblStyle w:val="Table"/>
-        <w:tblW w:type="pct" w:w="5000"/>
-        <w:tblLayout w:type="fixed"/>
+        <w:tblW w:type="auto" w:w="0"/>
         <w:tblLook w:firstRow="1" w:lastRow="0" w:firstColumn="0" w:lastColumn="0" w:noHBand="0" w:noVBand="0" w:val="0020"/>
       </w:tblPr>
       <w:tblGrid>
@@ -177,7 +176,7 @@
               <w:rPr>
                 <w:rFonts w:hint="eastAsia"/>
               </w:rPr>
-              <w:t xml:space="preserve">作业编号</w:t>
+              <w:t xml:space="preserve">源题编号</w:t>
             </w:r>
           </w:p>
         </w:tc>
@@ -209,38 +208,6 @@
               <w:rPr>
                 <w:rFonts w:hint="eastAsia"/>
               </w:rPr>
-              <w:t xml:space="preserve">作业目录</w:t>
-            </w:r>
-          </w:p>
-        </w:tc>
-        <w:tc>
-          <w:tcPr/>
-          <w:p>
-            <w:pPr>
-              <w:pStyle w:val="Compact"/>
-              <w:jc w:val="left"/>
-            </w:pPr>
-            <w:r>
-              <w:rPr>
-                <w:rStyle w:val="VerbatimChar"/>
-              </w:rPr>
-              <w:t xml:space="preserve">HW/09</w:t>
-            </w:r>
-          </w:p>
-        </w:tc>
-      </w:tr>
-      <w:tr>
-        <w:tc>
-          <w:tcPr/>
-          <w:p>
-            <w:pPr>
-              <w:pStyle w:val="Compact"/>
-              <w:jc w:val="left"/>
-            </w:pPr>
-            <w:r>
-              <w:rPr>
-                <w:rFonts w:hint="eastAsia"/>
-              </w:rPr>
               <w:t xml:space="preserve">学生姓名</w:t>
             </w:r>
           </w:p>
@@ -360,68 +327,6 @@
                 <w:rStyle w:val="VerbatimChar"/>
               </w:rPr>
               <w:t xml:space="preserve">pypandoc</w:t>
-            </w:r>
-          </w:p>
-        </w:tc>
-      </w:tr>
-      <w:tr>
-        <w:tc>
-          <w:tcPr/>
-          <w:p>
-            <w:pPr>
-              <w:pStyle w:val="Compact"/>
-              <w:jc w:val="left"/>
-            </w:pPr>
-            <w:r>
-              <w:rPr>
-                <w:rFonts w:hint="eastAsia"/>
-              </w:rPr>
-              <w:t xml:space="preserve">报告说明</w:t>
-            </w:r>
-          </w:p>
-        </w:tc>
-        <w:tc>
-          <w:tcPr/>
-          <w:p>
-            <w:pPr>
-              <w:pStyle w:val="Compact"/>
-              <w:jc w:val="left"/>
-            </w:pPr>
-            <w:r>
-              <w:rPr>
-                <w:rFonts w:hint="eastAsia"/>
-              </w:rPr>
-              <w:t xml:space="preserve">正文按题目小问顺序展开；</w:t>
-            </w:r>
-            <w:r>
-              <w:rPr>
-                <w:rStyle w:val="VerbatimChar"/>
-              </w:rPr>
-              <w:t xml:space="preserve">scripts/hw09_analysis.py</w:t>
-            </w:r>
-            <w:r>
-              <w:t xml:space="preserve"> </w:t>
-            </w:r>
-            <w:r>
-              <w:rPr>
-                <w:rFonts w:hint="eastAsia"/>
-              </w:rPr>
-              <w:t xml:space="preserve">生成全部结果，</w:t>
-            </w:r>
-            <w:r>
-              <w:rPr>
-                <w:rStyle w:val="VerbatimChar"/>
-              </w:rPr>
-              <w:t xml:space="preserve">results/</w:t>
-            </w:r>
-            <w:r>
-              <w:t xml:space="preserve"> </w:t>
-            </w:r>
-            <w:r>
-              <w:rPr>
-                <w:rFonts w:hint="eastAsia"/>
-              </w:rPr>
-              <w:t xml:space="preserve">保存支撑材料。</w:t>
             </w:r>
           </w:p>
         </w:tc>
@@ -571,7 +476,7 @@
         <w:rPr>
           <w:rFonts w:hint="eastAsia"/>
         </w:rPr>
-        <w:t xml:space="preserve">投针。每题都给出原题要求、计算方法、直接答案与简短理解。</w:t>
+        <w:t xml:space="preserve">投针。每题都给出原题要求、计算方法、直接答案与简短分析。</w:t>
       </w:r>
     </w:p>
     <w:bookmarkEnd w:id="13"/>
@@ -2308,7 +2213,7 @@
           <w:b/>
           <w:bCs/>
         </w:rPr>
-        <w:t xml:space="preserve">理解。</w:t>
+        <w:t xml:space="preserve">分析。</w:t>
       </w:r>
       <w:r>
         <w:t xml:space="preserve"> </w:t>
@@ -3243,7 +3148,7 @@
           <w:b/>
           <w:bCs/>
         </w:rPr>
-        <w:t xml:space="preserve">理解。</w:t>
+        <w:t xml:space="preserve">分析。</w:t>
       </w:r>
       <w:r>
         <w:t xml:space="preserve"> </w:t>
@@ -3718,7 +3623,7 @@
           <w:b/>
           <w:bCs/>
         </w:rPr>
-        <w:t xml:space="preserve">理解。</w:t>
+        <w:t xml:space="preserve">分析。</w:t>
       </w:r>
       <w:r>
         <w:t xml:space="preserve"> </w:t>
@@ -5502,7 +5407,7 @@
           <w:b/>
           <w:bCs/>
         </w:rPr>
-        <w:t xml:space="preserve">理解。</w:t>
+        <w:t xml:space="preserve">分析。</w:t>
       </w:r>
       <w:r>
         <w:t xml:space="preserve"> </w:t>
@@ -6965,7 +6870,7 @@
           <w:b/>
           <w:bCs/>
         </w:rPr>
-        <w:t xml:space="preserve">理解。</w:t>
+        <w:t xml:space="preserve">分析。</w:t>
       </w:r>
       <w:r>
         <w:t xml:space="preserve"> </w:t>
@@ -7338,7 +7243,7 @@
           <w:b/>
           <w:bCs/>
         </w:rPr>
-        <w:t xml:space="preserve">理解。</w:t>
+        <w:t xml:space="preserve">分析。</w:t>
       </w:r>
       <w:r>
         <w:t xml:space="preserve"> </w:t>
@@ -8129,7 +8034,7 @@
           <w:b/>
           <w:bCs/>
         </w:rPr>
-        <w:t xml:space="preserve">理解。</w:t>
+        <w:t xml:space="preserve">分析。</w:t>
       </w:r>
       <w:r>
         <w:t xml:space="preserve"> </w:t>
@@ -8642,7 +8547,7 @@
           <w:b/>
           <w:bCs/>
         </w:rPr>
-        <w:t xml:space="preserve">理解。</w:t>
+        <w:t xml:space="preserve">分析。</w:t>
       </w:r>
       <w:r>
         <w:t xml:space="preserve"> </w:t>
@@ -9512,7 +9417,7 @@
           <w:b/>
           <w:bCs/>
         </w:rPr>
-        <w:t xml:space="preserve">理解。</w:t>
+        <w:t xml:space="preserve">分析。</w:t>
       </w:r>
       <w:r>
         <w:t xml:space="preserve"> </w:t>
@@ -9779,7 +9684,7 @@
           <w:b/>
           <w:bCs/>
         </w:rPr>
-        <w:t xml:space="preserve">理解。</w:t>
+        <w:t xml:space="preserve">分析。</w:t>
       </w:r>
       <w:r>
         <w:t xml:space="preserve"> </w:t>
@@ -10173,7 +10078,7 @@
           <w:b/>
           <w:bCs/>
         </w:rPr>
-        <w:t xml:space="preserve">理解。</w:t>
+        <w:t xml:space="preserve">分析。</w:t>
       </w:r>
       <w:r>
         <w:t xml:space="preserve"> </w:t>
@@ -11219,7 +11124,7 @@
           <w:b/>
           <w:bCs/>
         </w:rPr>
-        <w:t xml:space="preserve">理解。</w:t>
+        <w:t xml:space="preserve">分析。</w:t>
       </w:r>
       <w:r>
         <w:t xml:space="preserve"> </w:t>
@@ -11626,7 +11531,7 @@
           <w:b/>
           <w:bCs/>
         </w:rPr>
-        <w:t xml:space="preserve">理解。</w:t>
+        <w:t xml:space="preserve">分析。</w:t>
       </w:r>
       <w:r>
         <w:t xml:space="preserve"> </w:t>
@@ -12447,7 +12352,7 @@
           <w:b/>
           <w:bCs/>
         </w:rPr>
-        <w:t xml:space="preserve">理解。</w:t>
+        <w:t xml:space="preserve">分析。</w:t>
       </w:r>
       <w:r>
         <w:t xml:space="preserve"> </w:t>
@@ -13069,7 +12974,7 @@
           <w:b/>
           <w:bCs/>
         </w:rPr>
-        <w:t xml:space="preserve">理解。</w:t>
+        <w:t xml:space="preserve">分析。</w:t>
       </w:r>
       <w:r>
         <w:t xml:space="preserve"> </w:t>
@@ -14871,7 +14776,7 @@
           <w:b/>
           <w:bCs/>
         </w:rPr>
-        <w:t xml:space="preserve">理解。</w:t>
+        <w:t xml:space="preserve">分析。</w:t>
       </w:r>
       <w:r>
         <w:t xml:space="preserve"> </w:t>

--- a/09/docs/answer/answer.docx
+++ b/09/docs/answer/answer.docx
@@ -332,16 +332,107 @@
         </w:tc>
       </w:tr>
     </w:tbl>
-    <w:bookmarkStart w:id="12" w:name="文件结构与说明"/>
+    <w:bookmarkStart w:id="12" w:name="i.-buffon-投针的-monte-carlo-模拟"/>
     <w:p>
       <w:pPr>
         <w:pStyle w:val="Heading1"/>
       </w:pPr>
       <w:r>
-        <w:rPr>
-          <w:rFonts w:hint="eastAsia"/>
-        </w:rPr>
-        <w:t xml:space="preserve">文件结构与说明</w:t>
+        <w:t xml:space="preserve">I. Buffon </w:t>
+      </w:r>
+      <w:r>
+        <w:rPr>
+          <w:rFonts w:hint="eastAsia"/>
+        </w:rPr>
+        <w:t xml:space="preserve">投针的</w:t>
+      </w:r>
+      <w:r>
+        <w:t xml:space="preserve"> Monte Carlo </w:t>
+      </w:r>
+      <w:r>
+        <w:rPr>
+          <w:rFonts w:hint="eastAsia"/>
+        </w:rPr>
+        <w:t xml:space="preserve">模拟</w:t>
+      </w:r>
+    </w:p>
+    <w:bookmarkEnd w:id="12"/>
+    <w:bookmarkStart w:id="22" w:name="problem-1a固定-n-时改变-xba"/>
+    <w:p>
+      <w:pPr>
+        <w:pStyle w:val="Heading1"/>
+      </w:pPr>
+      <w:r>
+        <w:rPr>
+          <w:rStyle w:val="SectionNumber"/>
+        </w:rPr>
+        <w:t xml:space="preserve">1</w:t>
+      </w:r>
+      <w:r>
+        <w:tab/>
+      </w:r>
+      <w:r>
+        <w:t xml:space="preserve">Problem </w:t>
+      </w:r>
+      <w:r>
+        <w:rPr>
+          <w:rFonts w:hint="eastAsia"/>
+        </w:rPr>
+        <w:t xml:space="preserve">1(a)：固定</w:t>
+      </w:r>
+      <w:r>
+        <w:t xml:space="preserve"> </w:t>
+      </w:r>
+      <m:oMath>
+        <m:r>
+          <m:t>N</m:t>
+        </m:r>
+      </m:oMath>
+      <w:r>
+        <w:t xml:space="preserve"> </w:t>
+      </w:r>
+      <w:r>
+        <w:rPr>
+          <w:rFonts w:hint="eastAsia"/>
+        </w:rPr>
+        <w:t xml:space="preserve">时改变</w:t>
+      </w:r>
+      <w:r>
+        <w:t xml:space="preserve"> </w:t>
+      </w:r>
+      <m:oMath>
+        <m:r>
+          <m:t>x</m:t>
+        </m:r>
+        <m:r>
+          <m:rPr>
+            <m:sty m:val="p"/>
+          </m:rPr>
+          <m:t>=</m:t>
+        </m:r>
+        <m:r>
+          <m:t>b</m:t>
+        </m:r>
+        <m:r>
+          <m:rPr>
+            <m:sty m:val="p"/>
+          </m:rPr>
+          <m:t>/</m:t>
+        </m:r>
+        <m:r>
+          <m:t>a</m:t>
+        </m:r>
+      </m:oMath>
+    </w:p>
+    <w:p>
+      <w:pPr>
+        <w:pStyle w:val="FirstParagraph"/>
+      </w:pPr>
+      <w:r>
+        <w:rPr>
+          <w:rFonts w:hint="eastAsia"/>
+        </w:rPr>
+        <w:t xml:space="preserve">相关脚本：</w:t>
       </w:r>
     </w:p>
     <w:p>
@@ -352,18 +443,21 @@
           <w:numId w:val="1001"/>
         </w:numPr>
       </w:pPr>
-      <w:r>
-        <w:rPr>
-          <w:rStyle w:val="VerbatimChar"/>
-        </w:rPr>
-        <w:t xml:space="preserve">docs/answer.pdf</w:t>
-      </w:r>
-      <w:r>
-        <w:rPr>
-          <w:rFonts w:hint="eastAsia"/>
-        </w:rPr>
-        <w:t xml:space="preserve">：最终提交报告。</w:t>
-      </w:r>
+      <w:hyperlink r:id="rId13">
+        <w:r>
+          <w:rPr>
+            <w:rStyle w:val="Hyperlink"/>
+            <w:rFonts w:hint="eastAsia"/>
+          </w:rPr>
+          <w:t xml:space="preserve">本地</w:t>
+        </w:r>
+        <w:r>
+          <w:rPr>
+            <w:rStyle w:val="Hyperlink"/>
+          </w:rPr>
+          <w:t xml:space="preserve"> scripts/problem1.py</w:t>
+        </w:r>
+      </w:hyperlink>
     </w:p>
     <w:p>
       <w:pPr>
@@ -373,63 +467,34 @@
           <w:numId w:val="1001"/>
         </w:numPr>
       </w:pPr>
-      <w:r>
-        <w:rPr>
-          <w:rStyle w:val="VerbatimChar"/>
-        </w:rPr>
-        <w:t xml:space="preserve">scripts/hw09_analysis.py</w:t>
-      </w:r>
-      <w:r>
-        <w:rPr>
-          <w:rFonts w:hint="eastAsia"/>
-        </w:rPr>
-        <w:t xml:space="preserve">：一次性生成全部数值结果、图像与汇总</w:t>
-      </w:r>
-      <w:r>
-        <w:t xml:space="preserve"> JSON。</w:t>
-      </w:r>
-    </w:p>
-    <w:p>
-      <w:pPr>
-        <w:pStyle w:val="Compact"/>
-        <w:numPr>
-          <w:ilvl w:val="0"/>
-          <w:numId w:val="1001"/>
-        </w:numPr>
-      </w:pPr>
-      <w:r>
-        <w:rPr>
-          <w:rStyle w:val="VerbatimChar"/>
-        </w:rPr>
-        <w:t xml:space="preserve">results/</w:t>
-      </w:r>
-      <w:r>
-        <w:rPr>
-          <w:rFonts w:hint="eastAsia"/>
-        </w:rPr>
-        <w:t xml:space="preserve">：正文中引用的</w:t>
-      </w:r>
-      <w:r>
-        <w:t xml:space="preserve"> </w:t>
-      </w:r>
-      <w:r>
-        <w:rPr>
-          <w:rFonts w:hint="eastAsia"/>
-        </w:rPr>
-        <w:t xml:space="preserve">CSV、PNG、日志与统计汇总文件。</w:t>
-      </w:r>
-    </w:p>
-    <w:bookmarkEnd w:id="12"/>
-    <w:bookmarkStart w:id="13" w:name="题目与任务"/>
-    <w:p>
-      <w:pPr>
-        <w:pStyle w:val="Heading1"/>
-      </w:pPr>
-      <w:r>
-        <w:rPr>
-          <w:rFonts w:hint="eastAsia"/>
-        </w:rPr>
-        <w:t xml:space="preserve">题目与任务</w:t>
+      <w:hyperlink r:id="rId14">
+        <w:r>
+          <w:rPr>
+            <w:rStyle w:val="Hyperlink"/>
+          </w:rPr>
+          <w:t xml:space="preserve">GitHub scripts/problem1.py</w:t>
+        </w:r>
+      </w:hyperlink>
+    </w:p>
+    <w:bookmarkStart w:id="15" w:name="待求问题"/>
+    <w:p>
+      <w:pPr>
+        <w:pStyle w:val="Heading2"/>
+      </w:pPr>
+      <w:r>
+        <w:rPr>
+          <w:rStyle w:val="SectionNumber"/>
+        </w:rPr>
+        <w:t xml:space="preserve">1.1</w:t>
+      </w:r>
+      <w:r>
+        <w:tab/>
+      </w:r>
+      <w:r>
+        <w:rPr>
+          <w:rFonts w:hint="eastAsia"/>
+        </w:rPr>
+        <w:t xml:space="preserve">待求问题</w:t>
       </w:r>
     </w:p>
     <w:p>
@@ -440,16 +505,16 @@
         <w:rPr>
           <w:rFonts w:hint="eastAsia"/>
         </w:rPr>
-        <w:t xml:space="preserve">本次作业共</w:t>
-      </w:r>
-      <w:r>
-        <w:t xml:space="preserve"> 5 </w:t>
-      </w:r>
-      <w:r>
-        <w:rPr>
-          <w:rFonts w:hint="eastAsia"/>
-        </w:rPr>
-        <w:t xml:space="preserve">题，分别研究</w:t>
+        <w:t xml:space="preserve">用传统</w:t>
+      </w:r>
+      <w:r>
+        <w:t xml:space="preserve"> Monte Carlo </w:t>
+      </w:r>
+      <w:r>
+        <w:rPr>
+          <w:rFonts w:hint="eastAsia"/>
+        </w:rPr>
+        <w:t xml:space="preserve">方法模拟</w:t>
       </w:r>
       <w:r>
         <w:t xml:space="preserve"> Buffon </w:t>
@@ -458,95 +523,27 @@
         <w:rPr>
           <w:rFonts w:hint="eastAsia"/>
         </w:rPr>
-        <w:t xml:space="preserve">投针、接受-拒绝法、三校</w:t>
-      </w:r>
-      <w:r>
-        <w:t xml:space="preserve"> Markov </w:t>
-      </w:r>
-      <w:r>
-        <w:rPr>
-          <w:rFonts w:hint="eastAsia"/>
-        </w:rPr>
-        <w:t xml:space="preserve">链、迷宫随机游走，以及矩形网格上的</w:t>
-      </w:r>
-      <w:r>
-        <w:t xml:space="preserve"> Buffon </w:t>
-      </w:r>
-      <w:r>
-        <w:rPr>
-          <w:rFonts w:hint="eastAsia"/>
-        </w:rPr>
-        <w:t xml:space="preserve">投针。每题都给出原题要求、计算方法、直接答案与简短分析。</w:t>
-      </w:r>
-    </w:p>
-    <w:bookmarkEnd w:id="13"/>
-    <w:bookmarkStart w:id="27" w:name="第一题buffon-投针的-monte-carlo-模拟"/>
-    <w:p>
-      <w:pPr>
-        <w:pStyle w:val="Heading1"/>
-      </w:pPr>
-      <w:r>
-        <w:rPr>
-          <w:rStyle w:val="SectionNumber"/>
-        </w:rPr>
-        <w:t xml:space="preserve">1</w:t>
-      </w:r>
-      <w:r>
-        <w:tab/>
-      </w:r>
-      <w:r>
-        <w:rPr>
-          <w:rFonts w:hint="eastAsia"/>
-        </w:rPr>
-        <w:t xml:space="preserve">第一题：Buffon</w:t>
-      </w:r>
-      <w:r>
-        <w:t xml:space="preserve"> </w:t>
-      </w:r>
-      <w:r>
-        <w:rPr>
-          <w:rFonts w:hint="eastAsia"/>
-        </w:rPr>
-        <w:t xml:space="preserve">投针的</w:t>
-      </w:r>
-      <w:r>
-        <w:t xml:space="preserve"> Monte Carlo </w:t>
-      </w:r>
-      <w:r>
-        <w:rPr>
-          <w:rFonts w:hint="eastAsia"/>
-        </w:rPr>
-        <w:t xml:space="preserve">模拟</w:t>
-      </w:r>
-    </w:p>
-    <w:bookmarkStart w:id="17" w:name="a-固定-n-时改变-xba"/>
-    <w:p>
-      <w:pPr>
-        <w:pStyle w:val="Heading2"/>
-      </w:pPr>
-      <w:r>
-        <w:rPr>
-          <w:rStyle w:val="SectionNumber"/>
-        </w:rPr>
-        <w:t xml:space="preserve">1.1</w:t>
-      </w:r>
-      <w:r>
-        <w:tab/>
-      </w:r>
-      <w:r>
-        <w:t xml:space="preserve">(a) </w:t>
-      </w:r>
-      <w:r>
-        <w:rPr>
-          <w:rFonts w:hint="eastAsia"/>
-        </w:rPr>
-        <w:t xml:space="preserve">固定</w:t>
+        <w:t xml:space="preserve">投针问题并计算</w:t>
       </w:r>
       <w:r>
         <w:t xml:space="preserve"> </w:t>
       </w:r>
       <m:oMath>
         <m:r>
+          <m:t>π</m:t>
+        </m:r>
+      </m:oMath>
+      <w:r>
+        <w:rPr>
+          <w:rFonts w:hint="eastAsia"/>
+        </w:rPr>
+        <w:t xml:space="preserve">。在固定样本数</w:t>
+      </w:r>
+      <w:r>
+        <w:t xml:space="preserve"> </w:t>
+      </w:r>
+      <m:oMath>
+        <m:r>
           <m:t>N</m:t>
         </m:r>
       </m:oMath>
@@ -557,7 +554,7 @@
         <w:rPr>
           <w:rFonts w:hint="eastAsia"/>
         </w:rPr>
-        <w:t xml:space="preserve">时改变</w:t>
+        <w:t xml:space="preserve">下改变</w:t>
       </w:r>
       <w:r>
         <w:t xml:space="preserve"> </w:t>
@@ -585,83 +582,18 @@
           <m:t>a</m:t>
         </m:r>
       </m:oMath>
-    </w:p>
-    <w:p>
-      <w:pPr>
-        <w:pStyle w:val="FirstParagraph"/>
-      </w:pPr>
-      <w:r>
-        <w:rPr>
-          <w:rFonts w:hint="eastAsia"/>
-          <w:b/>
-          <w:bCs/>
-        </w:rPr>
-        <w:t xml:space="preserve">待求问题。</w:t>
-      </w:r>
-      <w:r>
-        <w:t xml:space="preserve"> </w:t>
-      </w:r>
-      <w:r>
-        <w:rPr>
-          <w:rFonts w:hint="eastAsia"/>
-        </w:rPr>
-        <w:t xml:space="preserve">用传统</w:t>
-      </w:r>
-      <w:r>
-        <w:t xml:space="preserve"> Monte Carlo </w:t>
-      </w:r>
-      <w:r>
-        <w:rPr>
-          <w:rFonts w:hint="eastAsia"/>
-        </w:rPr>
-        <w:t xml:space="preserve">方法模拟</w:t>
-      </w:r>
-      <w:r>
-        <w:t xml:space="preserve"> Buffon </w:t>
-      </w:r>
-      <w:r>
-        <w:rPr>
-          <w:rFonts w:hint="eastAsia"/>
-        </w:rPr>
-        <w:t xml:space="preserve">投针问题并计算</w:t>
+      <w:r>
+        <w:rPr>
+          <w:rFonts w:hint="eastAsia"/>
+        </w:rPr>
+        <w:t xml:space="preserve">，讨论哪些因素会影响最终结果。为简单起见取</w:t>
       </w:r>
       <w:r>
         <w:t xml:space="preserve"> </w:t>
       </w:r>
       <m:oMath>
         <m:r>
-          <m:t>π</m:t>
-        </m:r>
-      </m:oMath>
-      <w:r>
-        <w:rPr>
-          <w:rFonts w:hint="eastAsia"/>
-        </w:rPr>
-        <w:t xml:space="preserve">。在固定样本数</w:t>
-      </w:r>
-      <w:r>
-        <w:t xml:space="preserve"> </w:t>
-      </w:r>
-      <m:oMath>
-        <m:r>
-          <m:t>N</m:t>
-        </m:r>
-      </m:oMath>
-      <w:r>
-        <w:t xml:space="preserve"> </w:t>
-      </w:r>
-      <w:r>
-        <w:rPr>
-          <w:rFonts w:hint="eastAsia"/>
-        </w:rPr>
-        <w:t xml:space="preserve">下改变</w:t>
-      </w:r>
-      <w:r>
-        <w:t xml:space="preserve"> </w:t>
-      </w:r>
-      <m:oMath>
-        <m:r>
-          <m:t>x</m:t>
+          <m:t>a</m:t>
         </m:r>
         <m:r>
           <m:rPr>
@@ -670,56 +602,24 @@
           <m:t>=</m:t>
         </m:r>
         <m:r>
-          <m:t>b</m:t>
-        </m:r>
-        <m:r>
-          <m:rPr>
-            <m:sty m:val="p"/>
-          </m:rPr>
-          <m:t>/</m:t>
-        </m:r>
-        <m:r>
-          <m:t>a</m:t>
+          <m:t>1</m:t>
         </m:r>
       </m:oMath>
       <w:r>
         <w:rPr>
           <w:rFonts w:hint="eastAsia"/>
         </w:rPr>
-        <w:t xml:space="preserve">，讨论哪些因素会影响最终结果。为简单起见取</w:t>
+        <w:t xml:space="preserve">。题目提示需要考虑</w:t>
       </w:r>
       <w:r>
         <w:t xml:space="preserve"> </w:t>
       </w:r>
       <m:oMath>
         <m:r>
-          <m:t>a</m:t>
-        </m:r>
-        <m:r>
-          <m:rPr>
-            <m:sty m:val="p"/>
-          </m:rPr>
-          <m:t>=</m:t>
-        </m:r>
-        <m:r>
-          <m:t>1</m:t>
+          <m:t>N</m:t>
         </m:r>
       </m:oMath>
       <w:r>
-        <w:rPr>
-          <w:rFonts w:hint="eastAsia"/>
-        </w:rPr>
-        <w:t xml:space="preserve">。题目提示需要考虑</w:t>
-      </w:r>
-      <w:r>
-        <w:t xml:space="preserve"> </w:t>
-      </w:r>
-      <m:oMath>
-        <m:r>
-          <m:t>N</m:t>
-        </m:r>
-      </m:oMath>
-      <w:r>
         <w:t xml:space="preserve"> </w:t>
       </w:r>
       <w:r>
@@ -729,21 +629,32 @@
         <w:t xml:space="preserve">是否足够大，并经验性说明为什么针长增加时估计通常会改善。</w:t>
       </w:r>
     </w:p>
-    <w:p>
-      <w:pPr>
-        <w:pStyle w:val="BodyText"/>
-      </w:pPr>
-      <w:r>
-        <w:rPr>
-          <w:rFonts w:hint="eastAsia"/>
-          <w:b/>
-          <w:bCs/>
-        </w:rPr>
-        <w:t xml:space="preserve">解决方式。</w:t>
-      </w:r>
-      <w:r>
-        <w:t xml:space="preserve"> </w:t>
-      </w:r>
+    <w:bookmarkEnd w:id="15"/>
+    <w:bookmarkStart w:id="16" w:name="解决方式"/>
+    <w:p>
+      <w:pPr>
+        <w:pStyle w:val="Heading2"/>
+      </w:pPr>
+      <w:r>
+        <w:rPr>
+          <w:rStyle w:val="SectionNumber"/>
+        </w:rPr>
+        <w:t xml:space="preserve">1.2</w:t>
+      </w:r>
+      <w:r>
+        <w:tab/>
+      </w:r>
+      <w:r>
+        <w:rPr>
+          <w:rFonts w:hint="eastAsia"/>
+        </w:rPr>
+        <w:t xml:space="preserve">解决方式</w:t>
+      </w:r>
+    </w:p>
+    <w:p>
+      <w:pPr>
+        <w:pStyle w:val="FirstParagraph"/>
+      </w:pPr>
       <w:r>
         <w:rPr>
           <w:rFonts w:hint="eastAsia"/>
@@ -1321,21 +1232,32 @@
         </m:oMath>
       </m:oMathPara>
     </w:p>
+    <w:bookmarkEnd w:id="16"/>
+    <w:bookmarkStart w:id="20" w:name="问题答案"/>
+    <w:p>
+      <w:pPr>
+        <w:pStyle w:val="Heading2"/>
+      </w:pPr>
+      <w:r>
+        <w:rPr>
+          <w:rStyle w:val="SectionNumber"/>
+        </w:rPr>
+        <w:t xml:space="preserve">1.3</w:t>
+      </w:r>
+      <w:r>
+        <w:tab/>
+      </w:r>
+      <w:r>
+        <w:rPr>
+          <w:rFonts w:hint="eastAsia"/>
+        </w:rPr>
+        <w:t xml:space="preserve">问题答案</w:t>
+      </w:r>
+    </w:p>
     <w:p>
       <w:pPr>
         <w:pStyle w:val="FirstParagraph"/>
       </w:pPr>
-      <w:r>
-        <w:rPr>
-          <w:rFonts w:hint="eastAsia"/>
-          <w:b/>
-          <w:bCs/>
-        </w:rPr>
-        <w:t xml:space="preserve">问题答案。</w:t>
-      </w:r>
-      <w:r>
-        <w:t xml:space="preserve"> </w:t>
-      </w:r>
       <w:r>
         <w:rPr>
           <w:rFonts w:hint="eastAsia"/>
@@ -2128,18 +2050,18 @@
           <wp:inline>
             <wp:extent cx="3840480" cy="2322150"/>
             <wp:effectExtent b="0" l="0" r="0" t="0"/>
-            <wp:docPr descr="固定 N 时 Buffon 投针估计" title="" id="15" name="Picture"/>
+            <wp:docPr descr="固定 N 时 Buffon 投针估计" title="" id="18" name="Picture"/>
             <a:graphic>
               <a:graphicData uri="http://schemas.openxmlformats.org/drawingml/2006/picture">
                 <pic:pic>
                   <pic:nvPicPr>
-                    <pic:cNvPr descr="../../results/problem1_buffon_x_fixed_n.png" id="16" name="Picture"/>
+                    <pic:cNvPr descr="../../results/problem1_buffon_x_fixed_n.png" id="19" name="Picture"/>
                     <pic:cNvPicPr>
                       <a:picLocks noChangeArrowheads="1" noChangeAspect="1"/>
                     </pic:cNvPicPr>
                   </pic:nvPicPr>
                   <pic:blipFill>
-                    <a:blip r:embed="rId14"/>
+                    <a:blip r:embed="rId17"/>
                     <a:stretch>
                       <a:fillRect/>
                     </a:stretch>
@@ -2203,21 +2125,32 @@
         <w:t xml:space="preserve">投针估计</w:t>
       </w:r>
     </w:p>
-    <w:p>
-      <w:pPr>
-        <w:pStyle w:val="BodyText"/>
-      </w:pPr>
-      <w:r>
-        <w:rPr>
-          <w:rFonts w:hint="eastAsia"/>
-          <w:b/>
-          <w:bCs/>
-        </w:rPr>
-        <w:t xml:space="preserve">分析。</w:t>
-      </w:r>
-      <w:r>
-        <w:t xml:space="preserve"> </w:t>
-      </w:r>
+    <w:bookmarkEnd w:id="20"/>
+    <w:bookmarkStart w:id="21" w:name="分析"/>
+    <w:p>
+      <w:pPr>
+        <w:pStyle w:val="Heading2"/>
+      </w:pPr>
+      <w:r>
+        <w:rPr>
+          <w:rStyle w:val="SectionNumber"/>
+        </w:rPr>
+        <w:t xml:space="preserve">1.4</w:t>
+      </w:r>
+      <w:r>
+        <w:tab/>
+      </w:r>
+      <w:r>
+        <w:rPr>
+          <w:rFonts w:hint="eastAsia"/>
+        </w:rPr>
+        <w:t xml:space="preserve">分析</w:t>
+      </w:r>
+    </w:p>
+    <w:p>
+      <w:pPr>
+        <w:pStyle w:val="FirstParagraph"/>
+      </w:pPr>
       <w:r>
         <w:rPr>
           <w:rFonts w:hint="eastAsia"/>
@@ -2340,8 +2273,93 @@
         <w:t xml:space="preserve">单调下降。</w:t>
       </w:r>
     </w:p>
-    <w:bookmarkEnd w:id="17"/>
-    <w:bookmarkStart w:id="21" w:name="b-改变样本数-n"/>
+    <w:bookmarkEnd w:id="21"/>
+    <w:bookmarkEnd w:id="22"/>
+    <w:bookmarkStart w:id="30" w:name="problem-1b改变样本数-n"/>
+    <w:p>
+      <w:pPr>
+        <w:pStyle w:val="Heading1"/>
+      </w:pPr>
+      <w:r>
+        <w:rPr>
+          <w:rStyle w:val="SectionNumber"/>
+        </w:rPr>
+        <w:t xml:space="preserve">2</w:t>
+      </w:r>
+      <w:r>
+        <w:tab/>
+      </w:r>
+      <w:r>
+        <w:t xml:space="preserve">Problem </w:t>
+      </w:r>
+      <w:r>
+        <w:rPr>
+          <w:rFonts w:hint="eastAsia"/>
+        </w:rPr>
+        <w:t xml:space="preserve">1(b)：改变样本数</w:t>
+      </w:r>
+      <w:r>
+        <w:t xml:space="preserve"> </w:t>
+      </w:r>
+      <m:oMath>
+        <m:r>
+          <m:t>N</m:t>
+        </m:r>
+      </m:oMath>
+    </w:p>
+    <w:p>
+      <w:pPr>
+        <w:pStyle w:val="FirstParagraph"/>
+      </w:pPr>
+      <w:r>
+        <w:rPr>
+          <w:rFonts w:hint="eastAsia"/>
+        </w:rPr>
+        <w:t xml:space="preserve">相关脚本：</w:t>
+      </w:r>
+    </w:p>
+    <w:p>
+      <w:pPr>
+        <w:pStyle w:val="Compact"/>
+        <w:numPr>
+          <w:ilvl w:val="0"/>
+          <w:numId w:val="1002"/>
+        </w:numPr>
+      </w:pPr>
+      <w:hyperlink r:id="rId13">
+        <w:r>
+          <w:rPr>
+            <w:rStyle w:val="Hyperlink"/>
+            <w:rFonts w:hint="eastAsia"/>
+          </w:rPr>
+          <w:t xml:space="preserve">本地</w:t>
+        </w:r>
+        <w:r>
+          <w:rPr>
+            <w:rStyle w:val="Hyperlink"/>
+          </w:rPr>
+          <w:t xml:space="preserve"> scripts/problem1.py</w:t>
+        </w:r>
+      </w:hyperlink>
+    </w:p>
+    <w:p>
+      <w:pPr>
+        <w:pStyle w:val="Compact"/>
+        <w:numPr>
+          <w:ilvl w:val="0"/>
+          <w:numId w:val="1002"/>
+        </w:numPr>
+      </w:pPr>
+      <w:hyperlink r:id="rId14">
+        <w:r>
+          <w:rPr>
+            <w:rStyle w:val="Hyperlink"/>
+          </w:rPr>
+          <w:t xml:space="preserve">GitHub scripts/problem1.py</w:t>
+        </w:r>
+      </w:hyperlink>
+    </w:p>
+    <w:bookmarkStart w:id="23" w:name="待求问题-1"/>
     <w:p>
       <w:pPr>
         <w:pStyle w:val="Heading2"/>
@@ -2350,19 +2368,27 @@
         <w:rPr>
           <w:rStyle w:val="SectionNumber"/>
         </w:rPr>
-        <w:t xml:space="preserve">1.2</w:t>
+        <w:t xml:space="preserve">2.1</w:t>
       </w:r>
       <w:r>
         <w:tab/>
       </w:r>
       <w:r>
-        <w:t xml:space="preserve">(b) </w:t>
-      </w:r>
-      <w:r>
-        <w:rPr>
-          <w:rFonts w:hint="eastAsia"/>
-        </w:rPr>
-        <w:t xml:space="preserve">改变样本数</w:t>
+        <w:rPr>
+          <w:rFonts w:hint="eastAsia"/>
+        </w:rPr>
+        <w:t xml:space="preserve">待求问题</w:t>
+      </w:r>
+    </w:p>
+    <w:p>
+      <w:pPr>
+        <w:pStyle w:val="FirstParagraph"/>
+      </w:pPr>
+      <w:r>
+        <w:rPr>
+          <w:rFonts w:hint="eastAsia"/>
+        </w:rPr>
+        <w:t xml:space="preserve">改变</w:t>
       </w:r>
       <w:r>
         <w:t xml:space="preserve"> </w:t>
@@ -2372,70 +2398,51 @@
           <m:t>N</m:t>
         </m:r>
       </m:oMath>
+      <w:r>
+        <w:t xml:space="preserve"> </w:t>
+      </w:r>
+      <w:r>
+        <w:rPr>
+          <w:rFonts w:hint="eastAsia"/>
+        </w:rPr>
+        <w:t xml:space="preserve">的取值，观察传统</w:t>
+      </w:r>
+      <w:r>
+        <w:t xml:space="preserve"> Buffon </w:t>
+      </w:r>
+      <w:r>
+        <w:rPr>
+          <w:rFonts w:hint="eastAsia"/>
+        </w:rPr>
+        <w:t xml:space="preserve">投针方法能够获得多高的计算精度。</w:t>
+      </w:r>
+    </w:p>
+    <w:bookmarkEnd w:id="23"/>
+    <w:bookmarkStart w:id="24" w:name="解决方式-1"/>
+    <w:p>
+      <w:pPr>
+        <w:pStyle w:val="Heading2"/>
+      </w:pPr>
+      <w:r>
+        <w:rPr>
+          <w:rStyle w:val="SectionNumber"/>
+        </w:rPr>
+        <w:t xml:space="preserve">2.2</w:t>
+      </w:r>
+      <w:r>
+        <w:tab/>
+      </w:r>
+      <w:r>
+        <w:rPr>
+          <w:rFonts w:hint="eastAsia"/>
+        </w:rPr>
+        <w:t xml:space="preserve">解决方式</w:t>
+      </w:r>
     </w:p>
     <w:p>
       <w:pPr>
         <w:pStyle w:val="FirstParagraph"/>
       </w:pPr>
-      <w:r>
-        <w:rPr>
-          <w:rFonts w:hint="eastAsia"/>
-          <w:b/>
-          <w:bCs/>
-        </w:rPr>
-        <w:t xml:space="preserve">待求问题。</w:t>
-      </w:r>
-      <w:r>
-        <w:t xml:space="preserve"> </w:t>
-      </w:r>
-      <w:r>
-        <w:rPr>
-          <w:rFonts w:hint="eastAsia"/>
-        </w:rPr>
-        <w:t xml:space="preserve">改变</w:t>
-      </w:r>
-      <w:r>
-        <w:t xml:space="preserve"> </w:t>
-      </w:r>
-      <m:oMath>
-        <m:r>
-          <m:t>N</m:t>
-        </m:r>
-      </m:oMath>
-      <w:r>
-        <w:t xml:space="preserve"> </w:t>
-      </w:r>
-      <w:r>
-        <w:rPr>
-          <w:rFonts w:hint="eastAsia"/>
-        </w:rPr>
-        <w:t xml:space="preserve">的取值，观察传统</w:t>
-      </w:r>
-      <w:r>
-        <w:t xml:space="preserve"> Buffon </w:t>
-      </w:r>
-      <w:r>
-        <w:rPr>
-          <w:rFonts w:hint="eastAsia"/>
-        </w:rPr>
-        <w:t xml:space="preserve">投针方法能够获得多高的计算精度。</w:t>
-      </w:r>
-    </w:p>
-    <w:p>
-      <w:pPr>
-        <w:pStyle w:val="BodyText"/>
-      </w:pPr>
-      <w:r>
-        <w:rPr>
-          <w:rFonts w:hint="eastAsia"/>
-          <w:b/>
-          <w:bCs/>
-        </w:rPr>
-        <w:t xml:space="preserve">解决方式。</w:t>
-      </w:r>
-      <w:r>
-        <w:t xml:space="preserve"> </w:t>
-      </w:r>
       <w:r>
         <w:rPr>
           <w:rFonts w:hint="eastAsia"/>
@@ -2500,21 +2507,32 @@
         <w:t xml:space="preserve">之间共享前缀样本，便于观察样本量增加带来的收敛趋势。</w:t>
       </w:r>
     </w:p>
-    <w:p>
-      <w:pPr>
-        <w:pStyle w:val="BodyText"/>
-      </w:pPr>
-      <w:r>
-        <w:rPr>
-          <w:rFonts w:hint="eastAsia"/>
-          <w:b/>
-          <w:bCs/>
-        </w:rPr>
-        <w:t xml:space="preserve">问题答案。</w:t>
-      </w:r>
-      <w:r>
-        <w:t xml:space="preserve"> </w:t>
-      </w:r>
+    <w:bookmarkEnd w:id="24"/>
+    <w:bookmarkStart w:id="28" w:name="问题答案-1"/>
+    <w:p>
+      <w:pPr>
+        <w:pStyle w:val="Heading2"/>
+      </w:pPr>
+      <w:r>
+        <w:rPr>
+          <w:rStyle w:val="SectionNumber"/>
+        </w:rPr>
+        <w:t xml:space="preserve">2.3</w:t>
+      </w:r>
+      <w:r>
+        <w:tab/>
+      </w:r>
+      <w:r>
+        <w:rPr>
+          <w:rFonts w:hint="eastAsia"/>
+        </w:rPr>
+        <w:t xml:space="preserve">问题答案</w:t>
+      </w:r>
+    </w:p>
+    <w:p>
+      <w:pPr>
+        <w:pStyle w:val="FirstParagraph"/>
+      </w:pPr>
       <w:r>
         <w:rPr>
           <w:rFonts w:hint="eastAsia"/>
@@ -2948,18 +2966,18 @@
           <wp:inline>
             <wp:extent cx="3840480" cy="2322150"/>
             <wp:effectExtent b="0" l="0" r="0" t="0"/>
-            <wp:docPr descr="Buffon 投针随样本数收敛" title="" id="19" name="Picture"/>
+            <wp:docPr descr="Buffon 投针随样本数收敛" title="" id="26" name="Picture"/>
             <a:graphic>
               <a:graphicData uri="http://schemas.openxmlformats.org/drawingml/2006/picture">
                 <pic:pic>
                   <pic:nvPicPr>
-                    <pic:cNvPr descr="../../results/problem1_buffon_n_convergence.png" id="20" name="Picture"/>
+                    <pic:cNvPr descr="../../results/problem1_buffon_n_convergence.png" id="27" name="Picture"/>
                     <pic:cNvPicPr>
                       <a:picLocks noChangeArrowheads="1" noChangeAspect="1"/>
                     </pic:cNvPicPr>
                   </pic:nvPicPr>
                   <pic:blipFill>
-                    <a:blip r:embed="rId18"/>
+                    <a:blip r:embed="rId25"/>
                     <a:stretch>
                       <a:fillRect/>
                     </a:stretch>
@@ -3138,21 +3156,32 @@
         <w:t xml:space="preserve">。</w:t>
       </w:r>
     </w:p>
-    <w:p>
-      <w:pPr>
-        <w:pStyle w:val="BodyText"/>
-      </w:pPr>
-      <w:r>
-        <w:rPr>
-          <w:rFonts w:hint="eastAsia"/>
-          <w:b/>
-          <w:bCs/>
-        </w:rPr>
-        <w:t xml:space="preserve">分析。</w:t>
-      </w:r>
-      <w:r>
-        <w:t xml:space="preserve"> </w:t>
-      </w:r>
+    <w:bookmarkEnd w:id="28"/>
+    <w:bookmarkStart w:id="29" w:name="分析-1"/>
+    <w:p>
+      <w:pPr>
+        <w:pStyle w:val="Heading2"/>
+      </w:pPr>
+      <w:r>
+        <w:rPr>
+          <w:rStyle w:val="SectionNumber"/>
+        </w:rPr>
+        <w:t xml:space="preserve">2.4</w:t>
+      </w:r>
+      <w:r>
+        <w:tab/>
+      </w:r>
+      <w:r>
+        <w:rPr>
+          <w:rFonts w:hint="eastAsia"/>
+        </w:rPr>
+        <w:t xml:space="preserve">分析</w:t>
+      </w:r>
+    </w:p>
+    <w:p>
+      <w:pPr>
+        <w:pStyle w:val="FirstParagraph"/>
+      </w:pPr>
       <w:r>
         <w:t xml:space="preserve">Monte Carlo </w:t>
       </w:r>
@@ -3233,8 +3262,85 @@
         <w:t xml:space="preserve">倍样本量。这也是本题中提高精度的主要成本。</w:t>
       </w:r>
     </w:p>
-    <w:bookmarkEnd w:id="21"/>
-    <w:bookmarkStart w:id="22" w:name="c-计算机为什么只能达到这种精度"/>
+    <w:bookmarkEnd w:id="29"/>
+    <w:bookmarkEnd w:id="30"/>
+    <w:bookmarkStart w:id="35" w:name="problem-1c计算机为什么只能达到这种精度"/>
+    <w:p>
+      <w:pPr>
+        <w:pStyle w:val="Heading1"/>
+      </w:pPr>
+      <w:r>
+        <w:rPr>
+          <w:rStyle w:val="SectionNumber"/>
+        </w:rPr>
+        <w:t xml:space="preserve">3</w:t>
+      </w:r>
+      <w:r>
+        <w:tab/>
+      </w:r>
+      <w:r>
+        <w:t xml:space="preserve">Problem </w:t>
+      </w:r>
+      <w:r>
+        <w:rPr>
+          <w:rFonts w:hint="eastAsia"/>
+        </w:rPr>
+        <w:t xml:space="preserve">1(c)：计算机为什么只能达到这种精度</w:t>
+      </w:r>
+    </w:p>
+    <w:p>
+      <w:pPr>
+        <w:pStyle w:val="FirstParagraph"/>
+      </w:pPr>
+      <w:r>
+        <w:rPr>
+          <w:rFonts w:hint="eastAsia"/>
+        </w:rPr>
+        <w:t xml:space="preserve">相关脚本：</w:t>
+      </w:r>
+    </w:p>
+    <w:p>
+      <w:pPr>
+        <w:pStyle w:val="Compact"/>
+        <w:numPr>
+          <w:ilvl w:val="0"/>
+          <w:numId w:val="1003"/>
+        </w:numPr>
+      </w:pPr>
+      <w:hyperlink r:id="rId13">
+        <w:r>
+          <w:rPr>
+            <w:rStyle w:val="Hyperlink"/>
+            <w:rFonts w:hint="eastAsia"/>
+          </w:rPr>
+          <w:t xml:space="preserve">本地</w:t>
+        </w:r>
+        <w:r>
+          <w:rPr>
+            <w:rStyle w:val="Hyperlink"/>
+          </w:rPr>
+          <w:t xml:space="preserve"> scripts/problem1.py</w:t>
+        </w:r>
+      </w:hyperlink>
+    </w:p>
+    <w:p>
+      <w:pPr>
+        <w:pStyle w:val="Compact"/>
+        <w:numPr>
+          <w:ilvl w:val="0"/>
+          <w:numId w:val="1003"/>
+        </w:numPr>
+      </w:pPr>
+      <w:hyperlink r:id="rId14">
+        <w:r>
+          <w:rPr>
+            <w:rStyle w:val="Hyperlink"/>
+          </w:rPr>
+          <w:t xml:space="preserve">GitHub scripts/problem1.py</w:t>
+        </w:r>
+      </w:hyperlink>
+    </w:p>
+    <w:bookmarkStart w:id="31" w:name="待求问题-2"/>
     <w:p>
       <w:pPr>
         <w:pStyle w:val="Heading2"/>
@@ -3243,19 +3349,16 @@
         <w:rPr>
           <w:rStyle w:val="SectionNumber"/>
         </w:rPr>
-        <w:t xml:space="preserve">1.3</w:t>
+        <w:t xml:space="preserve">3.1</w:t>
       </w:r>
       <w:r>
         <w:tab/>
       </w:r>
       <w:r>
-        <w:t xml:space="preserve">(c) </w:t>
-      </w:r>
-      <w:r>
-        <w:rPr>
-          <w:rFonts w:hint="eastAsia"/>
-        </w:rPr>
-        <w:t xml:space="preserve">计算机为什么只能达到这种精度</w:t>
+        <w:rPr>
+          <w:rFonts w:hint="eastAsia"/>
+        </w:rPr>
+        <w:t xml:space="preserve">待求问题</w:t>
       </w:r>
     </w:p>
     <w:p>
@@ -3265,36 +3368,36 @@
       <w:r>
         <w:rPr>
           <w:rFonts w:hint="eastAsia"/>
-          <w:b/>
-          <w:bCs/>
-        </w:rPr>
-        <w:t xml:space="preserve">待求问题。</w:t>
-      </w:r>
-      <w:r>
-        <w:t xml:space="preserve"> </w:t>
-      </w:r>
-      <w:r>
-        <w:rPr>
-          <w:rFonts w:hint="eastAsia"/>
         </w:rPr>
         <w:t xml:space="preserve">解释为什么本机程序只能得到上述量级的精度，并给出尽可能多的原因。</w:t>
       </w:r>
     </w:p>
-    <w:p>
-      <w:pPr>
-        <w:pStyle w:val="BodyText"/>
-      </w:pPr>
-      <w:r>
-        <w:rPr>
-          <w:rFonts w:hint="eastAsia"/>
-          <w:b/>
-          <w:bCs/>
-        </w:rPr>
-        <w:t xml:space="preserve">解决方式。</w:t>
-      </w:r>
-      <w:r>
-        <w:t xml:space="preserve"> </w:t>
-      </w:r>
+    <w:bookmarkEnd w:id="31"/>
+    <w:bookmarkStart w:id="32" w:name="解决方式-2"/>
+    <w:p>
+      <w:pPr>
+        <w:pStyle w:val="Heading2"/>
+      </w:pPr>
+      <w:r>
+        <w:rPr>
+          <w:rStyle w:val="SectionNumber"/>
+        </w:rPr>
+        <w:t xml:space="preserve">3.2</w:t>
+      </w:r>
+      <w:r>
+        <w:tab/>
+      </w:r>
+      <w:r>
+        <w:rPr>
+          <w:rFonts w:hint="eastAsia"/>
+        </w:rPr>
+        <w:t xml:space="preserve">解决方式</w:t>
+      </w:r>
+    </w:p>
+    <w:p>
+      <w:pPr>
+        <w:pStyle w:val="FirstParagraph"/>
+      </w:pPr>
       <w:r>
         <w:rPr>
           <w:rFonts w:hint="eastAsia"/>
@@ -3311,21 +3414,32 @@
         <w:t xml:space="preserve">采样误差、伪随机数误差、计数离散误差、浮点舍入误差和计算资源限制，并比较它们在本实验中的主次关系。</w:t>
       </w:r>
     </w:p>
-    <w:p>
-      <w:pPr>
-        <w:pStyle w:val="BodyText"/>
-      </w:pPr>
-      <w:r>
-        <w:rPr>
-          <w:rFonts w:hint="eastAsia"/>
-          <w:b/>
-          <w:bCs/>
-        </w:rPr>
-        <w:t xml:space="preserve">问题答案。</w:t>
-      </w:r>
-      <w:r>
-        <w:t xml:space="preserve"> </w:t>
-      </w:r>
+    <w:bookmarkEnd w:id="32"/>
+    <w:bookmarkStart w:id="33" w:name="问题答案-2"/>
+    <w:p>
+      <w:pPr>
+        <w:pStyle w:val="Heading2"/>
+      </w:pPr>
+      <w:r>
+        <w:rPr>
+          <w:rStyle w:val="SectionNumber"/>
+        </w:rPr>
+        <w:t xml:space="preserve">3.3</w:t>
+      </w:r>
+      <w:r>
+        <w:tab/>
+      </w:r>
+      <w:r>
+        <w:rPr>
+          <w:rFonts w:hint="eastAsia"/>
+        </w:rPr>
+        <w:t xml:space="preserve">问题答案</w:t>
+      </w:r>
+    </w:p>
+    <w:p>
+      <w:pPr>
+        <w:pStyle w:val="FirstParagraph"/>
+      </w:pPr>
       <w:r>
         <w:rPr>
           <w:rFonts w:hint="eastAsia"/>
@@ -3613,21 +3727,32 @@
         <w:t xml:space="preserve">小于一个标准差，属于合理随机波动。</w:t>
       </w:r>
     </w:p>
-    <w:p>
-      <w:pPr>
-        <w:pStyle w:val="BodyText"/>
-      </w:pPr>
-      <w:r>
-        <w:rPr>
-          <w:rFonts w:hint="eastAsia"/>
-          <w:b/>
-          <w:bCs/>
-        </w:rPr>
-        <w:t xml:space="preserve">分析。</w:t>
-      </w:r>
-      <w:r>
-        <w:t xml:space="preserve"> </w:t>
-      </w:r>
+    <w:bookmarkEnd w:id="33"/>
+    <w:bookmarkStart w:id="34" w:name="分析-2"/>
+    <w:p>
+      <w:pPr>
+        <w:pStyle w:val="Heading2"/>
+      </w:pPr>
+      <w:r>
+        <w:rPr>
+          <w:rStyle w:val="SectionNumber"/>
+        </w:rPr>
+        <w:t xml:space="preserve">3.4</w:t>
+      </w:r>
+      <w:r>
+        <w:tab/>
+      </w:r>
+      <w:r>
+        <w:rPr>
+          <w:rFonts w:hint="eastAsia"/>
+        </w:rPr>
+        <w:t xml:space="preserve">分析</w:t>
+      </w:r>
+    </w:p>
+    <w:p>
+      <w:pPr>
+        <w:pStyle w:val="FirstParagraph"/>
+      </w:pPr>
       <w:r>
         <w:rPr>
           <w:rFonts w:hint="eastAsia"/>
@@ -3669,8 +3794,85 @@
         <w:t xml:space="preserve">增长，也都会限制实际可取得的精度。</w:t>
       </w:r>
     </w:p>
-    <w:bookmarkEnd w:id="22"/>
-    <w:bookmarkStart w:id="26" w:name="d-长针概率公式的可选实验"/>
+    <w:bookmarkEnd w:id="34"/>
+    <w:bookmarkEnd w:id="35"/>
+    <w:bookmarkStart w:id="43" w:name="problem-1d长针概率公式的可选实验"/>
+    <w:p>
+      <w:pPr>
+        <w:pStyle w:val="Heading1"/>
+      </w:pPr>
+      <w:r>
+        <w:rPr>
+          <w:rStyle w:val="SectionNumber"/>
+        </w:rPr>
+        <w:t xml:space="preserve">4</w:t>
+      </w:r>
+      <w:r>
+        <w:tab/>
+      </w:r>
+      <w:r>
+        <w:t xml:space="preserve">Problem </w:t>
+      </w:r>
+      <w:r>
+        <w:rPr>
+          <w:rFonts w:hint="eastAsia"/>
+        </w:rPr>
+        <w:t xml:space="preserve">1(d)：长针概率公式的可选实验</w:t>
+      </w:r>
+    </w:p>
+    <w:p>
+      <w:pPr>
+        <w:pStyle w:val="FirstParagraph"/>
+      </w:pPr>
+      <w:r>
+        <w:rPr>
+          <w:rFonts w:hint="eastAsia"/>
+        </w:rPr>
+        <w:t xml:space="preserve">相关脚本：</w:t>
+      </w:r>
+    </w:p>
+    <w:p>
+      <w:pPr>
+        <w:pStyle w:val="Compact"/>
+        <w:numPr>
+          <w:ilvl w:val="0"/>
+          <w:numId w:val="1004"/>
+        </w:numPr>
+      </w:pPr>
+      <w:hyperlink r:id="rId13">
+        <w:r>
+          <w:rPr>
+            <w:rStyle w:val="Hyperlink"/>
+            <w:rFonts w:hint="eastAsia"/>
+          </w:rPr>
+          <w:t xml:space="preserve">本地</w:t>
+        </w:r>
+        <w:r>
+          <w:rPr>
+            <w:rStyle w:val="Hyperlink"/>
+          </w:rPr>
+          <w:t xml:space="preserve"> scripts/problem1.py</w:t>
+        </w:r>
+      </w:hyperlink>
+    </w:p>
+    <w:p>
+      <w:pPr>
+        <w:pStyle w:val="Compact"/>
+        <w:numPr>
+          <w:ilvl w:val="0"/>
+          <w:numId w:val="1004"/>
+        </w:numPr>
+      </w:pPr>
+      <w:hyperlink r:id="rId14">
+        <w:r>
+          <w:rPr>
+            <w:rStyle w:val="Hyperlink"/>
+          </w:rPr>
+          <w:t xml:space="preserve">GitHub scripts/problem1.py</w:t>
+        </w:r>
+      </w:hyperlink>
+    </w:p>
+    <w:bookmarkStart w:id="36" w:name="待求问题-3"/>
     <w:p>
       <w:pPr>
         <w:pStyle w:val="Heading2"/>
@@ -3679,36 +3881,22 @@
         <w:rPr>
           <w:rStyle w:val="SectionNumber"/>
         </w:rPr>
-        <w:t xml:space="preserve">1.4</w:t>
+        <w:t xml:space="preserve">4.1</w:t>
       </w:r>
       <w:r>
         <w:tab/>
       </w:r>
       <w:r>
-        <w:t xml:space="preserve">(d) </w:t>
-      </w:r>
-      <w:r>
-        <w:rPr>
-          <w:rFonts w:hint="eastAsia"/>
-        </w:rPr>
-        <w:t xml:space="preserve">长针概率公式的可选实验</w:t>
+        <w:rPr>
+          <w:rFonts w:hint="eastAsia"/>
+        </w:rPr>
+        <w:t xml:space="preserve">待求问题</w:t>
       </w:r>
     </w:p>
     <w:p>
       <w:pPr>
         <w:pStyle w:val="FirstParagraph"/>
       </w:pPr>
-      <w:r>
-        <w:rPr>
-          <w:rFonts w:hint="eastAsia"/>
-          <w:b/>
-          <w:bCs/>
-        </w:rPr>
-        <w:t xml:space="preserve">待求问题。</w:t>
-      </w:r>
-      <w:r>
-        <w:t xml:space="preserve"> </w:t>
-      </w:r>
       <w:r>
         <w:rPr>
           <w:rFonts w:hint="eastAsia"/>
@@ -4050,21 +4238,32 @@
         <w:t xml:space="preserve">理解为针长与平行线间距之比。</w:t>
       </w:r>
     </w:p>
-    <w:p>
-      <w:pPr>
-        <w:pStyle w:val="BodyText"/>
-      </w:pPr>
-      <w:r>
-        <w:rPr>
-          <w:rFonts w:hint="eastAsia"/>
-          <w:b/>
-          <w:bCs/>
-        </w:rPr>
-        <w:t xml:space="preserve">解决方式。</w:t>
-      </w:r>
-      <w:r>
-        <w:t xml:space="preserve"> </w:t>
-      </w:r>
+    <w:bookmarkEnd w:id="36"/>
+    <w:bookmarkStart w:id="37" w:name="解决方式-3"/>
+    <w:p>
+      <w:pPr>
+        <w:pStyle w:val="Heading2"/>
+      </w:pPr>
+      <w:r>
+        <w:rPr>
+          <w:rStyle w:val="SectionNumber"/>
+        </w:rPr>
+        <w:t xml:space="preserve">4.2</w:t>
+      </w:r>
+      <w:r>
+        <w:tab/>
+      </w:r>
+      <w:r>
+        <w:rPr>
+          <w:rFonts w:hint="eastAsia"/>
+        </w:rPr>
+        <w:t xml:space="preserve">解决方式</w:t>
+      </w:r>
+    </w:p>
+    <w:p>
+      <w:pPr>
+        <w:pStyle w:val="FirstParagraph"/>
+      </w:pPr>
       <w:r>
         <w:rPr>
           <w:rFonts w:hint="eastAsia"/>
@@ -4493,21 +4692,32 @@
         <w:t xml:space="preserve">。</w:t>
       </w:r>
     </w:p>
-    <w:p>
-      <w:pPr>
-        <w:pStyle w:val="BodyText"/>
-      </w:pPr>
-      <w:r>
-        <w:rPr>
-          <w:rFonts w:hint="eastAsia"/>
-          <w:b/>
-          <w:bCs/>
-        </w:rPr>
-        <w:t xml:space="preserve">问题答案。</w:t>
-      </w:r>
-      <w:r>
-        <w:t xml:space="preserve"> </w:t>
-      </w:r>
+    <w:bookmarkEnd w:id="37"/>
+    <w:bookmarkStart w:id="41" w:name="问题答案-3"/>
+    <w:p>
+      <w:pPr>
+        <w:pStyle w:val="Heading2"/>
+      </w:pPr>
+      <w:r>
+        <w:rPr>
+          <w:rStyle w:val="SectionNumber"/>
+        </w:rPr>
+        <w:t xml:space="preserve">4.3</w:t>
+      </w:r>
+      <w:r>
+        <w:tab/>
+      </w:r>
+      <w:r>
+        <w:rPr>
+          <w:rFonts w:hint="eastAsia"/>
+        </w:rPr>
+        <w:t xml:space="preserve">问题答案</w:t>
+      </w:r>
+    </w:p>
+    <w:p>
+      <w:pPr>
+        <w:pStyle w:val="FirstParagraph"/>
+      </w:pPr>
       <w:r>
         <w:rPr>
           <w:rFonts w:hint="eastAsia"/>
@@ -5339,18 +5549,18 @@
           <wp:inline>
             <wp:extent cx="3840480" cy="2356658"/>
             <wp:effectExtent b="0" l="0" r="0" t="0"/>
-            <wp:docPr descr="长针 Buffon 投针估计" title="" id="24" name="Picture"/>
+            <wp:docPr descr="长针 Buffon 投针估计" title="" id="39" name="Picture"/>
             <a:graphic>
               <a:graphicData uri="http://schemas.openxmlformats.org/drawingml/2006/picture">
                 <pic:pic>
                   <pic:nvPicPr>
-                    <pic:cNvPr descr="../../results/problem1_buffon_long_needles.png" id="25" name="Picture"/>
+                    <pic:cNvPr descr="../../results/problem1_buffon_long_needles.png" id="40" name="Picture"/>
                     <pic:cNvPicPr>
                       <a:picLocks noChangeArrowheads="1" noChangeAspect="1"/>
                     </pic:cNvPicPr>
                   </pic:nvPicPr>
                   <pic:blipFill>
-                    <a:blip r:embed="rId23"/>
+                    <a:blip r:embed="rId38"/>
                     <a:stretch>
                       <a:fillRect/>
                     </a:stretch>
@@ -5397,21 +5607,32 @@
         <w:t xml:space="preserve">投针估计</w:t>
       </w:r>
     </w:p>
-    <w:p>
-      <w:pPr>
-        <w:pStyle w:val="BodyText"/>
-      </w:pPr>
-      <w:r>
-        <w:rPr>
-          <w:rFonts w:hint="eastAsia"/>
-          <w:b/>
-          <w:bCs/>
-        </w:rPr>
-        <w:t xml:space="preserve">分析。</w:t>
-      </w:r>
-      <w:r>
-        <w:t xml:space="preserve"> </w:t>
-      </w:r>
+    <w:bookmarkEnd w:id="41"/>
+    <w:bookmarkStart w:id="42" w:name="分析-3"/>
+    <w:p>
+      <w:pPr>
+        <w:pStyle w:val="Heading2"/>
+      </w:pPr>
+      <w:r>
+        <w:rPr>
+          <w:rStyle w:val="SectionNumber"/>
+        </w:rPr>
+        <w:t xml:space="preserve">4.4</w:t>
+      </w:r>
+      <w:r>
+        <w:tab/>
+      </w:r>
+      <w:r>
+        <w:rPr>
+          <w:rFonts w:hint="eastAsia"/>
+        </w:rPr>
+        <w:t xml:space="preserve">分析</w:t>
+      </w:r>
+    </w:p>
+    <w:p>
+      <w:pPr>
+        <w:pStyle w:val="FirstParagraph"/>
+      </w:pPr>
       <w:r>
         <w:rPr>
           <w:rFonts w:hint="eastAsia"/>
@@ -5520,30 +5741,109 @@
         <w:t xml:space="preserve">1，二项波动减小，因此理论标准差下降；但有限样本下仍会有随机起伏。</w:t>
       </w:r>
     </w:p>
-    <w:bookmarkEnd w:id="26"/>
-    <w:bookmarkEnd w:id="27"/>
-    <w:bookmarkStart w:id="33" w:name="第二题接受-拒绝法计算圆周率"/>
+    <w:bookmarkEnd w:id="42"/>
+    <w:bookmarkEnd w:id="43"/>
+    <w:bookmarkStart w:id="44" w:name="ii.-接受-拒绝法计算圆周率"/>
     <w:p>
       <w:pPr>
         <w:pStyle w:val="Heading1"/>
       </w:pPr>
       <w:r>
+        <w:t xml:space="preserve">II. </w:t>
+      </w:r>
+      <w:r>
+        <w:rPr>
+          <w:rFonts w:hint="eastAsia"/>
+        </w:rPr>
+        <w:t xml:space="preserve">接受-拒绝法计算圆周率</w:t>
+      </w:r>
+    </w:p>
+    <w:bookmarkEnd w:id="44"/>
+    <w:bookmarkStart w:id="54" w:name="problem-2a改变样本数-n"/>
+    <w:p>
+      <w:pPr>
+        <w:pStyle w:val="Heading1"/>
+      </w:pPr>
+      <w:r>
         <w:rPr>
           <w:rStyle w:val="SectionNumber"/>
         </w:rPr>
-        <w:t xml:space="preserve">2</w:t>
+        <w:t xml:space="preserve">5</w:t>
       </w:r>
       <w:r>
         <w:tab/>
       </w:r>
       <w:r>
-        <w:rPr>
-          <w:rFonts w:hint="eastAsia"/>
-        </w:rPr>
-        <w:t xml:space="preserve">第二题：接受-拒绝法计算圆周率</w:t>
-      </w:r>
-    </w:p>
-    <w:bookmarkStart w:id="31" w:name="a-改变样本数-n"/>
+        <w:t xml:space="preserve">Problem </w:t>
+      </w:r>
+      <w:r>
+        <w:rPr>
+          <w:rFonts w:hint="eastAsia"/>
+        </w:rPr>
+        <w:t xml:space="preserve">2(a)：改变样本数</w:t>
+      </w:r>
+      <w:r>
+        <w:t xml:space="preserve"> </w:t>
+      </w:r>
+      <m:oMath>
+        <m:r>
+          <m:t>N</m:t>
+        </m:r>
+      </m:oMath>
+    </w:p>
+    <w:p>
+      <w:pPr>
+        <w:pStyle w:val="FirstParagraph"/>
+      </w:pPr>
+      <w:r>
+        <w:rPr>
+          <w:rFonts w:hint="eastAsia"/>
+        </w:rPr>
+        <w:t xml:space="preserve">相关脚本：</w:t>
+      </w:r>
+    </w:p>
+    <w:p>
+      <w:pPr>
+        <w:pStyle w:val="Compact"/>
+        <w:numPr>
+          <w:ilvl w:val="0"/>
+          <w:numId w:val="1005"/>
+        </w:numPr>
+      </w:pPr>
+      <w:hyperlink r:id="rId45">
+        <w:r>
+          <w:rPr>
+            <w:rStyle w:val="Hyperlink"/>
+            <w:rFonts w:hint="eastAsia"/>
+          </w:rPr>
+          <w:t xml:space="preserve">本地</w:t>
+        </w:r>
+        <w:r>
+          <w:rPr>
+            <w:rStyle w:val="Hyperlink"/>
+          </w:rPr>
+          <w:t xml:space="preserve"> scripts/problem2.py</w:t>
+        </w:r>
+      </w:hyperlink>
+    </w:p>
+    <w:p>
+      <w:pPr>
+        <w:pStyle w:val="Compact"/>
+        <w:numPr>
+          <w:ilvl w:val="0"/>
+          <w:numId w:val="1005"/>
+        </w:numPr>
+      </w:pPr>
+      <w:hyperlink r:id="rId46">
+        <w:r>
+          <w:rPr>
+            <w:rStyle w:val="Hyperlink"/>
+          </w:rPr>
+          <w:t xml:space="preserve">GitHub scripts/problem2.py</w:t>
+        </w:r>
+      </w:hyperlink>
+    </w:p>
+    <w:bookmarkStart w:id="47" w:name="待求问题-4"/>
     <w:p>
       <w:pPr>
         <w:pStyle w:val="Heading2"/>
@@ -5552,44 +5852,22 @@
         <w:rPr>
           <w:rStyle w:val="SectionNumber"/>
         </w:rPr>
-        <w:t xml:space="preserve">2.1</w:t>
+        <w:t xml:space="preserve">5.1</w:t>
       </w:r>
       <w:r>
         <w:tab/>
       </w:r>
       <w:r>
-        <w:t xml:space="preserve">(a) </w:t>
-      </w:r>
-      <w:r>
-        <w:rPr>
-          <w:rFonts w:hint="eastAsia"/>
-        </w:rPr>
-        <w:t xml:space="preserve">改变样本数</w:t>
-      </w:r>
-      <w:r>
-        <w:t xml:space="preserve"> </w:t>
-      </w:r>
-      <m:oMath>
-        <m:r>
-          <m:t>N</m:t>
-        </m:r>
-      </m:oMath>
+        <w:rPr>
+          <w:rFonts w:hint="eastAsia"/>
+        </w:rPr>
+        <w:t xml:space="preserve">待求问题</w:t>
+      </w:r>
     </w:p>
     <w:p>
       <w:pPr>
         <w:pStyle w:val="FirstParagraph"/>
       </w:pPr>
-      <w:r>
-        <w:rPr>
-          <w:rFonts w:hint="eastAsia"/>
-          <w:b/>
-          <w:bCs/>
-        </w:rPr>
-        <w:t xml:space="preserve">待求问题。</w:t>
-      </w:r>
-      <w:r>
-        <w:t xml:space="preserve"> </w:t>
-      </w:r>
       <w:r>
         <w:rPr>
           <w:rFonts w:hint="eastAsia"/>
@@ -5766,21 +6044,32 @@
         </m:oMath>
       </m:oMathPara>
     </w:p>
+    <w:bookmarkEnd w:id="47"/>
+    <w:bookmarkStart w:id="48" w:name="解决方式-4"/>
+    <w:p>
+      <w:pPr>
+        <w:pStyle w:val="Heading2"/>
+      </w:pPr>
+      <w:r>
+        <w:rPr>
+          <w:rStyle w:val="SectionNumber"/>
+        </w:rPr>
+        <w:t xml:space="preserve">5.2</w:t>
+      </w:r>
+      <w:r>
+        <w:tab/>
+      </w:r>
+      <w:r>
+        <w:rPr>
+          <w:rFonts w:hint="eastAsia"/>
+        </w:rPr>
+        <w:t xml:space="preserve">解决方式</w:t>
+      </w:r>
+    </w:p>
     <w:p>
       <w:pPr>
         <w:pStyle w:val="FirstParagraph"/>
       </w:pPr>
-      <w:r>
-        <w:rPr>
-          <w:rFonts w:hint="eastAsia"/>
-          <w:b/>
-          <w:bCs/>
-        </w:rPr>
-        <w:t xml:space="preserve">解决方式。</w:t>
-      </w:r>
-      <w:r>
-        <w:t xml:space="preserve"> </w:t>
-      </w:r>
       <w:r>
         <w:rPr>
           <w:rFonts w:hint="eastAsia"/>
@@ -6234,17 +6523,26 @@
         </m:oMath>
       </m:oMathPara>
     </w:p>
-    <w:p>
-      <w:pPr>
-        <w:pStyle w:val="FirstParagraph"/>
-      </w:pPr>
-      <w:r>
-        <w:rPr>
-          <w:rFonts w:hint="eastAsia"/>
-          <w:b/>
-          <w:bCs/>
-        </w:rPr>
-        <w:t xml:space="preserve">问题答案。</w:t>
+    <w:bookmarkEnd w:id="48"/>
+    <w:bookmarkStart w:id="52" w:name="问题答案-4"/>
+    <w:p>
+      <w:pPr>
+        <w:pStyle w:val="Heading2"/>
+      </w:pPr>
+      <w:r>
+        <w:rPr>
+          <w:rStyle w:val="SectionNumber"/>
+        </w:rPr>
+        <w:t xml:space="preserve">5.3</w:t>
+      </w:r>
+      <w:r>
+        <w:tab/>
+      </w:r>
+      <w:r>
+        <w:rPr>
+          <w:rFonts w:hint="eastAsia"/>
+        </w:rPr>
+        <w:t xml:space="preserve">问题答案</w:t>
       </w:r>
     </w:p>
     <w:tbl>
@@ -6673,18 +6971,18 @@
           <wp:inline>
             <wp:extent cx="3840480" cy="2322150"/>
             <wp:effectExtent b="0" l="0" r="0" t="0"/>
-            <wp:docPr descr="接受-拒绝法估计圆周率" title="" id="29" name="Picture"/>
+            <wp:docPr descr="接受-拒绝法估计圆周率" title="" id="50" name="Picture"/>
             <a:graphic>
               <a:graphicData uri="http://schemas.openxmlformats.org/drawingml/2006/picture">
                 <pic:pic>
                   <pic:nvPicPr>
-                    <pic:cNvPr descr="../../results/problem2_acceptance_rejection.png" id="30" name="Picture"/>
+                    <pic:cNvPr descr="../../results/problem2_acceptance_rejection.png" id="51" name="Picture"/>
                     <pic:cNvPicPr>
                       <a:picLocks noChangeArrowheads="1" noChangeAspect="1"/>
                     </pic:cNvPicPr>
                   </pic:nvPicPr>
                   <pic:blipFill>
-                    <a:blip r:embed="rId28"/>
+                    <a:blip r:embed="rId49"/>
                     <a:stretch>
                       <a:fillRect/>
                     </a:stretch>
@@ -6860,21 +7158,32 @@
         <w:t xml:space="preserve">。</w:t>
       </w:r>
     </w:p>
-    <w:p>
-      <w:pPr>
-        <w:pStyle w:val="BodyText"/>
-      </w:pPr>
-      <w:r>
-        <w:rPr>
-          <w:rFonts w:hint="eastAsia"/>
-          <w:b/>
-          <w:bCs/>
-        </w:rPr>
-        <w:t xml:space="preserve">分析。</w:t>
-      </w:r>
-      <w:r>
-        <w:t xml:space="preserve"> </w:t>
-      </w:r>
+    <w:bookmarkEnd w:id="52"/>
+    <w:bookmarkStart w:id="53" w:name="分析-4"/>
+    <w:p>
+      <w:pPr>
+        <w:pStyle w:val="Heading2"/>
+      </w:pPr>
+      <w:r>
+        <w:rPr>
+          <w:rStyle w:val="SectionNumber"/>
+        </w:rPr>
+        <w:t xml:space="preserve">5.4</w:t>
+      </w:r>
+      <w:r>
+        <w:tab/>
+      </w:r>
+      <w:r>
+        <w:rPr>
+          <w:rFonts w:hint="eastAsia"/>
+        </w:rPr>
+        <w:t xml:space="preserve">分析</w:t>
+      </w:r>
+    </w:p>
+    <w:p>
+      <w:pPr>
+        <w:pStyle w:val="FirstParagraph"/>
+      </w:pPr>
       <w:r>
         <w:rPr>
           <w:rFonts w:hint="eastAsia"/>
@@ -6957,8 +7266,85 @@
         <w:t xml:space="preserve">下二项标准差通常更小。</w:t>
       </w:r>
     </w:p>
-    <w:bookmarkEnd w:id="31"/>
-    <w:bookmarkStart w:id="32" w:name="b-计算机为什么只能达到这种精度"/>
+    <w:bookmarkEnd w:id="53"/>
+    <w:bookmarkEnd w:id="54"/>
+    <w:bookmarkStart w:id="59" w:name="problem-2b计算机为什么只能达到这种精度"/>
+    <w:p>
+      <w:pPr>
+        <w:pStyle w:val="Heading1"/>
+      </w:pPr>
+      <w:r>
+        <w:rPr>
+          <w:rStyle w:val="SectionNumber"/>
+        </w:rPr>
+        <w:t xml:space="preserve">6</w:t>
+      </w:r>
+      <w:r>
+        <w:tab/>
+      </w:r>
+      <w:r>
+        <w:t xml:space="preserve">Problem </w:t>
+      </w:r>
+      <w:r>
+        <w:rPr>
+          <w:rFonts w:hint="eastAsia"/>
+        </w:rPr>
+        <w:t xml:space="preserve">2(b)：计算机为什么只能达到这种精度</w:t>
+      </w:r>
+    </w:p>
+    <w:p>
+      <w:pPr>
+        <w:pStyle w:val="FirstParagraph"/>
+      </w:pPr>
+      <w:r>
+        <w:rPr>
+          <w:rFonts w:hint="eastAsia"/>
+        </w:rPr>
+        <w:t xml:space="preserve">相关脚本：</w:t>
+      </w:r>
+    </w:p>
+    <w:p>
+      <w:pPr>
+        <w:pStyle w:val="Compact"/>
+        <w:numPr>
+          <w:ilvl w:val="0"/>
+          <w:numId w:val="1006"/>
+        </w:numPr>
+      </w:pPr>
+      <w:hyperlink r:id="rId45">
+        <w:r>
+          <w:rPr>
+            <w:rStyle w:val="Hyperlink"/>
+            <w:rFonts w:hint="eastAsia"/>
+          </w:rPr>
+          <w:t xml:space="preserve">本地</w:t>
+        </w:r>
+        <w:r>
+          <w:rPr>
+            <w:rStyle w:val="Hyperlink"/>
+          </w:rPr>
+          <w:t xml:space="preserve"> scripts/problem2.py</w:t>
+        </w:r>
+      </w:hyperlink>
+    </w:p>
+    <w:p>
+      <w:pPr>
+        <w:pStyle w:val="Compact"/>
+        <w:numPr>
+          <w:ilvl w:val="0"/>
+          <w:numId w:val="1006"/>
+        </w:numPr>
+      </w:pPr>
+      <w:hyperlink r:id="rId46">
+        <w:r>
+          <w:rPr>
+            <w:rStyle w:val="Hyperlink"/>
+          </w:rPr>
+          <w:t xml:space="preserve">GitHub scripts/problem2.py</w:t>
+        </w:r>
+      </w:hyperlink>
+    </w:p>
+    <w:bookmarkStart w:id="55" w:name="待求问题-5"/>
     <w:p>
       <w:pPr>
         <w:pStyle w:val="Heading2"/>
@@ -6967,19 +7353,16 @@
         <w:rPr>
           <w:rStyle w:val="SectionNumber"/>
         </w:rPr>
-        <w:t xml:space="preserve">2.2</w:t>
+        <w:t xml:space="preserve">6.1</w:t>
       </w:r>
       <w:r>
         <w:tab/>
       </w:r>
       <w:r>
-        <w:t xml:space="preserve">(b) </w:t>
-      </w:r>
-      <w:r>
-        <w:rPr>
-          <w:rFonts w:hint="eastAsia"/>
-        </w:rPr>
-        <w:t xml:space="preserve">计算机为什么只能达到这种精度</w:t>
+        <w:rPr>
+          <w:rFonts w:hint="eastAsia"/>
+        </w:rPr>
+        <w:t xml:space="preserve">待求问题</w:t>
       </w:r>
     </w:p>
     <w:p>
@@ -6989,36 +7372,36 @@
       <w:r>
         <w:rPr>
           <w:rFonts w:hint="eastAsia"/>
-          <w:b/>
-          <w:bCs/>
-        </w:rPr>
-        <w:t xml:space="preserve">待求问题。</w:t>
-      </w:r>
-      <w:r>
-        <w:t xml:space="preserve"> </w:t>
-      </w:r>
-      <w:r>
-        <w:rPr>
-          <w:rFonts w:hint="eastAsia"/>
         </w:rPr>
         <w:t xml:space="preserve">解释为什么接受-拒绝法在本机上也只能达到上述精度。</w:t>
       </w:r>
     </w:p>
-    <w:p>
-      <w:pPr>
-        <w:pStyle w:val="BodyText"/>
-      </w:pPr>
-      <w:r>
-        <w:rPr>
-          <w:rFonts w:hint="eastAsia"/>
-          <w:b/>
-          <w:bCs/>
-        </w:rPr>
-        <w:t xml:space="preserve">解决方式。</w:t>
-      </w:r>
-      <w:r>
-        <w:t xml:space="preserve"> </w:t>
-      </w:r>
+    <w:bookmarkEnd w:id="55"/>
+    <w:bookmarkStart w:id="56" w:name="解决方式-5"/>
+    <w:p>
+      <w:pPr>
+        <w:pStyle w:val="Heading2"/>
+      </w:pPr>
+      <w:r>
+        <w:rPr>
+          <w:rStyle w:val="SectionNumber"/>
+        </w:rPr>
+        <w:t xml:space="preserve">6.2</w:t>
+      </w:r>
+      <w:r>
+        <w:tab/>
+      </w:r>
+      <w:r>
+        <w:rPr>
+          <w:rFonts w:hint="eastAsia"/>
+        </w:rPr>
+        <w:t xml:space="preserve">解决方式</w:t>
+      </w:r>
+    </w:p>
+    <w:p>
+      <w:pPr>
+        <w:pStyle w:val="FirstParagraph"/>
+      </w:pPr>
       <w:r>
         <w:rPr>
           <w:rFonts w:hint="eastAsia"/>
@@ -7026,21 +7409,32 @@
         <w:t xml:space="preserve">继续从二项抽样误差和计算机实现限制两方面分析。</w:t>
       </w:r>
     </w:p>
-    <w:p>
-      <w:pPr>
-        <w:pStyle w:val="BodyText"/>
-      </w:pPr>
-      <w:r>
-        <w:rPr>
-          <w:rFonts w:hint="eastAsia"/>
-          <w:b/>
-          <w:bCs/>
-        </w:rPr>
-        <w:t xml:space="preserve">问题答案。</w:t>
-      </w:r>
-      <w:r>
-        <w:t xml:space="preserve"> </w:t>
-      </w:r>
+    <w:bookmarkEnd w:id="56"/>
+    <w:bookmarkStart w:id="57" w:name="问题答案-5"/>
+    <w:p>
+      <w:pPr>
+        <w:pStyle w:val="Heading2"/>
+      </w:pPr>
+      <w:r>
+        <w:rPr>
+          <w:rStyle w:val="SectionNumber"/>
+        </w:rPr>
+        <w:t xml:space="preserve">6.3</w:t>
+      </w:r>
+      <w:r>
+        <w:tab/>
+      </w:r>
+      <w:r>
+        <w:rPr>
+          <w:rFonts w:hint="eastAsia"/>
+        </w:rPr>
+        <w:t xml:space="preserve">问题答案</w:t>
+      </w:r>
+    </w:p>
+    <w:p>
+      <w:pPr>
+        <w:pStyle w:val="FirstParagraph"/>
+      </w:pPr>
       <w:r>
         <w:rPr>
           <w:rFonts w:hint="eastAsia"/>
@@ -7233,21 +7627,32 @@
         <w:t xml:space="preserve">在合理范围内。</w:t>
       </w:r>
     </w:p>
-    <w:p>
-      <w:pPr>
-        <w:pStyle w:val="BodyText"/>
-      </w:pPr>
-      <w:r>
-        <w:rPr>
-          <w:rFonts w:hint="eastAsia"/>
-          <w:b/>
-          <w:bCs/>
-        </w:rPr>
-        <w:t xml:space="preserve">分析。</w:t>
-      </w:r>
-      <w:r>
-        <w:t xml:space="preserve"> </w:t>
-      </w:r>
+    <w:bookmarkEnd w:id="57"/>
+    <w:bookmarkStart w:id="58" w:name="分析-5"/>
+    <w:p>
+      <w:pPr>
+        <w:pStyle w:val="Heading2"/>
+      </w:pPr>
+      <w:r>
+        <w:rPr>
+          <w:rStyle w:val="SectionNumber"/>
+        </w:rPr>
+        <w:t xml:space="preserve">6.4</w:t>
+      </w:r>
+      <w:r>
+        <w:tab/>
+      </w:r>
+      <w:r>
+        <w:rPr>
+          <w:rFonts w:hint="eastAsia"/>
+        </w:rPr>
+        <w:t xml:space="preserve">分析</w:t>
+      </w:r>
+    </w:p>
+    <w:p>
+      <w:pPr>
+        <w:pStyle w:val="FirstParagraph"/>
+      </w:pPr>
       <w:r>
         <w:rPr>
           <w:rFonts w:hint="eastAsia"/>
@@ -7333,39 +7738,110 @@
         <w:t xml:space="preserve">倍，这会直接增加运行时间。</w:t>
       </w:r>
     </w:p>
-    <w:bookmarkEnd w:id="32"/>
-    <w:bookmarkEnd w:id="33"/>
-    <w:bookmarkStart w:id="36" w:name="第三题三所大学传承问题的-markov-链"/>
+    <w:bookmarkEnd w:id="58"/>
+    <w:bookmarkEnd w:id="59"/>
+    <w:bookmarkStart w:id="60" w:name="iii.-三所大学传承问题的-markov-链"/>
     <w:p>
       <w:pPr>
         <w:pStyle w:val="Heading1"/>
       </w:pPr>
       <w:r>
+        <w:t xml:space="preserve">III. </w:t>
+      </w:r>
+      <w:r>
+        <w:rPr>
+          <w:rFonts w:hint="eastAsia"/>
+        </w:rPr>
+        <w:t xml:space="preserve">三所大学传承问题的</w:t>
+      </w:r>
+      <w:r>
+        <w:t xml:space="preserve"> Markov </w:t>
+      </w:r>
+      <w:r>
+        <w:rPr>
+          <w:rFonts w:hint="eastAsia"/>
+        </w:rPr>
+        <w:t xml:space="preserve">链</w:t>
+      </w:r>
+    </w:p>
+    <w:bookmarkEnd w:id="60"/>
+    <w:bookmarkStart w:id="67" w:name="problem-3a原始转移规则"/>
+    <w:p>
+      <w:pPr>
+        <w:pStyle w:val="Heading1"/>
+      </w:pPr>
+      <w:r>
         <w:rPr>
           <w:rStyle w:val="SectionNumber"/>
         </w:rPr>
-        <w:t xml:space="preserve">3</w:t>
+        <w:t xml:space="preserve">7</w:t>
       </w:r>
       <w:r>
         <w:tab/>
       </w:r>
       <w:r>
-        <w:rPr>
-          <w:rFonts w:hint="eastAsia"/>
-        </w:rPr>
-        <w:t xml:space="preserve">第三题：三所大学传承问题的</w:t>
-      </w:r>
-      <w:r>
-        <w:t xml:space="preserve"> Markov </w:t>
-      </w:r>
-      <w:r>
-        <w:rPr>
-          <w:rFonts w:hint="eastAsia"/>
-        </w:rPr>
-        <w:t xml:space="preserve">链</w:t>
-      </w:r>
-    </w:p>
-    <w:bookmarkStart w:id="34" w:name="a-原始转移规则"/>
+        <w:t xml:space="preserve">Problem </w:t>
+      </w:r>
+      <w:r>
+        <w:rPr>
+          <w:rFonts w:hint="eastAsia"/>
+        </w:rPr>
+        <w:t xml:space="preserve">3(a)：原始转移规则</w:t>
+      </w:r>
+    </w:p>
+    <w:p>
+      <w:pPr>
+        <w:pStyle w:val="FirstParagraph"/>
+      </w:pPr>
+      <w:r>
+        <w:rPr>
+          <w:rFonts w:hint="eastAsia"/>
+        </w:rPr>
+        <w:t xml:space="preserve">相关脚本：</w:t>
+      </w:r>
+    </w:p>
+    <w:p>
+      <w:pPr>
+        <w:pStyle w:val="Compact"/>
+        <w:numPr>
+          <w:ilvl w:val="0"/>
+          <w:numId w:val="1007"/>
+        </w:numPr>
+      </w:pPr>
+      <w:hyperlink r:id="rId61">
+        <w:r>
+          <w:rPr>
+            <w:rStyle w:val="Hyperlink"/>
+            <w:rFonts w:hint="eastAsia"/>
+          </w:rPr>
+          <w:t xml:space="preserve">本地</w:t>
+        </w:r>
+        <w:r>
+          <w:rPr>
+            <w:rStyle w:val="Hyperlink"/>
+          </w:rPr>
+          <w:t xml:space="preserve"> scripts/problem3.py</w:t>
+        </w:r>
+      </w:hyperlink>
+    </w:p>
+    <w:p>
+      <w:pPr>
+        <w:pStyle w:val="Compact"/>
+        <w:numPr>
+          <w:ilvl w:val="0"/>
+          <w:numId w:val="1007"/>
+        </w:numPr>
+      </w:pPr>
+      <w:hyperlink r:id="rId62">
+        <w:r>
+          <w:rPr>
+            <w:rStyle w:val="Hyperlink"/>
+          </w:rPr>
+          <w:t xml:space="preserve">GitHub scripts/problem3.py</w:t>
+        </w:r>
+      </w:hyperlink>
+    </w:p>
+    <w:bookmarkStart w:id="63" w:name="待求问题-6"/>
     <w:p>
       <w:pPr>
         <w:pStyle w:val="Heading2"/>
@@ -7374,19 +7850,16 @@
         <w:rPr>
           <w:rStyle w:val="SectionNumber"/>
         </w:rPr>
-        <w:t xml:space="preserve">3.1</w:t>
+        <w:t xml:space="preserve">7.1</w:t>
       </w:r>
       <w:r>
         <w:tab/>
       </w:r>
       <w:r>
-        <w:t xml:space="preserve">(a) </w:t>
-      </w:r>
-      <w:r>
-        <w:rPr>
-          <w:rFonts w:hint="eastAsia"/>
-        </w:rPr>
-        <w:t xml:space="preserve">原始转移规则</w:t>
+        <w:rPr>
+          <w:rFonts w:hint="eastAsia"/>
+        </w:rPr>
+        <w:t xml:space="preserve">待求问题</w:t>
       </w:r>
     </w:p>
     <w:p>
@@ -7394,17 +7867,6 @@
         <w:pStyle w:val="FirstParagraph"/>
       </w:pPr>
       <w:r>
-        <w:rPr>
-          <w:rFonts w:hint="eastAsia"/>
-          <w:b/>
-          <w:bCs/>
-        </w:rPr>
-        <w:t xml:space="preserve">待求问题。</w:t>
-      </w:r>
-      <w:r>
-        <w:t xml:space="preserve"> </w:t>
-      </w:r>
-      <w:r>
         <w:t xml:space="preserve">Harvard、Yale、Dartmouth </w:t>
       </w:r>
       <w:r>
@@ -7558,21 +8020,32 @@
         <w:t xml:space="preserve">的概率。</w:t>
       </w:r>
     </w:p>
-    <w:p>
-      <w:pPr>
-        <w:pStyle w:val="BodyText"/>
-      </w:pPr>
-      <w:r>
-        <w:rPr>
-          <w:rFonts w:hint="eastAsia"/>
-          <w:b/>
-          <w:bCs/>
-        </w:rPr>
-        <w:t xml:space="preserve">解决方式。</w:t>
-      </w:r>
-      <w:r>
-        <w:t xml:space="preserve"> </w:t>
-      </w:r>
+    <w:bookmarkEnd w:id="63"/>
+    <w:bookmarkStart w:id="64" w:name="解决方式-6"/>
+    <w:p>
+      <w:pPr>
+        <w:pStyle w:val="Heading2"/>
+      </w:pPr>
+      <w:r>
+        <w:rPr>
+          <w:rStyle w:val="SectionNumber"/>
+        </w:rPr>
+        <w:t xml:space="preserve">7.2</w:t>
+      </w:r>
+      <w:r>
+        <w:tab/>
+      </w:r>
+      <w:r>
+        <w:rPr>
+          <w:rFonts w:hint="eastAsia"/>
+        </w:rPr>
+        <w:t xml:space="preserve">解决方式</w:t>
+      </w:r>
+    </w:p>
+    <w:p>
+      <w:pPr>
+        <w:pStyle w:val="FirstParagraph"/>
+      </w:pPr>
       <w:r>
         <w:rPr>
           <w:rFonts w:hint="eastAsia"/>
@@ -7796,22 +8269,31 @@
         <w:t xml:space="preserve">。</w:t>
       </w:r>
     </w:p>
-    <w:p>
-      <w:pPr>
-        <w:pStyle w:val="BodyText"/>
-      </w:pPr>
-      <w:r>
-        <w:rPr>
-          <w:rFonts w:hint="eastAsia"/>
-          <w:b/>
-          <w:bCs/>
-        </w:rPr>
-        <w:t xml:space="preserve">问题答案。</w:t>
-      </w:r>
-    </w:p>
-    <w:p>
-      <w:pPr>
-        <w:pStyle w:val="BodyText"/>
+    <w:bookmarkEnd w:id="64"/>
+    <w:bookmarkStart w:id="65" w:name="问题答案-6"/>
+    <w:p>
+      <w:pPr>
+        <w:pStyle w:val="Heading2"/>
+      </w:pPr>
+      <w:r>
+        <w:rPr>
+          <w:rStyle w:val="SectionNumber"/>
+        </w:rPr>
+        <w:t xml:space="preserve">7.3</w:t>
+      </w:r>
+      <w:r>
+        <w:tab/>
+      </w:r>
+      <w:r>
+        <w:rPr>
+          <w:rFonts w:hint="eastAsia"/>
+        </w:rPr>
+        <w:t xml:space="preserve">问题答案</w:t>
+      </w:r>
+    </w:p>
+    <w:p>
+      <w:pPr>
+        <w:pStyle w:val="FirstParagraph"/>
       </w:pPr>
       <m:oMathPara>
         <m:oMathParaPr>
@@ -8024,21 +8506,32 @@
         </m:oMath>
       </m:oMathPara>
     </w:p>
+    <w:bookmarkEnd w:id="65"/>
+    <w:bookmarkStart w:id="66" w:name="分析-6"/>
+    <w:p>
+      <w:pPr>
+        <w:pStyle w:val="Heading2"/>
+      </w:pPr>
+      <w:r>
+        <w:rPr>
+          <w:rStyle w:val="SectionNumber"/>
+        </w:rPr>
+        <w:t xml:space="preserve">7.4</w:t>
+      </w:r>
+      <w:r>
+        <w:tab/>
+      </w:r>
+      <w:r>
+        <w:rPr>
+          <w:rFonts w:hint="eastAsia"/>
+        </w:rPr>
+        <w:t xml:space="preserve">分析</w:t>
+      </w:r>
+    </w:p>
     <w:p>
       <w:pPr>
         <w:pStyle w:val="FirstParagraph"/>
       </w:pPr>
-      <w:r>
-        <w:rPr>
-          <w:rFonts w:hint="eastAsia"/>
-          <w:b/>
-          <w:bCs/>
-        </w:rPr>
-        <w:t xml:space="preserve">分析。</w:t>
-      </w:r>
-      <w:r>
-        <w:t xml:space="preserve"> </w:t>
-      </w:r>
       <w:r>
         <w:rPr>
           <w:rFonts w:hint="eastAsia"/>
@@ -8132,8 +8625,97 @@
         <w:t xml:space="preserve">矩阵平方正是把中间一代的所有可能学校自动求和。</w:t>
       </w:r>
     </w:p>
-    <w:bookmarkEnd w:id="34"/>
-    <w:bookmarkStart w:id="35" w:name="b-harvard-男校友的儿子总去-harvard"/>
+    <w:bookmarkEnd w:id="66"/>
+    <w:bookmarkEnd w:id="67"/>
+    <w:bookmarkStart w:id="72" w:name="problem-3bharvard-男校友的儿子总去-harvard"/>
+    <w:p>
+      <w:pPr>
+        <w:pStyle w:val="Heading1"/>
+      </w:pPr>
+      <w:r>
+        <w:rPr>
+          <w:rStyle w:val="SectionNumber"/>
+        </w:rPr>
+        <w:t xml:space="preserve">8</w:t>
+      </w:r>
+      <w:r>
+        <w:tab/>
+      </w:r>
+      <w:r>
+        <w:t xml:space="preserve">Problem </w:t>
+      </w:r>
+      <w:r>
+        <w:rPr>
+          <w:rFonts w:hint="eastAsia"/>
+        </w:rPr>
+        <w:t xml:space="preserve">3(b)：Harvard</w:t>
+      </w:r>
+      <w:r>
+        <w:t xml:space="preserve"> </w:t>
+      </w:r>
+      <w:r>
+        <w:rPr>
+          <w:rFonts w:hint="eastAsia"/>
+        </w:rPr>
+        <w:t xml:space="preserve">男校友的儿子总去</w:t>
+      </w:r>
+      <w:r>
+        <w:t xml:space="preserve"> Harvard</w:t>
+      </w:r>
+    </w:p>
+    <w:p>
+      <w:pPr>
+        <w:pStyle w:val="FirstParagraph"/>
+      </w:pPr>
+      <w:r>
+        <w:rPr>
+          <w:rFonts w:hint="eastAsia"/>
+        </w:rPr>
+        <w:t xml:space="preserve">相关脚本：</w:t>
+      </w:r>
+    </w:p>
+    <w:p>
+      <w:pPr>
+        <w:pStyle w:val="Compact"/>
+        <w:numPr>
+          <w:ilvl w:val="0"/>
+          <w:numId w:val="1008"/>
+        </w:numPr>
+      </w:pPr>
+      <w:hyperlink r:id="rId61">
+        <w:r>
+          <w:rPr>
+            <w:rStyle w:val="Hyperlink"/>
+            <w:rFonts w:hint="eastAsia"/>
+          </w:rPr>
+          <w:t xml:space="preserve">本地</w:t>
+        </w:r>
+        <w:r>
+          <w:rPr>
+            <w:rStyle w:val="Hyperlink"/>
+          </w:rPr>
+          <w:t xml:space="preserve"> scripts/problem3.py</w:t>
+        </w:r>
+      </w:hyperlink>
+    </w:p>
+    <w:p>
+      <w:pPr>
+        <w:pStyle w:val="Compact"/>
+        <w:numPr>
+          <w:ilvl w:val="0"/>
+          <w:numId w:val="1008"/>
+        </w:numPr>
+      </w:pPr>
+      <w:hyperlink r:id="rId62">
+        <w:r>
+          <w:rPr>
+            <w:rStyle w:val="Hyperlink"/>
+          </w:rPr>
+          <w:t xml:space="preserve">GitHub scripts/problem3.py</w:t>
+        </w:r>
+      </w:hyperlink>
+    </w:p>
+    <w:bookmarkStart w:id="68" w:name="待求问题-7"/>
     <w:p>
       <w:pPr>
         <w:pStyle w:val="Heading2"/>
@@ -8142,22 +8724,16 @@
         <w:rPr>
           <w:rStyle w:val="SectionNumber"/>
         </w:rPr>
-        <w:t xml:space="preserve">3.2</w:t>
+        <w:t xml:space="preserve">8.1</w:t>
       </w:r>
       <w:r>
         <w:tab/>
       </w:r>
       <w:r>
-        <w:t xml:space="preserve">(b) Harvard </w:t>
-      </w:r>
-      <w:r>
-        <w:rPr>
-          <w:rFonts w:hint="eastAsia"/>
-        </w:rPr>
-        <w:t xml:space="preserve">男校友的儿子总去</w:t>
-      </w:r>
-      <w:r>
-        <w:t xml:space="preserve"> Harvard</w:t>
+        <w:rPr>
+          <w:rFonts w:hint="eastAsia"/>
+        </w:rPr>
+        <w:t xml:space="preserve">待求问题</w:t>
       </w:r>
     </w:p>
     <w:p>
@@ -8167,17 +8743,6 @@
       <w:r>
         <w:rPr>
           <w:rFonts w:hint="eastAsia"/>
-          <w:b/>
-          <w:bCs/>
-        </w:rPr>
-        <w:t xml:space="preserve">待求问题。</w:t>
-      </w:r>
-      <w:r>
-        <w:t xml:space="preserve"> </w:t>
-      </w:r>
-      <w:r>
-        <w:rPr>
-          <w:rFonts w:hint="eastAsia"/>
         </w:rPr>
         <w:t xml:space="preserve">修改假设：Harvard</w:t>
       </w:r>
@@ -8218,21 +8783,32 @@
         <w:t xml:space="preserve">的概率。</w:t>
       </w:r>
     </w:p>
-    <w:p>
-      <w:pPr>
-        <w:pStyle w:val="BodyText"/>
-      </w:pPr>
-      <w:r>
-        <w:rPr>
-          <w:rFonts w:hint="eastAsia"/>
-          <w:b/>
-          <w:bCs/>
-        </w:rPr>
-        <w:t xml:space="preserve">解决方式。</w:t>
-      </w:r>
-      <w:r>
-        <w:t xml:space="preserve"> </w:t>
-      </w:r>
+    <w:bookmarkEnd w:id="68"/>
+    <w:bookmarkStart w:id="69" w:name="解决方式-7"/>
+    <w:p>
+      <w:pPr>
+        <w:pStyle w:val="Heading2"/>
+      </w:pPr>
+      <w:r>
+        <w:rPr>
+          <w:rStyle w:val="SectionNumber"/>
+        </w:rPr>
+        <w:t xml:space="preserve">8.2</w:t>
+      </w:r>
+      <w:r>
+        <w:tab/>
+      </w:r>
+      <w:r>
+        <w:rPr>
+          <w:rFonts w:hint="eastAsia"/>
+        </w:rPr>
+        <w:t xml:space="preserve">解决方式</w:t>
+      </w:r>
+    </w:p>
+    <w:p>
+      <w:pPr>
+        <w:pStyle w:val="FirstParagraph"/>
+      </w:pPr>
       <w:r>
         <w:rPr>
           <w:rFonts w:hint="eastAsia"/>
@@ -8410,21 +8986,32 @@
         </m:oMath>
       </m:oMathPara>
     </w:p>
+    <w:bookmarkEnd w:id="69"/>
+    <w:bookmarkStart w:id="70" w:name="问题答案-7"/>
+    <w:p>
+      <w:pPr>
+        <w:pStyle w:val="Heading2"/>
+      </w:pPr>
+      <w:r>
+        <w:rPr>
+          <w:rStyle w:val="SectionNumber"/>
+        </w:rPr>
+        <w:t xml:space="preserve">8.3</w:t>
+      </w:r>
+      <w:r>
+        <w:tab/>
+      </w:r>
+      <w:r>
+        <w:rPr>
+          <w:rFonts w:hint="eastAsia"/>
+        </w:rPr>
+        <w:t xml:space="preserve">问题答案</w:t>
+      </w:r>
+    </w:p>
     <w:p>
       <w:pPr>
         <w:pStyle w:val="FirstParagraph"/>
       </w:pPr>
-      <w:r>
-        <w:rPr>
-          <w:rFonts w:hint="eastAsia"/>
-          <w:b/>
-          <w:bCs/>
-        </w:rPr>
-        <w:t xml:space="preserve">问题答案。</w:t>
-      </w:r>
-      <w:r>
-        <w:t xml:space="preserve"> </w:t>
-      </w:r>
       <w:r>
         <w:rPr>
           <w:rFonts w:hint="eastAsia"/>
@@ -8537,6 +9124,28 @@
         </m:oMath>
       </m:oMathPara>
     </w:p>
+    <w:bookmarkEnd w:id="70"/>
+    <w:bookmarkStart w:id="71" w:name="分析-7"/>
+    <w:p>
+      <w:pPr>
+        <w:pStyle w:val="Heading2"/>
+      </w:pPr>
+      <w:r>
+        <w:rPr>
+          <w:rStyle w:val="SectionNumber"/>
+        </w:rPr>
+        <w:t xml:space="preserve">8.4</w:t>
+      </w:r>
+      <w:r>
+        <w:tab/>
+      </w:r>
+      <w:r>
+        <w:rPr>
+          <w:rFonts w:hint="eastAsia"/>
+        </w:rPr>
+        <w:t xml:space="preserve">分析</w:t>
+      </w:r>
+    </w:p>
     <w:p>
       <w:pPr>
         <w:pStyle w:val="FirstParagraph"/>
@@ -8544,17 +9153,6 @@
       <w:r>
         <w:rPr>
           <w:rFonts w:hint="eastAsia"/>
-          <w:b/>
-          <w:bCs/>
-        </w:rPr>
-        <w:t xml:space="preserve">分析。</w:t>
-      </w:r>
-      <w:r>
-        <w:t xml:space="preserve"> </w:t>
-      </w:r>
-      <w:r>
-        <w:rPr>
-          <w:rFonts w:hint="eastAsia"/>
         </w:rPr>
         <w:t xml:space="preserve">修改后，状态</w:t>
       </w:r>
@@ -8597,27 +9195,139 @@
         <w:t xml:space="preserve"> 1。</w:t>
       </w:r>
     </w:p>
-    <w:bookmarkEnd w:id="35"/>
-    <w:bookmarkEnd w:id="36"/>
-    <w:bookmarkStart w:id="45" w:name="第四题迷宫中老鼠运动的-markov-链"/>
+    <w:bookmarkEnd w:id="71"/>
+    <w:bookmarkEnd w:id="72"/>
+    <w:bookmarkStart w:id="73" w:name="iv.-迷宫中老鼠运动的-markov-链"/>
     <w:p>
       <w:pPr>
         <w:pStyle w:val="Heading1"/>
       </w:pPr>
       <w:r>
+        <w:t xml:space="preserve">IV. </w:t>
+      </w:r>
+      <w:r>
+        <w:rPr>
+          <w:rFonts w:hint="eastAsia"/>
+        </w:rPr>
+        <w:t xml:space="preserve">迷宫中老鼠运动的</w:t>
+      </w:r>
+      <w:r>
+        <w:t xml:space="preserve"> Markov </w:t>
+      </w:r>
+      <w:r>
+        <w:rPr>
+          <w:rFonts w:hint="eastAsia"/>
+        </w:rPr>
+        <w:t xml:space="preserve">链</w:t>
+      </w:r>
+    </w:p>
+    <w:bookmarkEnd w:id="73"/>
+    <w:bookmarkStart w:id="83" w:name="problem-4a转移矩阵"/>
+    <w:p>
+      <w:pPr>
+        <w:pStyle w:val="Heading1"/>
+      </w:pPr>
+      <w:r>
         <w:rPr>
           <w:rStyle w:val="SectionNumber"/>
         </w:rPr>
-        <w:t xml:space="preserve">4</w:t>
+        <w:t xml:space="preserve">9</w:t>
       </w:r>
       <w:r>
         <w:tab/>
       </w:r>
       <w:r>
-        <w:rPr>
-          <w:rFonts w:hint="eastAsia"/>
-        </w:rPr>
-        <w:t xml:space="preserve">第四题：迷宫中老鼠运动的</w:t>
+        <w:t xml:space="preserve">Problem </w:t>
+      </w:r>
+      <w:r>
+        <w:rPr>
+          <w:rFonts w:hint="eastAsia"/>
+        </w:rPr>
+        <w:t xml:space="preserve">4(a)：转移矩阵</w:t>
+      </w:r>
+    </w:p>
+    <w:p>
+      <w:pPr>
+        <w:pStyle w:val="FirstParagraph"/>
+      </w:pPr>
+      <w:r>
+        <w:rPr>
+          <w:rFonts w:hint="eastAsia"/>
+        </w:rPr>
+        <w:t xml:space="preserve">相关脚本：</w:t>
+      </w:r>
+    </w:p>
+    <w:p>
+      <w:pPr>
+        <w:pStyle w:val="Compact"/>
+        <w:numPr>
+          <w:ilvl w:val="0"/>
+          <w:numId w:val="1009"/>
+        </w:numPr>
+      </w:pPr>
+      <w:hyperlink r:id="rId74">
+        <w:r>
+          <w:rPr>
+            <w:rStyle w:val="Hyperlink"/>
+            <w:rFonts w:hint="eastAsia"/>
+          </w:rPr>
+          <w:t xml:space="preserve">本地</w:t>
+        </w:r>
+        <w:r>
+          <w:rPr>
+            <w:rStyle w:val="Hyperlink"/>
+          </w:rPr>
+          <w:t xml:space="preserve"> scripts/problem4.py</w:t>
+        </w:r>
+      </w:hyperlink>
+    </w:p>
+    <w:p>
+      <w:pPr>
+        <w:pStyle w:val="Compact"/>
+        <w:numPr>
+          <w:ilvl w:val="0"/>
+          <w:numId w:val="1009"/>
+        </w:numPr>
+      </w:pPr>
+      <w:hyperlink r:id="rId75">
+        <w:r>
+          <w:rPr>
+            <w:rStyle w:val="Hyperlink"/>
+          </w:rPr>
+          <w:t xml:space="preserve">GitHub scripts/problem4.py</w:t>
+        </w:r>
+      </w:hyperlink>
+    </w:p>
+    <w:bookmarkStart w:id="76" w:name="待求问题-8"/>
+    <w:p>
+      <w:pPr>
+        <w:pStyle w:val="Heading2"/>
+      </w:pPr>
+      <w:r>
+        <w:rPr>
+          <w:rStyle w:val="SectionNumber"/>
+        </w:rPr>
+        <w:t xml:space="preserve">9.1</w:t>
+      </w:r>
+      <w:r>
+        <w:tab/>
+      </w:r>
+      <w:r>
+        <w:rPr>
+          <w:rFonts w:hint="eastAsia"/>
+        </w:rPr>
+        <w:t xml:space="preserve">待求问题</w:t>
+      </w:r>
+    </w:p>
+    <w:p>
+      <w:pPr>
+        <w:pStyle w:val="FirstParagraph"/>
+      </w:pPr>
+      <w:r>
+        <w:rPr>
+          <w:rFonts w:hint="eastAsia"/>
+        </w:rPr>
+        <w:t xml:space="preserve">老鼠在六个房间的迷宫中运动，每一步从当前房间的所有门中随机选一扇离开。要求给出该</w:t>
       </w:r>
       <w:r>
         <w:t xml:space="preserve"> Markov </w:t>
@@ -8626,10 +9336,22 @@
         <w:rPr>
           <w:rFonts w:hint="eastAsia"/>
         </w:rPr>
-        <w:t xml:space="preserve">链</w:t>
-      </w:r>
-    </w:p>
-    <w:bookmarkStart w:id="40" w:name="a-转移矩阵"/>
+        <w:t xml:space="preserve">链的转移矩阵</w:t>
+      </w:r>
+      <w:r>
+        <w:t xml:space="preserve"> </w:t>
+      </w:r>
+      <m:oMath>
+        <m:r>
+          <m:t>P</m:t>
+        </m:r>
+      </m:oMath>
+      <w:r>
+        <w:t xml:space="preserve">。</w:t>
+      </w:r>
+    </w:p>
+    <w:bookmarkEnd w:id="76"/>
+    <w:bookmarkStart w:id="80" w:name="解决方式-8"/>
     <w:p>
       <w:pPr>
         <w:pStyle w:val="Heading2"/>
@@ -8638,78 +9360,22 @@
         <w:rPr>
           <w:rStyle w:val="SectionNumber"/>
         </w:rPr>
-        <w:t xml:space="preserve">4.1</w:t>
+        <w:t xml:space="preserve">9.2</w:t>
       </w:r>
       <w:r>
         <w:tab/>
       </w:r>
       <w:r>
-        <w:t xml:space="preserve">(a) </w:t>
-      </w:r>
-      <w:r>
-        <w:rPr>
-          <w:rFonts w:hint="eastAsia"/>
-        </w:rPr>
-        <w:t xml:space="preserve">转移矩阵</w:t>
+        <w:rPr>
+          <w:rFonts w:hint="eastAsia"/>
+        </w:rPr>
+        <w:t xml:space="preserve">解决方式</w:t>
       </w:r>
     </w:p>
     <w:p>
       <w:pPr>
         <w:pStyle w:val="FirstParagraph"/>
       </w:pPr>
-      <w:r>
-        <w:rPr>
-          <w:rFonts w:hint="eastAsia"/>
-          <w:b/>
-          <w:bCs/>
-        </w:rPr>
-        <w:t xml:space="preserve">待求问题。</w:t>
-      </w:r>
-      <w:r>
-        <w:t xml:space="preserve"> </w:t>
-      </w:r>
-      <w:r>
-        <w:rPr>
-          <w:rFonts w:hint="eastAsia"/>
-        </w:rPr>
-        <w:t xml:space="preserve">老鼠在六个房间的迷宫中运动，每一步从当前房间的所有门中随机选一扇离开。要求给出该</w:t>
-      </w:r>
-      <w:r>
-        <w:t xml:space="preserve"> Markov </w:t>
-      </w:r>
-      <w:r>
-        <w:rPr>
-          <w:rFonts w:hint="eastAsia"/>
-        </w:rPr>
-        <w:t xml:space="preserve">链的转移矩阵</w:t>
-      </w:r>
-      <w:r>
-        <w:t xml:space="preserve"> </w:t>
-      </w:r>
-      <m:oMath>
-        <m:r>
-          <m:t>P</m:t>
-        </m:r>
-      </m:oMath>
-      <w:r>
-        <w:t xml:space="preserve">。</w:t>
-      </w:r>
-    </w:p>
-    <w:p>
-      <w:pPr>
-        <w:pStyle w:val="BodyText"/>
-      </w:pPr>
-      <w:r>
-        <w:rPr>
-          <w:rFonts w:hint="eastAsia"/>
-          <w:b/>
-          <w:bCs/>
-        </w:rPr>
-        <w:t xml:space="preserve">解决方式。</w:t>
-      </w:r>
-      <w:r>
-        <w:t xml:space="preserve"> </w:t>
-      </w:r>
       <w:r>
         <w:rPr>
           <w:rFonts w:hint="eastAsia"/>
@@ -8872,18 +9538,18 @@
           <wp:inline>
             <wp:extent cx="2667000" cy="2064774"/>
             <wp:effectExtent b="0" l="0" r="0" t="0"/>
-            <wp:docPr descr="迷宫房间图结构" title="" id="38" name="Picture"/>
+            <wp:docPr descr="迷宫房间图结构" title="" id="78" name="Picture"/>
             <a:graphic>
               <a:graphicData uri="http://schemas.openxmlformats.org/drawingml/2006/picture">
                 <pic:pic>
                   <pic:nvPicPr>
-                    <pic:cNvPr descr="../../results/problem4_maze_graph.png" id="39" name="Picture"/>
+                    <pic:cNvPr descr="../../results/problem4_maze_graph.png" id="79" name="Picture"/>
                     <pic:cNvPicPr>
                       <a:picLocks noChangeArrowheads="1" noChangeAspect="1"/>
                     </pic:cNvPicPr>
                   </pic:nvPicPr>
                   <pic:blipFill>
-                    <a:blip r:embed="rId37"/>
+                    <a:blip r:embed="rId77"/>
                     <a:stretch>
                       <a:fillRect/>
                     </a:stretch>
@@ -8921,21 +9587,32 @@
         <w:t xml:space="preserve">迷宫房间图结构</w:t>
       </w:r>
     </w:p>
-    <w:p>
-      <w:pPr>
-        <w:pStyle w:val="BodyText"/>
-      </w:pPr>
-      <w:r>
-        <w:rPr>
-          <w:rFonts w:hint="eastAsia"/>
-          <w:b/>
-          <w:bCs/>
-        </w:rPr>
-        <w:t xml:space="preserve">问题答案。</w:t>
-      </w:r>
-      <w:r>
-        <w:t xml:space="preserve"> </w:t>
-      </w:r>
+    <w:bookmarkEnd w:id="80"/>
+    <w:bookmarkStart w:id="81" w:name="问题答案-8"/>
+    <w:p>
+      <w:pPr>
+        <w:pStyle w:val="Heading2"/>
+      </w:pPr>
+      <w:r>
+        <w:rPr>
+          <w:rStyle w:val="SectionNumber"/>
+        </w:rPr>
+        <w:t xml:space="preserve">9.3</w:t>
+      </w:r>
+      <w:r>
+        <w:tab/>
+      </w:r>
+      <w:r>
+        <w:rPr>
+          <w:rFonts w:hint="eastAsia"/>
+        </w:rPr>
+        <w:t xml:space="preserve">问题答案</w:t>
+      </w:r>
+    </w:p>
+    <w:p>
+      <w:pPr>
+        <w:pStyle w:val="FirstParagraph"/>
+      </w:pPr>
       <w:r>
         <w:rPr>
           <w:rFonts w:hint="eastAsia"/>
@@ -9407,6 +10084,28 @@
         </m:oMath>
       </m:oMathPara>
     </w:p>
+    <w:bookmarkEnd w:id="81"/>
+    <w:bookmarkStart w:id="82" w:name="分析-8"/>
+    <w:p>
+      <w:pPr>
+        <w:pStyle w:val="Heading2"/>
+      </w:pPr>
+      <w:r>
+        <w:rPr>
+          <w:rStyle w:val="SectionNumber"/>
+        </w:rPr>
+        <w:t xml:space="preserve">9.4</w:t>
+      </w:r>
+      <w:r>
+        <w:tab/>
+      </w:r>
+      <w:r>
+        <w:rPr>
+          <w:rFonts w:hint="eastAsia"/>
+        </w:rPr>
+        <w:t xml:space="preserve">分析</w:t>
+      </w:r>
+    </w:p>
     <w:p>
       <w:pPr>
         <w:pStyle w:val="FirstParagraph"/>
@@ -9414,17 +10113,6 @@
       <w:r>
         <w:rPr>
           <w:rFonts w:hint="eastAsia"/>
-          <w:b/>
-          <w:bCs/>
-        </w:rPr>
-        <w:t xml:space="preserve">分析。</w:t>
-      </w:r>
-      <w:r>
-        <w:t xml:space="preserve"> </w:t>
-      </w:r>
-      <w:r>
-        <w:rPr>
-          <w:rFonts w:hint="eastAsia"/>
         </w:rPr>
         <w:t xml:space="preserve">第</w:t>
       </w:r>
@@ -9463,8 +10151,85 @@
         <w:t xml:space="preserve">的门数，且同行非零概率相等。</w:t>
       </w:r>
     </w:p>
-    <w:bookmarkEnd w:id="40"/>
-    <w:bookmarkStart w:id="41" w:name="b-不可约但有周期"/>
+    <w:bookmarkEnd w:id="82"/>
+    <w:bookmarkEnd w:id="83"/>
+    <w:bookmarkStart w:id="88" w:name="problem-4b不可约但有周期"/>
+    <w:p>
+      <w:pPr>
+        <w:pStyle w:val="Heading1"/>
+      </w:pPr>
+      <w:r>
+        <w:rPr>
+          <w:rStyle w:val="SectionNumber"/>
+        </w:rPr>
+        <w:t xml:space="preserve">10</w:t>
+      </w:r>
+      <w:r>
+        <w:tab/>
+      </w:r>
+      <w:r>
+        <w:t xml:space="preserve">Problem </w:t>
+      </w:r>
+      <w:r>
+        <w:rPr>
+          <w:rFonts w:hint="eastAsia"/>
+        </w:rPr>
+        <w:t xml:space="preserve">4(b)：不可约但有周期</w:t>
+      </w:r>
+    </w:p>
+    <w:p>
+      <w:pPr>
+        <w:pStyle w:val="FirstParagraph"/>
+      </w:pPr>
+      <w:r>
+        <w:rPr>
+          <w:rFonts w:hint="eastAsia"/>
+        </w:rPr>
+        <w:t xml:space="preserve">相关脚本：</w:t>
+      </w:r>
+    </w:p>
+    <w:p>
+      <w:pPr>
+        <w:pStyle w:val="Compact"/>
+        <w:numPr>
+          <w:ilvl w:val="0"/>
+          <w:numId w:val="1010"/>
+        </w:numPr>
+      </w:pPr>
+      <w:hyperlink r:id="rId74">
+        <w:r>
+          <w:rPr>
+            <w:rStyle w:val="Hyperlink"/>
+            <w:rFonts w:hint="eastAsia"/>
+          </w:rPr>
+          <w:t xml:space="preserve">本地</w:t>
+        </w:r>
+        <w:r>
+          <w:rPr>
+            <w:rStyle w:val="Hyperlink"/>
+          </w:rPr>
+          <w:t xml:space="preserve"> scripts/problem4.py</w:t>
+        </w:r>
+      </w:hyperlink>
+    </w:p>
+    <w:p>
+      <w:pPr>
+        <w:pStyle w:val="Compact"/>
+        <w:numPr>
+          <w:ilvl w:val="0"/>
+          <w:numId w:val="1010"/>
+        </w:numPr>
+      </w:pPr>
+      <w:hyperlink r:id="rId75">
+        <w:r>
+          <w:rPr>
+            <w:rStyle w:val="Hyperlink"/>
+          </w:rPr>
+          <w:t xml:space="preserve">GitHub scripts/problem4.py</w:t>
+        </w:r>
+      </w:hyperlink>
+    </w:p>
+    <w:bookmarkStart w:id="84" w:name="待求问题-9"/>
     <w:p>
       <w:pPr>
         <w:pStyle w:val="Heading2"/>
@@ -9473,19 +10238,16 @@
         <w:rPr>
           <w:rStyle w:val="SectionNumber"/>
         </w:rPr>
-        <w:t xml:space="preserve">4.2</w:t>
+        <w:t xml:space="preserve">10.1</w:t>
       </w:r>
       <w:r>
         <w:tab/>
       </w:r>
       <w:r>
-        <w:t xml:space="preserve">(b) </w:t>
-      </w:r>
-      <w:r>
-        <w:rPr>
-          <w:rFonts w:hint="eastAsia"/>
-        </w:rPr>
-        <w:t xml:space="preserve">不可约但有周期</w:t>
+        <w:rPr>
+          <w:rFonts w:hint="eastAsia"/>
+        </w:rPr>
+        <w:t xml:space="preserve">待求问题</w:t>
       </w:r>
     </w:p>
     <w:p>
@@ -9495,17 +10257,6 @@
       <w:r>
         <w:rPr>
           <w:rFonts w:hint="eastAsia"/>
-          <w:b/>
-          <w:bCs/>
-        </w:rPr>
-        <w:t xml:space="preserve">待求问题。</w:t>
-      </w:r>
-      <w:r>
-        <w:t xml:space="preserve"> </w:t>
-      </w:r>
-      <w:r>
-        <w:rPr>
-          <w:rFonts w:hint="eastAsia"/>
         </w:rPr>
         <w:t xml:space="preserve">说明该</w:t>
       </w:r>
@@ -9519,21 +10270,32 @@
         <w:t xml:space="preserve">链不可约，但不是非周期的。</w:t>
       </w:r>
     </w:p>
-    <w:p>
-      <w:pPr>
-        <w:pStyle w:val="BodyText"/>
-      </w:pPr>
-      <w:r>
-        <w:rPr>
-          <w:rFonts w:hint="eastAsia"/>
-          <w:b/>
-          <w:bCs/>
-        </w:rPr>
-        <w:t xml:space="preserve">解决方式。</w:t>
-      </w:r>
-      <w:r>
-        <w:t xml:space="preserve"> </w:t>
-      </w:r>
+    <w:bookmarkEnd w:id="84"/>
+    <w:bookmarkStart w:id="85" w:name="解决方式-9"/>
+    <w:p>
+      <w:pPr>
+        <w:pStyle w:val="Heading2"/>
+      </w:pPr>
+      <w:r>
+        <w:rPr>
+          <w:rStyle w:val="SectionNumber"/>
+        </w:rPr>
+        <w:t xml:space="preserve">10.2</w:t>
+      </w:r>
+      <w:r>
+        <w:tab/>
+      </w:r>
+      <w:r>
+        <w:rPr>
+          <w:rFonts w:hint="eastAsia"/>
+        </w:rPr>
+        <w:t xml:space="preserve">解决方式</w:t>
+      </w:r>
+    </w:p>
+    <w:p>
+      <w:pPr>
+        <w:pStyle w:val="FirstParagraph"/>
+      </w:pPr>
       <w:r>
         <w:rPr>
           <w:rFonts w:hint="eastAsia"/>
@@ -9541,21 +10303,32 @@
         <w:t xml:space="preserve">先检查图连通性，再检查返回自身所需步数的奇偶性。</w:t>
       </w:r>
     </w:p>
-    <w:p>
-      <w:pPr>
-        <w:pStyle w:val="BodyText"/>
-      </w:pPr>
-      <w:r>
-        <w:rPr>
-          <w:rFonts w:hint="eastAsia"/>
-          <w:b/>
-          <w:bCs/>
-        </w:rPr>
-        <w:t xml:space="preserve">问题答案。</w:t>
-      </w:r>
-      <w:r>
-        <w:t xml:space="preserve"> </w:t>
-      </w:r>
+    <w:bookmarkEnd w:id="85"/>
+    <w:bookmarkStart w:id="86" w:name="问题答案-9"/>
+    <w:p>
+      <w:pPr>
+        <w:pStyle w:val="Heading2"/>
+      </w:pPr>
+      <w:r>
+        <w:rPr>
+          <w:rStyle w:val="SectionNumber"/>
+        </w:rPr>
+        <w:t xml:space="preserve">10.3</w:t>
+      </w:r>
+      <w:r>
+        <w:tab/>
+      </w:r>
+      <w:r>
+        <w:rPr>
+          <w:rFonts w:hint="eastAsia"/>
+        </w:rPr>
+        <w:t xml:space="preserve">问题答案</w:t>
+      </w:r>
+    </w:p>
+    <w:p>
+      <w:pPr>
+        <w:pStyle w:val="FirstParagraph"/>
+      </w:pPr>
       <w:r>
         <w:rPr>
           <w:rFonts w:hint="eastAsia"/>
@@ -9674,21 +10447,32 @@
         <w:t xml:space="preserve"> 2。</w:t>
       </w:r>
     </w:p>
-    <w:p>
-      <w:pPr>
-        <w:pStyle w:val="BodyText"/>
-      </w:pPr>
-      <w:r>
-        <w:rPr>
-          <w:rFonts w:hint="eastAsia"/>
-          <w:b/>
-          <w:bCs/>
-        </w:rPr>
-        <w:t xml:space="preserve">分析。</w:t>
-      </w:r>
-      <w:r>
-        <w:t xml:space="preserve"> </w:t>
-      </w:r>
+    <w:bookmarkEnd w:id="86"/>
+    <w:bookmarkStart w:id="87" w:name="分析-9"/>
+    <w:p>
+      <w:pPr>
+        <w:pStyle w:val="Heading2"/>
+      </w:pPr>
+      <w:r>
+        <w:rPr>
+          <w:rStyle w:val="SectionNumber"/>
+        </w:rPr>
+        <w:t xml:space="preserve">10.4</w:t>
+      </w:r>
+      <w:r>
+        <w:tab/>
+      </w:r>
+      <w:r>
+        <w:rPr>
+          <w:rFonts w:hint="eastAsia"/>
+        </w:rPr>
+        <w:t xml:space="preserve">分析</w:t>
+      </w:r>
+    </w:p>
+    <w:p>
+      <w:pPr>
+        <w:pStyle w:val="FirstParagraph"/>
+      </w:pPr>
       <w:r>
         <w:rPr>
           <w:rFonts w:hint="eastAsia"/>
@@ -9705,8 +10489,85 @@
         <w:t xml:space="preserve">1。本题虽不可约，但所有状态返回时间均为偶数，所以不是非周期链。</w:t>
       </w:r>
     </w:p>
-    <w:bookmarkEnd w:id="41"/>
-    <w:bookmarkStart w:id="42" w:name="c-平稳分布"/>
+    <w:bookmarkEnd w:id="87"/>
+    <w:bookmarkEnd w:id="88"/>
+    <w:bookmarkStart w:id="93" w:name="problem-4c平稳分布"/>
+    <w:p>
+      <w:pPr>
+        <w:pStyle w:val="Heading1"/>
+      </w:pPr>
+      <w:r>
+        <w:rPr>
+          <w:rStyle w:val="SectionNumber"/>
+        </w:rPr>
+        <w:t xml:space="preserve">11</w:t>
+      </w:r>
+      <w:r>
+        <w:tab/>
+      </w:r>
+      <w:r>
+        <w:t xml:space="preserve">Problem </w:t>
+      </w:r>
+      <w:r>
+        <w:rPr>
+          <w:rFonts w:hint="eastAsia"/>
+        </w:rPr>
+        <w:t xml:space="preserve">4(c)：平稳分布</w:t>
+      </w:r>
+    </w:p>
+    <w:p>
+      <w:pPr>
+        <w:pStyle w:val="FirstParagraph"/>
+      </w:pPr>
+      <w:r>
+        <w:rPr>
+          <w:rFonts w:hint="eastAsia"/>
+        </w:rPr>
+        <w:t xml:space="preserve">相关脚本：</w:t>
+      </w:r>
+    </w:p>
+    <w:p>
+      <w:pPr>
+        <w:pStyle w:val="Compact"/>
+        <w:numPr>
+          <w:ilvl w:val="0"/>
+          <w:numId w:val="1011"/>
+        </w:numPr>
+      </w:pPr>
+      <w:hyperlink r:id="rId74">
+        <w:r>
+          <w:rPr>
+            <w:rStyle w:val="Hyperlink"/>
+            <w:rFonts w:hint="eastAsia"/>
+          </w:rPr>
+          <w:t xml:space="preserve">本地</w:t>
+        </w:r>
+        <w:r>
+          <w:rPr>
+            <w:rStyle w:val="Hyperlink"/>
+          </w:rPr>
+          <w:t xml:space="preserve"> scripts/problem4.py</w:t>
+        </w:r>
+      </w:hyperlink>
+    </w:p>
+    <w:p>
+      <w:pPr>
+        <w:pStyle w:val="Compact"/>
+        <w:numPr>
+          <w:ilvl w:val="0"/>
+          <w:numId w:val="1011"/>
+        </w:numPr>
+      </w:pPr>
+      <w:hyperlink r:id="rId75">
+        <w:r>
+          <w:rPr>
+            <w:rStyle w:val="Hyperlink"/>
+          </w:rPr>
+          <w:t xml:space="preserve">GitHub scripts/problem4.py</w:t>
+        </w:r>
+      </w:hyperlink>
+    </w:p>
+    <w:bookmarkStart w:id="89" w:name="待求问题-10"/>
     <w:p>
       <w:pPr>
         <w:pStyle w:val="Heading2"/>
@@ -9715,19 +10576,16 @@
         <w:rPr>
           <w:rStyle w:val="SectionNumber"/>
         </w:rPr>
-        <w:t xml:space="preserve">4.3</w:t>
+        <w:t xml:space="preserve">11.1</w:t>
       </w:r>
       <w:r>
         <w:tab/>
       </w:r>
       <w:r>
-        <w:t xml:space="preserve">(c) </w:t>
-      </w:r>
-      <w:r>
-        <w:rPr>
-          <w:rFonts w:hint="eastAsia"/>
-        </w:rPr>
-        <w:t xml:space="preserve">平稳分布</w:t>
+        <w:rPr>
+          <w:rFonts w:hint="eastAsia"/>
+        </w:rPr>
+        <w:t xml:space="preserve">待求问题</w:t>
       </w:r>
     </w:p>
     <w:p>
@@ -9737,17 +10595,6 @@
       <w:r>
         <w:rPr>
           <w:rFonts w:hint="eastAsia"/>
-          <w:b/>
-          <w:bCs/>
-        </w:rPr>
-        <w:t xml:space="preserve">待求问题。</w:t>
-      </w:r>
-      <w:r>
-        <w:t xml:space="preserve"> </w:t>
-      </w:r>
-      <w:r>
-        <w:rPr>
-          <w:rFonts w:hint="eastAsia"/>
         </w:rPr>
         <w:t xml:space="preserve">求该</w:t>
       </w:r>
@@ -9761,21 +10608,32 @@
         <w:t xml:space="preserve">链的平稳分布。</w:t>
       </w:r>
     </w:p>
-    <w:p>
-      <w:pPr>
-        <w:pStyle w:val="BodyText"/>
-      </w:pPr>
-      <w:r>
-        <w:rPr>
-          <w:rFonts w:hint="eastAsia"/>
-          <w:b/>
-          <w:bCs/>
-        </w:rPr>
-        <w:t xml:space="preserve">解决方式。</w:t>
-      </w:r>
-      <w:r>
-        <w:t xml:space="preserve"> </w:t>
-      </w:r>
+    <w:bookmarkEnd w:id="89"/>
+    <w:bookmarkStart w:id="90" w:name="解决方式-10"/>
+    <w:p>
+      <w:pPr>
+        <w:pStyle w:val="Heading2"/>
+      </w:pPr>
+      <w:r>
+        <w:rPr>
+          <w:rStyle w:val="SectionNumber"/>
+        </w:rPr>
+        <w:t xml:space="preserve">11.2</w:t>
+      </w:r>
+      <w:r>
+        <w:tab/>
+      </w:r>
+      <w:r>
+        <w:rPr>
+          <w:rFonts w:hint="eastAsia"/>
+        </w:rPr>
+        <w:t xml:space="preserve">解决方式</w:t>
+      </w:r>
+    </w:p>
+    <w:p>
+      <w:pPr>
+        <w:pStyle w:val="FirstParagraph"/>
+      </w:pPr>
       <w:r>
         <w:rPr>
           <w:rFonts w:hint="eastAsia"/>
@@ -9783,21 +10641,32 @@
         <w:t xml:space="preserve">这是无向图上的简单随机游走，平稳分布与各节点度数成正比。</w:t>
       </w:r>
     </w:p>
-    <w:p>
-      <w:pPr>
-        <w:pStyle w:val="BodyText"/>
-      </w:pPr>
-      <w:r>
-        <w:rPr>
-          <w:rFonts w:hint="eastAsia"/>
-          <w:b/>
-          <w:bCs/>
-        </w:rPr>
-        <w:t xml:space="preserve">问题答案。</w:t>
-      </w:r>
-      <w:r>
-        <w:t xml:space="preserve"> </w:t>
-      </w:r>
+    <w:bookmarkEnd w:id="90"/>
+    <w:bookmarkStart w:id="91" w:name="问题答案-10"/>
+    <w:p>
+      <w:pPr>
+        <w:pStyle w:val="Heading2"/>
+      </w:pPr>
+      <w:r>
+        <w:rPr>
+          <w:rStyle w:val="SectionNumber"/>
+        </w:rPr>
+        <w:t xml:space="preserve">11.3</w:t>
+      </w:r>
+      <w:r>
+        <w:tab/>
+      </w:r>
+      <w:r>
+        <w:rPr>
+          <w:rFonts w:hint="eastAsia"/>
+        </w:rPr>
+        <w:t xml:space="preserve">问题答案</w:t>
+      </w:r>
+    </w:p>
+    <w:p>
+      <w:pPr>
+        <w:pStyle w:val="FirstParagraph"/>
+      </w:pPr>
       <w:r>
         <w:rPr>
           <w:rFonts w:hint="eastAsia"/>
@@ -10068,6 +10937,28 @@
         </m:oMath>
       </m:oMathPara>
     </w:p>
+    <w:bookmarkEnd w:id="91"/>
+    <w:bookmarkStart w:id="92" w:name="分析-10"/>
+    <w:p>
+      <w:pPr>
+        <w:pStyle w:val="Heading2"/>
+      </w:pPr>
+      <w:r>
+        <w:rPr>
+          <w:rStyle w:val="SectionNumber"/>
+        </w:rPr>
+        <w:t xml:space="preserve">11.4</w:t>
+      </w:r>
+      <w:r>
+        <w:tab/>
+      </w:r>
+      <w:r>
+        <w:rPr>
+          <w:rFonts w:hint="eastAsia"/>
+        </w:rPr>
+        <w:t xml:space="preserve">分析</w:t>
+      </w:r>
+    </w:p>
     <w:p>
       <w:pPr>
         <w:pStyle w:val="FirstParagraph"/>
@@ -10075,17 +10966,6 @@
       <w:r>
         <w:rPr>
           <w:rFonts w:hint="eastAsia"/>
-          <w:b/>
-          <w:bCs/>
-        </w:rPr>
-        <w:t xml:space="preserve">分析。</w:t>
-      </w:r>
-      <w:r>
-        <w:t xml:space="preserve"> </w:t>
-      </w:r>
-      <w:r>
-        <w:rPr>
-          <w:rFonts w:hint="eastAsia"/>
         </w:rPr>
         <w:t xml:space="preserve">房间</w:t>
       </w:r>
@@ -10117,8 +10997,103 @@
         <w:t xml:space="preserve">各只有一扇门，长期访问比例最小。</w:t>
       </w:r>
     </w:p>
-    <w:bookmarkEnd w:id="42"/>
-    <w:bookmarkStart w:id="43" w:name="d-从房间-1-首次到达房间-5-的期望步数"/>
+    <w:bookmarkEnd w:id="92"/>
+    <w:bookmarkEnd w:id="93"/>
+    <w:bookmarkStart w:id="98" w:name="problem-4d从房间-1-首次到达房间-5-的期望步数"/>
+    <w:p>
+      <w:pPr>
+        <w:pStyle w:val="Heading1"/>
+      </w:pPr>
+      <w:r>
+        <w:rPr>
+          <w:rStyle w:val="SectionNumber"/>
+        </w:rPr>
+        <w:t xml:space="preserve">12</w:t>
+      </w:r>
+      <w:r>
+        <w:tab/>
+      </w:r>
+      <w:r>
+        <w:t xml:space="preserve">Problem </w:t>
+      </w:r>
+      <w:r>
+        <w:rPr>
+          <w:rFonts w:hint="eastAsia"/>
+        </w:rPr>
+        <w:t xml:space="preserve">4(d)：从房间</w:t>
+      </w:r>
+      <w:r>
+        <w:t xml:space="preserve"> 1 </w:t>
+      </w:r>
+      <w:r>
+        <w:rPr>
+          <w:rFonts w:hint="eastAsia"/>
+        </w:rPr>
+        <w:t xml:space="preserve">首次到达房间</w:t>
+      </w:r>
+      <w:r>
+        <w:t xml:space="preserve"> 5 </w:t>
+      </w:r>
+      <w:r>
+        <w:rPr>
+          <w:rFonts w:hint="eastAsia"/>
+        </w:rPr>
+        <w:t xml:space="preserve">的期望步数</w:t>
+      </w:r>
+    </w:p>
+    <w:p>
+      <w:pPr>
+        <w:pStyle w:val="FirstParagraph"/>
+      </w:pPr>
+      <w:r>
+        <w:rPr>
+          <w:rFonts w:hint="eastAsia"/>
+        </w:rPr>
+        <w:t xml:space="preserve">相关脚本：</w:t>
+      </w:r>
+    </w:p>
+    <w:p>
+      <w:pPr>
+        <w:pStyle w:val="Compact"/>
+        <w:numPr>
+          <w:ilvl w:val="0"/>
+          <w:numId w:val="1012"/>
+        </w:numPr>
+      </w:pPr>
+      <w:hyperlink r:id="rId74">
+        <w:r>
+          <w:rPr>
+            <w:rStyle w:val="Hyperlink"/>
+            <w:rFonts w:hint="eastAsia"/>
+          </w:rPr>
+          <w:t xml:space="preserve">本地</w:t>
+        </w:r>
+        <w:r>
+          <w:rPr>
+            <w:rStyle w:val="Hyperlink"/>
+          </w:rPr>
+          <w:t xml:space="preserve"> scripts/problem4.py</w:t>
+        </w:r>
+      </w:hyperlink>
+    </w:p>
+    <w:p>
+      <w:pPr>
+        <w:pStyle w:val="Compact"/>
+        <w:numPr>
+          <w:ilvl w:val="0"/>
+          <w:numId w:val="1012"/>
+        </w:numPr>
+      </w:pPr>
+      <w:hyperlink r:id="rId75">
+        <w:r>
+          <w:rPr>
+            <w:rStyle w:val="Hyperlink"/>
+          </w:rPr>
+          <w:t xml:space="preserve">GitHub scripts/problem4.py</w:t>
+        </w:r>
+      </w:hyperlink>
+    </w:p>
+    <w:bookmarkStart w:id="94" w:name="待求问题-11"/>
     <w:p>
       <w:pPr>
         <w:pStyle w:val="Heading2"/>
@@ -10127,19 +11102,36 @@
         <w:rPr>
           <w:rStyle w:val="SectionNumber"/>
         </w:rPr>
-        <w:t xml:space="preserve">4.4</w:t>
+        <w:t xml:space="preserve">12.1</w:t>
       </w:r>
       <w:r>
         <w:tab/>
       </w:r>
       <w:r>
-        <w:t xml:space="preserve">(d) </w:t>
-      </w:r>
-      <w:r>
-        <w:rPr>
-          <w:rFonts w:hint="eastAsia"/>
-        </w:rPr>
-        <w:t xml:space="preserve">从房间</w:t>
+        <w:rPr>
+          <w:rFonts w:hint="eastAsia"/>
+        </w:rPr>
+        <w:t xml:space="preserve">待求问题</w:t>
+      </w:r>
+    </w:p>
+    <w:p>
+      <w:pPr>
+        <w:pStyle w:val="FirstParagraph"/>
+      </w:pPr>
+      <w:r>
+        <w:rPr>
+          <w:rFonts w:hint="eastAsia"/>
+        </w:rPr>
+        <w:t xml:space="preserve">房间</w:t>
+      </w:r>
+      <w:r>
+        <w:t xml:space="preserve"> 5 </w:t>
+      </w:r>
+      <w:r>
+        <w:rPr>
+          <w:rFonts w:hint="eastAsia"/>
+        </w:rPr>
+        <w:t xml:space="preserve">放置致命陷阱，老鼠从房间</w:t>
       </w:r>
       <w:r>
         <w:t xml:space="preserve"> 1 </w:t>
@@ -10148,7 +11140,7 @@
         <w:rPr>
           <w:rFonts w:hint="eastAsia"/>
         </w:rPr>
-        <w:t xml:space="preserve">首次到达房间</w:t>
+        <w:t xml:space="preserve">出发，求首次到达房间</w:t>
       </w:r>
       <w:r>
         <w:t xml:space="preserve"> 5 </w:t>
@@ -10157,73 +11149,35 @@
         <w:rPr>
           <w:rFonts w:hint="eastAsia"/>
         </w:rPr>
-        <w:t xml:space="preserve">的期望步数</w:t>
+        <w:t xml:space="preserve">之前的期望步数。</w:t>
+      </w:r>
+    </w:p>
+    <w:bookmarkEnd w:id="94"/>
+    <w:bookmarkStart w:id="95" w:name="解决方式-11"/>
+    <w:p>
+      <w:pPr>
+        <w:pStyle w:val="Heading2"/>
+      </w:pPr>
+      <w:r>
+        <w:rPr>
+          <w:rStyle w:val="SectionNumber"/>
+        </w:rPr>
+        <w:t xml:space="preserve">12.2</w:t>
+      </w:r>
+      <w:r>
+        <w:tab/>
+      </w:r>
+      <w:r>
+        <w:rPr>
+          <w:rFonts w:hint="eastAsia"/>
+        </w:rPr>
+        <w:t xml:space="preserve">解决方式</w:t>
       </w:r>
     </w:p>
     <w:p>
       <w:pPr>
         <w:pStyle w:val="FirstParagraph"/>
       </w:pPr>
-      <w:r>
-        <w:rPr>
-          <w:rFonts w:hint="eastAsia"/>
-          <w:b/>
-          <w:bCs/>
-        </w:rPr>
-        <w:t xml:space="preserve">待求问题。</w:t>
-      </w:r>
-      <w:r>
-        <w:t xml:space="preserve"> </w:t>
-      </w:r>
-      <w:r>
-        <w:rPr>
-          <w:rFonts w:hint="eastAsia"/>
-        </w:rPr>
-        <w:t xml:space="preserve">房间</w:t>
-      </w:r>
-      <w:r>
-        <w:t xml:space="preserve"> 5 </w:t>
-      </w:r>
-      <w:r>
-        <w:rPr>
-          <w:rFonts w:hint="eastAsia"/>
-        </w:rPr>
-        <w:t xml:space="preserve">放置致命陷阱，老鼠从房间</w:t>
-      </w:r>
-      <w:r>
-        <w:t xml:space="preserve"> 1 </w:t>
-      </w:r>
-      <w:r>
-        <w:rPr>
-          <w:rFonts w:hint="eastAsia"/>
-        </w:rPr>
-        <w:t xml:space="preserve">出发，求首次到达房间</w:t>
-      </w:r>
-      <w:r>
-        <w:t xml:space="preserve"> 5 </w:t>
-      </w:r>
-      <w:r>
-        <w:rPr>
-          <w:rFonts w:hint="eastAsia"/>
-        </w:rPr>
-        <w:t xml:space="preserve">之前的期望步数。</w:t>
-      </w:r>
-    </w:p>
-    <w:p>
-      <w:pPr>
-        <w:pStyle w:val="BodyText"/>
-      </w:pPr>
-      <w:r>
-        <w:rPr>
-          <w:rFonts w:hint="eastAsia"/>
-          <w:b/>
-          <w:bCs/>
-        </w:rPr>
-        <w:t xml:space="preserve">解决方式。</w:t>
-      </w:r>
-      <w:r>
-        <w:t xml:space="preserve"> </w:t>
-      </w:r>
       <w:r>
         <w:rPr>
           <w:rFonts w:hint="eastAsia"/>
@@ -10763,21 +11717,32 @@
         </m:oMath>
       </m:oMathPara>
     </w:p>
+    <w:bookmarkEnd w:id="95"/>
+    <w:bookmarkStart w:id="96" w:name="问题答案-11"/>
+    <w:p>
+      <w:pPr>
+        <w:pStyle w:val="Heading2"/>
+      </w:pPr>
+      <w:r>
+        <w:rPr>
+          <w:rStyle w:val="SectionNumber"/>
+        </w:rPr>
+        <w:t xml:space="preserve">12.3</w:t>
+      </w:r>
+      <w:r>
+        <w:tab/>
+      </w:r>
+      <w:r>
+        <w:rPr>
+          <w:rFonts w:hint="eastAsia"/>
+        </w:rPr>
+        <w:t xml:space="preserve">问题答案</w:t>
+      </w:r>
+    </w:p>
     <w:p>
       <w:pPr>
         <w:pStyle w:val="FirstParagraph"/>
       </w:pPr>
-      <w:r>
-        <w:rPr>
-          <w:rFonts w:hint="eastAsia"/>
-          <w:b/>
-          <w:bCs/>
-        </w:rPr>
-        <w:t xml:space="preserve">问题答案。</w:t>
-      </w:r>
-      <w:r>
-        <w:t xml:space="preserve"> </w:t>
-      </w:r>
       <w:r>
         <w:rPr>
           <w:rFonts w:hint="eastAsia"/>
@@ -11114,21 +12079,32 @@
         <w:t xml:space="preserve">。</w:t>
       </w:r>
     </w:p>
-    <w:p>
-      <w:pPr>
-        <w:pStyle w:val="BodyText"/>
-      </w:pPr>
-      <w:r>
-        <w:rPr>
-          <w:rFonts w:hint="eastAsia"/>
-          <w:b/>
-          <w:bCs/>
-        </w:rPr>
-        <w:t xml:space="preserve">分析。</w:t>
-      </w:r>
-      <w:r>
-        <w:t xml:space="preserve"> </w:t>
-      </w:r>
+    <w:bookmarkEnd w:id="96"/>
+    <w:bookmarkStart w:id="97" w:name="分析-11"/>
+    <w:p>
+      <w:pPr>
+        <w:pStyle w:val="Heading2"/>
+      </w:pPr>
+      <w:r>
+        <w:rPr>
+          <w:rStyle w:val="SectionNumber"/>
+        </w:rPr>
+        <w:t xml:space="preserve">12.4</w:t>
+      </w:r>
+      <w:r>
+        <w:tab/>
+      </w:r>
+      <w:r>
+        <w:rPr>
+          <w:rFonts w:hint="eastAsia"/>
+        </w:rPr>
+        <w:t xml:space="preserve">分析</w:t>
+      </w:r>
+    </w:p>
+    <w:p>
+      <w:pPr>
+        <w:pStyle w:val="FirstParagraph"/>
+      </w:pPr>
       <w:r>
         <w:rPr>
           <w:rFonts w:hint="eastAsia"/>
@@ -11168,8 +12144,94 @@
         <w:t xml:space="preserve">余下期望”的递推。</w:t>
       </w:r>
     </w:p>
-    <w:bookmarkEnd w:id="43"/>
-    <w:bookmarkStart w:id="44" w:name="e-回到房间-1-的期望时间"/>
+    <w:bookmarkEnd w:id="97"/>
+    <w:bookmarkEnd w:id="98"/>
+    <w:bookmarkStart w:id="103" w:name="problem-4e回到房间-1-的期望时间"/>
+    <w:p>
+      <w:pPr>
+        <w:pStyle w:val="Heading1"/>
+      </w:pPr>
+      <w:r>
+        <w:rPr>
+          <w:rStyle w:val="SectionNumber"/>
+        </w:rPr>
+        <w:t xml:space="preserve">13</w:t>
+      </w:r>
+      <w:r>
+        <w:tab/>
+      </w:r>
+      <w:r>
+        <w:t xml:space="preserve">Problem </w:t>
+      </w:r>
+      <w:r>
+        <w:rPr>
+          <w:rFonts w:hint="eastAsia"/>
+        </w:rPr>
+        <w:t xml:space="preserve">4(e)：回到房间</w:t>
+      </w:r>
+      <w:r>
+        <w:t xml:space="preserve"> 1 </w:t>
+      </w:r>
+      <w:r>
+        <w:rPr>
+          <w:rFonts w:hint="eastAsia"/>
+        </w:rPr>
+        <w:t xml:space="preserve">的期望时间</w:t>
+      </w:r>
+    </w:p>
+    <w:p>
+      <w:pPr>
+        <w:pStyle w:val="FirstParagraph"/>
+      </w:pPr>
+      <w:r>
+        <w:rPr>
+          <w:rFonts w:hint="eastAsia"/>
+        </w:rPr>
+        <w:t xml:space="preserve">相关脚本：</w:t>
+      </w:r>
+    </w:p>
+    <w:p>
+      <w:pPr>
+        <w:pStyle w:val="Compact"/>
+        <w:numPr>
+          <w:ilvl w:val="0"/>
+          <w:numId w:val="1013"/>
+        </w:numPr>
+      </w:pPr>
+      <w:hyperlink r:id="rId74">
+        <w:r>
+          <w:rPr>
+            <w:rStyle w:val="Hyperlink"/>
+            <w:rFonts w:hint="eastAsia"/>
+          </w:rPr>
+          <w:t xml:space="preserve">本地</w:t>
+        </w:r>
+        <w:r>
+          <w:rPr>
+            <w:rStyle w:val="Hyperlink"/>
+          </w:rPr>
+          <w:t xml:space="preserve"> scripts/problem4.py</w:t>
+        </w:r>
+      </w:hyperlink>
+    </w:p>
+    <w:p>
+      <w:pPr>
+        <w:pStyle w:val="Compact"/>
+        <w:numPr>
+          <w:ilvl w:val="0"/>
+          <w:numId w:val="1013"/>
+        </w:numPr>
+      </w:pPr>
+      <w:hyperlink r:id="rId75">
+        <w:r>
+          <w:rPr>
+            <w:rStyle w:val="Hyperlink"/>
+          </w:rPr>
+          <w:t xml:space="preserve">GitHub scripts/problem4.py</w:t>
+        </w:r>
+      </w:hyperlink>
+    </w:p>
+    <w:bookmarkStart w:id="99" w:name="待求问题-12"/>
     <w:p>
       <w:pPr>
         <w:pStyle w:val="Heading2"/>
@@ -11178,19 +12240,27 @@
         <w:rPr>
           <w:rStyle w:val="SectionNumber"/>
         </w:rPr>
-        <w:t xml:space="preserve">4.5</w:t>
+        <w:t xml:space="preserve">13.1</w:t>
       </w:r>
       <w:r>
         <w:tab/>
       </w:r>
       <w:r>
-        <w:t xml:space="preserve">(e) </w:t>
-      </w:r>
-      <w:r>
-        <w:rPr>
-          <w:rFonts w:hint="eastAsia"/>
-        </w:rPr>
-        <w:t xml:space="preserve">回到房间</w:t>
+        <w:rPr>
+          <w:rFonts w:hint="eastAsia"/>
+        </w:rPr>
+        <w:t xml:space="preserve">待求问题</w:t>
+      </w:r>
+    </w:p>
+    <w:p>
+      <w:pPr>
+        <w:pStyle w:val="FirstParagraph"/>
+      </w:pPr>
+      <w:r>
+        <w:rPr>
+          <w:rFonts w:hint="eastAsia"/>
+        </w:rPr>
+        <w:t xml:space="preserve">求老鼠回到房间</w:t>
       </w:r>
       <w:r>
         <w:t xml:space="preserve"> 1 </w:t>
@@ -11199,55 +12269,35 @@
         <w:rPr>
           <w:rFonts w:hint="eastAsia"/>
         </w:rPr>
-        <w:t xml:space="preserve">的期望时间</w:t>
+        <w:t xml:space="preserve">的期望时间。</w:t>
+      </w:r>
+    </w:p>
+    <w:bookmarkEnd w:id="99"/>
+    <w:bookmarkStart w:id="100" w:name="解决方式-12"/>
+    <w:p>
+      <w:pPr>
+        <w:pStyle w:val="Heading2"/>
+      </w:pPr>
+      <w:r>
+        <w:rPr>
+          <w:rStyle w:val="SectionNumber"/>
+        </w:rPr>
+        <w:t xml:space="preserve">13.2</w:t>
+      </w:r>
+      <w:r>
+        <w:tab/>
+      </w:r>
+      <w:r>
+        <w:rPr>
+          <w:rFonts w:hint="eastAsia"/>
+        </w:rPr>
+        <w:t xml:space="preserve">解决方式</w:t>
       </w:r>
     </w:p>
     <w:p>
       <w:pPr>
         <w:pStyle w:val="FirstParagraph"/>
       </w:pPr>
-      <w:r>
-        <w:rPr>
-          <w:rFonts w:hint="eastAsia"/>
-          <w:b/>
-          <w:bCs/>
-        </w:rPr>
-        <w:t xml:space="preserve">待求问题。</w:t>
-      </w:r>
-      <w:r>
-        <w:t xml:space="preserve"> </w:t>
-      </w:r>
-      <w:r>
-        <w:rPr>
-          <w:rFonts w:hint="eastAsia"/>
-        </w:rPr>
-        <w:t xml:space="preserve">求老鼠回到房间</w:t>
-      </w:r>
-      <w:r>
-        <w:t xml:space="preserve"> 1 </w:t>
-      </w:r>
-      <w:r>
-        <w:rPr>
-          <w:rFonts w:hint="eastAsia"/>
-        </w:rPr>
-        <w:t xml:space="preserve">的期望时间。</w:t>
-      </w:r>
-    </w:p>
-    <w:p>
-      <w:pPr>
-        <w:pStyle w:val="BodyText"/>
-      </w:pPr>
-      <w:r>
-        <w:rPr>
-          <w:rFonts w:hint="eastAsia"/>
-          <w:b/>
-          <w:bCs/>
-        </w:rPr>
-        <w:t xml:space="preserve">解决方式。</w:t>
-      </w:r>
-      <w:r>
-        <w:t xml:space="preserve"> </w:t>
-      </w:r>
       <w:r>
         <w:rPr>
           <w:rFonts w:hint="eastAsia"/>
@@ -11365,21 +12415,32 @@
         </m:oMath>
       </m:oMathPara>
     </w:p>
+    <w:bookmarkEnd w:id="100"/>
+    <w:bookmarkStart w:id="101" w:name="问题答案-12"/>
+    <w:p>
+      <w:pPr>
+        <w:pStyle w:val="Heading2"/>
+      </w:pPr>
+      <w:r>
+        <w:rPr>
+          <w:rStyle w:val="SectionNumber"/>
+        </w:rPr>
+        <w:t xml:space="preserve">13.3</w:t>
+      </w:r>
+      <w:r>
+        <w:tab/>
+      </w:r>
+      <w:r>
+        <w:rPr>
+          <w:rFonts w:hint="eastAsia"/>
+        </w:rPr>
+        <w:t xml:space="preserve">问题答案</w:t>
+      </w:r>
+    </w:p>
     <w:p>
       <w:pPr>
         <w:pStyle w:val="FirstParagraph"/>
       </w:pPr>
-      <w:r>
-        <w:rPr>
-          <w:rFonts w:hint="eastAsia"/>
-          <w:b/>
-          <w:bCs/>
-        </w:rPr>
-        <w:t xml:space="preserve">问题答案。</w:t>
-      </w:r>
-      <w:r>
-        <w:t xml:space="preserve"> </w:t>
-      </w:r>
       <w:r>
         <w:rPr>
           <w:rFonts w:hint="eastAsia"/>
@@ -11521,21 +12582,32 @@
         <w:t xml:space="preserve">。</w:t>
       </w:r>
     </w:p>
-    <w:p>
-      <w:pPr>
-        <w:pStyle w:val="BodyText"/>
-      </w:pPr>
-      <w:r>
-        <w:rPr>
-          <w:rFonts w:hint="eastAsia"/>
-          <w:b/>
-          <w:bCs/>
-        </w:rPr>
-        <w:t xml:space="preserve">分析。</w:t>
-      </w:r>
-      <w:r>
-        <w:t xml:space="preserve"> </w:t>
-      </w:r>
+    <w:bookmarkEnd w:id="101"/>
+    <w:bookmarkStart w:id="102" w:name="分析-12"/>
+    <w:p>
+      <w:pPr>
+        <w:pStyle w:val="Heading2"/>
+      </w:pPr>
+      <w:r>
+        <w:rPr>
+          <w:rStyle w:val="SectionNumber"/>
+        </w:rPr>
+        <w:t xml:space="preserve">13.4</w:t>
+      </w:r>
+      <w:r>
+        <w:tab/>
+      </w:r>
+      <w:r>
+        <w:rPr>
+          <w:rFonts w:hint="eastAsia"/>
+        </w:rPr>
+        <w:t xml:space="preserve">分析</w:t>
+      </w:r>
+    </w:p>
+    <w:p>
+      <w:pPr>
+        <w:pStyle w:val="FirstParagraph"/>
+      </w:pPr>
       <w:r>
         <w:rPr>
           <w:rFonts w:hint="eastAsia"/>
@@ -11584,39 +12656,110 @@
         <w:t xml:space="preserve">步返回一次。</w:t>
       </w:r>
     </w:p>
-    <w:bookmarkEnd w:id="44"/>
-    <w:bookmarkEnd w:id="45"/>
-    <w:bookmarkStart w:id="55" w:name="第五题矩形网格上的-buffon-投针"/>
+    <w:bookmarkEnd w:id="102"/>
+    <w:bookmarkEnd w:id="103"/>
+    <w:bookmarkStart w:id="104" w:name="v.-矩形网格上的-buffon-投针"/>
     <w:p>
       <w:pPr>
         <w:pStyle w:val="Heading1"/>
       </w:pPr>
       <w:r>
+        <w:t xml:space="preserve">V. </w:t>
+      </w:r>
+      <w:r>
+        <w:rPr>
+          <w:rFonts w:hint="eastAsia"/>
+        </w:rPr>
+        <w:t xml:space="preserve">矩形网格上的</w:t>
+      </w:r>
+      <w:r>
+        <w:t xml:space="preserve"> Buffon </w:t>
+      </w:r>
+      <w:r>
+        <w:rPr>
+          <w:rFonts w:hint="eastAsia"/>
+        </w:rPr>
+        <w:t xml:space="preserve">投针</w:t>
+      </w:r>
+    </w:p>
+    <w:bookmarkEnd w:id="104"/>
+    <w:bookmarkStart w:id="111" w:name="problem-5a穿越竖直线的概率"/>
+    <w:p>
+      <w:pPr>
+        <w:pStyle w:val="Heading1"/>
+      </w:pPr>
+      <w:r>
         <w:rPr>
           <w:rStyle w:val="SectionNumber"/>
         </w:rPr>
-        <w:t xml:space="preserve">5</w:t>
+        <w:t xml:space="preserve">14</w:t>
       </w:r>
       <w:r>
         <w:tab/>
       </w:r>
       <w:r>
-        <w:rPr>
-          <w:rFonts w:hint="eastAsia"/>
-        </w:rPr>
-        <w:t xml:space="preserve">第五题：矩形网格上的</w:t>
-      </w:r>
-      <w:r>
-        <w:t xml:space="preserve"> Buffon </w:t>
-      </w:r>
-      <w:r>
-        <w:rPr>
-          <w:rFonts w:hint="eastAsia"/>
-        </w:rPr>
-        <w:t xml:space="preserve">投针</w:t>
-      </w:r>
-    </w:p>
-    <w:bookmarkStart w:id="46" w:name="a-穿越竖直线的概率"/>
+        <w:t xml:space="preserve">Problem </w:t>
+      </w:r>
+      <w:r>
+        <w:rPr>
+          <w:rFonts w:hint="eastAsia"/>
+        </w:rPr>
+        <w:t xml:space="preserve">5(a)：穿越竖直线的概率</w:t>
+      </w:r>
+    </w:p>
+    <w:p>
+      <w:pPr>
+        <w:pStyle w:val="FirstParagraph"/>
+      </w:pPr>
+      <w:r>
+        <w:rPr>
+          <w:rFonts w:hint="eastAsia"/>
+        </w:rPr>
+        <w:t xml:space="preserve">相关脚本：</w:t>
+      </w:r>
+    </w:p>
+    <w:p>
+      <w:pPr>
+        <w:pStyle w:val="Compact"/>
+        <w:numPr>
+          <w:ilvl w:val="0"/>
+          <w:numId w:val="1014"/>
+        </w:numPr>
+      </w:pPr>
+      <w:hyperlink r:id="rId105">
+        <w:r>
+          <w:rPr>
+            <w:rStyle w:val="Hyperlink"/>
+            <w:rFonts w:hint="eastAsia"/>
+          </w:rPr>
+          <w:t xml:space="preserve">本地</w:t>
+        </w:r>
+        <w:r>
+          <w:rPr>
+            <w:rStyle w:val="Hyperlink"/>
+          </w:rPr>
+          <w:t xml:space="preserve"> scripts/problem5.py</w:t>
+        </w:r>
+      </w:hyperlink>
+    </w:p>
+    <w:p>
+      <w:pPr>
+        <w:pStyle w:val="Compact"/>
+        <w:numPr>
+          <w:ilvl w:val="0"/>
+          <w:numId w:val="1014"/>
+        </w:numPr>
+      </w:pPr>
+      <w:hyperlink r:id="rId106">
+        <w:r>
+          <w:rPr>
+            <w:rStyle w:val="Hyperlink"/>
+          </w:rPr>
+          <w:t xml:space="preserve">GitHub scripts/problem5.py</w:t>
+        </w:r>
+      </w:hyperlink>
+    </w:p>
+    <w:bookmarkStart w:id="107" w:name="待求问题-13"/>
     <w:p>
       <w:pPr>
         <w:pStyle w:val="Heading2"/>
@@ -11625,36 +12768,22 @@
         <w:rPr>
           <w:rStyle w:val="SectionNumber"/>
         </w:rPr>
-        <w:t xml:space="preserve">5.1</w:t>
+        <w:t xml:space="preserve">14.1</w:t>
       </w:r>
       <w:r>
         <w:tab/>
       </w:r>
       <w:r>
-        <w:t xml:space="preserve">(a) </w:t>
-      </w:r>
-      <w:r>
-        <w:rPr>
-          <w:rFonts w:hint="eastAsia"/>
-        </w:rPr>
-        <w:t xml:space="preserve">穿越竖直线的概率</w:t>
+        <w:rPr>
+          <w:rFonts w:hint="eastAsia"/>
+        </w:rPr>
+        <w:t xml:space="preserve">待求问题</w:t>
       </w:r>
     </w:p>
     <w:p>
       <w:pPr>
         <w:pStyle w:val="FirstParagraph"/>
       </w:pPr>
-      <w:r>
-        <w:rPr>
-          <w:rFonts w:hint="eastAsia"/>
-          <w:b/>
-          <w:bCs/>
-        </w:rPr>
-        <w:t xml:space="preserve">待求问题。</w:t>
-      </w:r>
-      <w:r>
-        <w:t xml:space="preserve"> </w:t>
-      </w:r>
       <w:r>
         <w:rPr>
           <w:rFonts w:hint="eastAsia"/>
@@ -11823,21 +12952,32 @@
         </m:oMath>
       </m:oMathPara>
     </w:p>
+    <w:bookmarkEnd w:id="107"/>
+    <w:bookmarkStart w:id="108" w:name="解决方式-13"/>
+    <w:p>
+      <w:pPr>
+        <w:pStyle w:val="Heading2"/>
+      </w:pPr>
+      <w:r>
+        <w:rPr>
+          <w:rStyle w:val="SectionNumber"/>
+        </w:rPr>
+        <w:t xml:space="preserve">14.2</w:t>
+      </w:r>
+      <w:r>
+        <w:tab/>
+      </w:r>
+      <w:r>
+        <w:rPr>
+          <w:rFonts w:hint="eastAsia"/>
+        </w:rPr>
+        <w:t xml:space="preserve">解决方式</w:t>
+      </w:r>
+    </w:p>
     <w:p>
       <w:pPr>
         <w:pStyle w:val="FirstParagraph"/>
       </w:pPr>
-      <w:r>
-        <w:rPr>
-          <w:rFonts w:hint="eastAsia"/>
-          <w:b/>
-          <w:bCs/>
-        </w:rPr>
-        <w:t xml:space="preserve">解决方式。</w:t>
-      </w:r>
-      <w:r>
-        <w:t xml:space="preserve"> </w:t>
-      </w:r>
       <w:r>
         <w:rPr>
           <w:rFonts w:hint="eastAsia"/>
@@ -12194,21 +13334,32 @@
         </m:oMath>
       </m:oMathPara>
     </w:p>
+    <w:bookmarkEnd w:id="108"/>
+    <w:bookmarkStart w:id="109" w:name="问题答案-13"/>
+    <w:p>
+      <w:pPr>
+        <w:pStyle w:val="Heading2"/>
+      </w:pPr>
+      <w:r>
+        <w:rPr>
+          <w:rStyle w:val="SectionNumber"/>
+        </w:rPr>
+        <w:t xml:space="preserve">14.3</w:t>
+      </w:r>
+      <w:r>
+        <w:tab/>
+      </w:r>
+      <w:r>
+        <w:rPr>
+          <w:rFonts w:hint="eastAsia"/>
+        </w:rPr>
+        <w:t xml:space="preserve">问题答案</w:t>
+      </w:r>
+    </w:p>
     <w:p>
       <w:pPr>
         <w:pStyle w:val="FirstParagraph"/>
       </w:pPr>
-      <w:r>
-        <w:rPr>
-          <w:rFonts w:hint="eastAsia"/>
-          <w:b/>
-          <w:bCs/>
-        </w:rPr>
-        <w:t xml:space="preserve">问题答案。</w:t>
-      </w:r>
-      <w:r>
-        <w:t xml:space="preserve"> </w:t>
-      </w:r>
       <w:r>
         <w:rPr>
           <w:rFonts w:hint="eastAsia"/>
@@ -12342,21 +13493,32 @@
         <w:t xml:space="preserve">。</w:t>
       </w:r>
     </w:p>
-    <w:p>
-      <w:pPr>
-        <w:pStyle w:val="BodyText"/>
-      </w:pPr>
-      <w:r>
-        <w:rPr>
-          <w:rFonts w:hint="eastAsia"/>
-          <w:b/>
-          <w:bCs/>
-        </w:rPr>
-        <w:t xml:space="preserve">分析。</w:t>
-      </w:r>
-      <w:r>
-        <w:t xml:space="preserve"> </w:t>
-      </w:r>
+    <w:bookmarkEnd w:id="109"/>
+    <w:bookmarkStart w:id="110" w:name="分析-13"/>
+    <w:p>
+      <w:pPr>
+        <w:pStyle w:val="Heading2"/>
+      </w:pPr>
+      <w:r>
+        <w:rPr>
+          <w:rStyle w:val="SectionNumber"/>
+        </w:rPr>
+        <w:t xml:space="preserve">14.4</w:t>
+      </w:r>
+      <w:r>
+        <w:tab/>
+      </w:r>
+      <w:r>
+        <w:rPr>
+          <w:rFonts w:hint="eastAsia"/>
+        </w:rPr>
+        <w:t xml:space="preserve">分析</w:t>
+      </w:r>
+    </w:p>
+    <w:p>
+      <w:pPr>
+        <w:pStyle w:val="FirstParagraph"/>
+      </w:pPr>
       <w:r>
         <w:rPr>
           <w:rFonts w:hint="eastAsia"/>
@@ -12390,8 +13552,85 @@
         <w:t xml:space="preserve">不参与事件判定。</w:t>
       </w:r>
     </w:p>
-    <w:bookmarkEnd w:id="46"/>
-    <w:bookmarkStart w:id="47" w:name="b-穿越水平线的概率"/>
+    <w:bookmarkEnd w:id="110"/>
+    <w:bookmarkEnd w:id="111"/>
+    <w:bookmarkStart w:id="116" w:name="problem-5b穿越水平线的概率"/>
+    <w:p>
+      <w:pPr>
+        <w:pStyle w:val="Heading1"/>
+      </w:pPr>
+      <w:r>
+        <w:rPr>
+          <w:rStyle w:val="SectionNumber"/>
+        </w:rPr>
+        <w:t xml:space="preserve">15</w:t>
+      </w:r>
+      <w:r>
+        <w:tab/>
+      </w:r>
+      <w:r>
+        <w:t xml:space="preserve">Problem </w:t>
+      </w:r>
+      <w:r>
+        <w:rPr>
+          <w:rFonts w:hint="eastAsia"/>
+        </w:rPr>
+        <w:t xml:space="preserve">5(b)：穿越水平线的概率</w:t>
+      </w:r>
+    </w:p>
+    <w:p>
+      <w:pPr>
+        <w:pStyle w:val="FirstParagraph"/>
+      </w:pPr>
+      <w:r>
+        <w:rPr>
+          <w:rFonts w:hint="eastAsia"/>
+        </w:rPr>
+        <w:t xml:space="preserve">相关脚本：</w:t>
+      </w:r>
+    </w:p>
+    <w:p>
+      <w:pPr>
+        <w:pStyle w:val="Compact"/>
+        <w:numPr>
+          <w:ilvl w:val="0"/>
+          <w:numId w:val="1015"/>
+        </w:numPr>
+      </w:pPr>
+      <w:hyperlink r:id="rId105">
+        <w:r>
+          <w:rPr>
+            <w:rStyle w:val="Hyperlink"/>
+            <w:rFonts w:hint="eastAsia"/>
+          </w:rPr>
+          <w:t xml:space="preserve">本地</w:t>
+        </w:r>
+        <w:r>
+          <w:rPr>
+            <w:rStyle w:val="Hyperlink"/>
+          </w:rPr>
+          <w:t xml:space="preserve"> scripts/problem5.py</w:t>
+        </w:r>
+      </w:hyperlink>
+    </w:p>
+    <w:p>
+      <w:pPr>
+        <w:pStyle w:val="Compact"/>
+        <w:numPr>
+          <w:ilvl w:val="0"/>
+          <w:numId w:val="1015"/>
+        </w:numPr>
+      </w:pPr>
+      <w:hyperlink r:id="rId106">
+        <w:r>
+          <w:rPr>
+            <w:rStyle w:val="Hyperlink"/>
+          </w:rPr>
+          <w:t xml:space="preserve">GitHub scripts/problem5.py</w:t>
+        </w:r>
+      </w:hyperlink>
+    </w:p>
+    <w:bookmarkStart w:id="112" w:name="待求问题-14"/>
     <w:p>
       <w:pPr>
         <w:pStyle w:val="Heading2"/>
@@ -12400,36 +13639,22 @@
         <w:rPr>
           <w:rStyle w:val="SectionNumber"/>
         </w:rPr>
-        <w:t xml:space="preserve">5.2</w:t>
+        <w:t xml:space="preserve">15.1</w:t>
       </w:r>
       <w:r>
         <w:tab/>
       </w:r>
       <w:r>
-        <w:t xml:space="preserve">(b) </w:t>
-      </w:r>
-      <w:r>
-        <w:rPr>
-          <w:rFonts w:hint="eastAsia"/>
-        </w:rPr>
-        <w:t xml:space="preserve">穿越水平线的概率</w:t>
+        <w:rPr>
+          <w:rFonts w:hint="eastAsia"/>
+        </w:rPr>
+        <w:t xml:space="preserve">待求问题</w:t>
       </w:r>
     </w:p>
     <w:p>
       <w:pPr>
         <w:pStyle w:val="FirstParagraph"/>
       </w:pPr>
-      <w:r>
-        <w:rPr>
-          <w:rFonts w:hint="eastAsia"/>
-          <w:b/>
-          <w:bCs/>
-        </w:rPr>
-        <w:t xml:space="preserve">待求问题。</w:t>
-      </w:r>
-      <w:r>
-        <w:t xml:space="preserve"> </w:t>
-      </w:r>
       <w:r>
         <w:rPr>
           <w:rFonts w:hint="eastAsia"/>
@@ -12517,21 +13742,32 @@
         </m:oMath>
       </m:oMathPara>
     </w:p>
+    <w:bookmarkEnd w:id="112"/>
+    <w:bookmarkStart w:id="113" w:name="解决方式-14"/>
+    <w:p>
+      <w:pPr>
+        <w:pStyle w:val="Heading2"/>
+      </w:pPr>
+      <w:r>
+        <w:rPr>
+          <w:rStyle w:val="SectionNumber"/>
+        </w:rPr>
+        <w:t xml:space="preserve">15.2</w:t>
+      </w:r>
+      <w:r>
+        <w:tab/>
+      </w:r>
+      <w:r>
+        <w:rPr>
+          <w:rFonts w:hint="eastAsia"/>
+        </w:rPr>
+        <w:t xml:space="preserve">解决方式</w:t>
+      </w:r>
+    </w:p>
     <w:p>
       <w:pPr>
         <w:pStyle w:val="FirstParagraph"/>
       </w:pPr>
-      <w:r>
-        <w:rPr>
-          <w:rFonts w:hint="eastAsia"/>
-          <w:b/>
-          <w:bCs/>
-        </w:rPr>
-        <w:t xml:space="preserve">解决方式。</w:t>
-      </w:r>
-      <w:r>
-        <w:t xml:space="preserve"> </w:t>
-      </w:r>
       <w:r>
         <w:rPr>
           <w:rFonts w:hint="eastAsia"/>
@@ -12832,21 +14068,32 @@
         </m:oMath>
       </m:oMathPara>
     </w:p>
+    <w:bookmarkEnd w:id="113"/>
+    <w:bookmarkStart w:id="114" w:name="问题答案-14"/>
+    <w:p>
+      <w:pPr>
+        <w:pStyle w:val="Heading2"/>
+      </w:pPr>
+      <w:r>
+        <w:rPr>
+          <w:rStyle w:val="SectionNumber"/>
+        </w:rPr>
+        <w:t xml:space="preserve">15.3</w:t>
+      </w:r>
+      <w:r>
+        <w:tab/>
+      </w:r>
+      <w:r>
+        <w:rPr>
+          <w:rFonts w:hint="eastAsia"/>
+        </w:rPr>
+        <w:t xml:space="preserve">问题答案</w:t>
+      </w:r>
+    </w:p>
     <w:p>
       <w:pPr>
         <w:pStyle w:val="FirstParagraph"/>
       </w:pPr>
-      <w:r>
-        <w:rPr>
-          <w:rFonts w:hint="eastAsia"/>
-          <w:b/>
-          <w:bCs/>
-        </w:rPr>
-        <w:t xml:space="preserve">问题答案。</w:t>
-      </w:r>
-      <w:r>
-        <w:t xml:space="preserve"> </w:t>
-      </w:r>
       <w:r>
         <w:rPr>
           <w:rFonts w:hint="eastAsia"/>
@@ -12964,6 +14211,28 @@
         </m:oMath>
       </m:oMathPara>
     </w:p>
+    <w:bookmarkEnd w:id="114"/>
+    <w:bookmarkStart w:id="115" w:name="分析-14"/>
+    <w:p>
+      <w:pPr>
+        <w:pStyle w:val="Heading2"/>
+      </w:pPr>
+      <w:r>
+        <w:rPr>
+          <w:rStyle w:val="SectionNumber"/>
+        </w:rPr>
+        <w:t xml:space="preserve">15.4</w:t>
+      </w:r>
+      <w:r>
+        <w:tab/>
+      </w:r>
+      <w:r>
+        <w:rPr>
+          <w:rFonts w:hint="eastAsia"/>
+        </w:rPr>
+        <w:t xml:space="preserve">分析</w:t>
+      </w:r>
+    </w:p>
     <w:p>
       <w:pPr>
         <w:pStyle w:val="FirstParagraph"/>
@@ -12971,17 +14240,6 @@
       <w:r>
         <w:rPr>
           <w:rFonts w:hint="eastAsia"/>
-          <w:b/>
-          <w:bCs/>
-        </w:rPr>
-        <w:t xml:space="preserve">分析。</w:t>
-      </w:r>
-      <w:r>
-        <w:t xml:space="preserve"> </w:t>
-      </w:r>
-      <w:r>
-        <w:rPr>
-          <w:rFonts w:hint="eastAsia"/>
         </w:rPr>
         <w:t xml:space="preserve">与</w:t>
       </w:r>
@@ -13023,8 +14281,85 @@
         <w:t xml:space="preserve">。</w:t>
       </w:r>
     </w:p>
-    <w:bookmarkEnd w:id="47"/>
-    <w:bookmarkStart w:id="54" w:name="c-同时穿越竖直线和水平线并比较三种方法"/>
+    <w:bookmarkEnd w:id="115"/>
+    <w:bookmarkEnd w:id="116"/>
+    <w:bookmarkStart w:id="127" w:name="problem-5c同时穿越竖直线和水平线并比较三种方法"/>
+    <w:p>
+      <w:pPr>
+        <w:pStyle w:val="Heading1"/>
+      </w:pPr>
+      <w:r>
+        <w:rPr>
+          <w:rStyle w:val="SectionNumber"/>
+        </w:rPr>
+        <w:t xml:space="preserve">16</w:t>
+      </w:r>
+      <w:r>
+        <w:tab/>
+      </w:r>
+      <w:r>
+        <w:t xml:space="preserve">Problem </w:t>
+      </w:r>
+      <w:r>
+        <w:rPr>
+          <w:rFonts w:hint="eastAsia"/>
+        </w:rPr>
+        <w:t xml:space="preserve">5(c)：同时穿越竖直线和水平线，并比较三种方法</w:t>
+      </w:r>
+    </w:p>
+    <w:p>
+      <w:pPr>
+        <w:pStyle w:val="FirstParagraph"/>
+      </w:pPr>
+      <w:r>
+        <w:rPr>
+          <w:rFonts w:hint="eastAsia"/>
+        </w:rPr>
+        <w:t xml:space="preserve">相关脚本：</w:t>
+      </w:r>
+    </w:p>
+    <w:p>
+      <w:pPr>
+        <w:pStyle w:val="Compact"/>
+        <w:numPr>
+          <w:ilvl w:val="0"/>
+          <w:numId w:val="1016"/>
+        </w:numPr>
+      </w:pPr>
+      <w:hyperlink r:id="rId105">
+        <w:r>
+          <w:rPr>
+            <w:rStyle w:val="Hyperlink"/>
+            <w:rFonts w:hint="eastAsia"/>
+          </w:rPr>
+          <w:t xml:space="preserve">本地</w:t>
+        </w:r>
+        <w:r>
+          <w:rPr>
+            <w:rStyle w:val="Hyperlink"/>
+          </w:rPr>
+          <w:t xml:space="preserve"> scripts/problem5.py</w:t>
+        </w:r>
+      </w:hyperlink>
+    </w:p>
+    <w:p>
+      <w:pPr>
+        <w:pStyle w:val="Compact"/>
+        <w:numPr>
+          <w:ilvl w:val="0"/>
+          <w:numId w:val="1016"/>
+        </w:numPr>
+      </w:pPr>
+      <w:hyperlink r:id="rId106">
+        <w:r>
+          <w:rPr>
+            <w:rStyle w:val="Hyperlink"/>
+          </w:rPr>
+          <w:t xml:space="preserve">GitHub scripts/problem5.py</w:t>
+        </w:r>
+      </w:hyperlink>
+    </w:p>
+    <w:bookmarkStart w:id="117" w:name="待求问题-15"/>
     <w:p>
       <w:pPr>
         <w:pStyle w:val="Heading2"/>
@@ -13033,36 +14368,22 @@
         <w:rPr>
           <w:rStyle w:val="SectionNumber"/>
         </w:rPr>
-        <w:t xml:space="preserve">5.3</w:t>
+        <w:t xml:space="preserve">16.1</w:t>
       </w:r>
       <w:r>
         <w:tab/>
       </w:r>
       <w:r>
-        <w:t xml:space="preserve">(c) </w:t>
-      </w:r>
-      <w:r>
-        <w:rPr>
-          <w:rFonts w:hint="eastAsia"/>
-        </w:rPr>
-        <w:t xml:space="preserve">同时穿越竖直线和水平线，并比较三种方法</w:t>
+        <w:rPr>
+          <w:rFonts w:hint="eastAsia"/>
+        </w:rPr>
+        <w:t xml:space="preserve">待求问题</w:t>
       </w:r>
     </w:p>
     <w:p>
       <w:pPr>
         <w:pStyle w:val="FirstParagraph"/>
       </w:pPr>
-      <w:r>
-        <w:rPr>
-          <w:rFonts w:hint="eastAsia"/>
-          <w:b/>
-          <w:bCs/>
-        </w:rPr>
-        <w:t xml:space="preserve">待求问题。</w:t>
-      </w:r>
-      <w:r>
-        <w:t xml:space="preserve"> </w:t>
-      </w:r>
       <w:r>
         <w:rPr>
           <w:rFonts w:hint="eastAsia"/>
@@ -13203,21 +14524,32 @@
         <w:t xml:space="preserve">的结果。</w:t>
       </w:r>
     </w:p>
-    <w:p>
-      <w:pPr>
-        <w:pStyle w:val="BodyText"/>
-      </w:pPr>
-      <w:r>
-        <w:rPr>
-          <w:rFonts w:hint="eastAsia"/>
-          <w:b/>
-          <w:bCs/>
-        </w:rPr>
-        <w:t xml:space="preserve">解决方式。</w:t>
-      </w:r>
-      <w:r>
-        <w:t xml:space="preserve"> </w:t>
-      </w:r>
+    <w:bookmarkEnd w:id="117"/>
+    <w:bookmarkStart w:id="118" w:name="解决方式-15"/>
+    <w:p>
+      <w:pPr>
+        <w:pStyle w:val="Heading2"/>
+      </w:pPr>
+      <w:r>
+        <w:rPr>
+          <w:rStyle w:val="SectionNumber"/>
+        </w:rPr>
+        <w:t xml:space="preserve">16.2</w:t>
+      </w:r>
+      <w:r>
+        <w:tab/>
+      </w:r>
+      <w:r>
+        <w:rPr>
+          <w:rFonts w:hint="eastAsia"/>
+        </w:rPr>
+        <w:t xml:space="preserve">解决方式</w:t>
+      </w:r>
+    </w:p>
+    <w:p>
+      <w:pPr>
+        <w:pStyle w:val="FirstParagraph"/>
+      </w:pPr>
       <w:r>
         <w:rPr>
           <w:rFonts w:hint="eastAsia"/>
@@ -13946,17 +15278,26 @@
         </m:oMath>
       </m:oMathPara>
     </w:p>
-    <w:p>
-      <w:pPr>
-        <w:pStyle w:val="FirstParagraph"/>
-      </w:pPr>
-      <w:r>
-        <w:rPr>
-          <w:rFonts w:hint="eastAsia"/>
-          <w:b/>
-          <w:bCs/>
-        </w:rPr>
-        <w:t xml:space="preserve">问题答案。</w:t>
+    <w:bookmarkEnd w:id="118"/>
+    <w:bookmarkStart w:id="125" w:name="问题答案-15"/>
+    <w:p>
+      <w:pPr>
+        <w:pStyle w:val="Heading2"/>
+      </w:pPr>
+      <w:r>
+        <w:rPr>
+          <w:rStyle w:val="SectionNumber"/>
+        </w:rPr>
+        <w:t xml:space="preserve">16.3</w:t>
+      </w:r>
+      <w:r>
+        <w:tab/>
+      </w:r>
+      <w:r>
+        <w:rPr>
+          <w:rFonts w:hint="eastAsia"/>
+        </w:rPr>
+        <w:t xml:space="preserve">问题答案</w:t>
       </w:r>
     </w:p>
     <w:tbl>
@@ -14435,18 +15776,18 @@
           <wp:inline>
             <wp:extent cx="3840480" cy="2356658"/>
             <wp:effectExtent b="0" l="0" r="0" t="0"/>
-            <wp:docPr descr="矩形网格 Buffon 三种估计" title="" id="49" name="Picture"/>
+            <wp:docPr descr="矩形网格 Buffon 三种估计" title="" id="120" name="Picture"/>
             <a:graphic>
               <a:graphicData uri="http://schemas.openxmlformats.org/drawingml/2006/picture">
                 <pic:pic>
                   <pic:nvPicPr>
-                    <pic:cNvPr descr="../../results/problem5_grid_buffon_methods.png" id="50" name="Picture"/>
+                    <pic:cNvPr descr="../../results/problem5_grid_buffon_methods.png" id="121" name="Picture"/>
                     <pic:cNvPicPr>
                       <a:picLocks noChangeArrowheads="1" noChangeAspect="1"/>
                     </pic:cNvPicPr>
                   </pic:nvPicPr>
                   <pic:blipFill>
-                    <a:blip r:embed="rId48"/>
+                    <a:blip r:embed="rId119"/>
                     <a:stretch>
                       <a:fillRect/>
                     </a:stretch>
@@ -14522,18 +15863,18 @@
           <wp:inline>
             <wp:extent cx="3840480" cy="2322150"/>
             <wp:effectExtent b="0" l="0" r="0" t="0"/>
-            <wp:docPr descr="矩形网格交叉事件估计" title="" id="52" name="Picture"/>
+            <wp:docPr descr="矩形网格交叉事件估计" title="" id="123" name="Picture"/>
             <a:graphic>
               <a:graphicData uri="http://schemas.openxmlformats.org/drawingml/2006/picture">
                 <pic:pic>
                   <pic:nvPicPr>
-                    <pic:cNvPr descr="../../results/problem5_grid_buffon_intersection.png" id="53" name="Picture"/>
+                    <pic:cNvPr descr="../../results/problem5_grid_buffon_intersection.png" id="124" name="Picture"/>
                     <pic:cNvPicPr>
                       <a:picLocks noChangeArrowheads="1" noChangeAspect="1"/>
                     </pic:cNvPicPr>
                   </pic:nvPicPr>
                   <pic:blipFill>
-                    <a:blip r:embed="rId51"/>
+                    <a:blip r:embed="rId122"/>
                     <a:stretch>
                       <a:fillRect/>
                     </a:stretch>
@@ -14766,21 +16107,32 @@
         <w:t xml:space="preserve">方法偶然更接近真值，是单次随机模拟的波动，不代表其方差更小。</w:t>
       </w:r>
     </w:p>
-    <w:p>
-      <w:pPr>
-        <w:pStyle w:val="BodyText"/>
-      </w:pPr>
-      <w:r>
-        <w:rPr>
-          <w:rFonts w:hint="eastAsia"/>
-          <w:b/>
-          <w:bCs/>
-        </w:rPr>
-        <w:t xml:space="preserve">分析。</w:t>
-      </w:r>
-      <w:r>
-        <w:t xml:space="preserve"> </w:t>
-      </w:r>
+    <w:bookmarkEnd w:id="125"/>
+    <w:bookmarkStart w:id="126" w:name="分析-15"/>
+    <w:p>
+      <w:pPr>
+        <w:pStyle w:val="Heading2"/>
+      </w:pPr>
+      <w:r>
+        <w:rPr>
+          <w:rStyle w:val="SectionNumber"/>
+        </w:rPr>
+        <w:t xml:space="preserve">16.4</w:t>
+      </w:r>
+      <w:r>
+        <w:tab/>
+      </w:r>
+      <w:r>
+        <w:rPr>
+          <w:rFonts w:hint="eastAsia"/>
+        </w:rPr>
+        <w:t xml:space="preserve">分析</w:t>
+      </w:r>
+    </w:p>
+    <w:p>
+      <w:pPr>
+        <w:pStyle w:val="FirstParagraph"/>
+      </w:pPr>
       <w:r>
         <w:rPr>
           <w:rFonts w:hint="eastAsia"/>
@@ -14912,8 +16264,8 @@
         <w:t xml:space="preserve">，应优先使用事件概率较大的方法。</w:t>
       </w:r>
     </w:p>
-    <w:bookmarkEnd w:id="54"/>
-    <w:bookmarkEnd w:id="55"/>
+    <w:bookmarkEnd w:id="126"/>
+    <w:bookmarkEnd w:id="127"/>
     <w:sectPr>
       <w:footnotePr>
         <w:numRestart w:val="eachSect"/>
@@ -15131,6 +16483,51 @@
     <w:abstractNumId w:val="990"/>
   </w:num>
   <w:num w:numId="1001">
+    <w:abstractNumId w:val="991"/>
+  </w:num>
+  <w:num w:numId="1002">
+    <w:abstractNumId w:val="991"/>
+  </w:num>
+  <w:num w:numId="1003">
+    <w:abstractNumId w:val="991"/>
+  </w:num>
+  <w:num w:numId="1004">
+    <w:abstractNumId w:val="991"/>
+  </w:num>
+  <w:num w:numId="1005">
+    <w:abstractNumId w:val="991"/>
+  </w:num>
+  <w:num w:numId="1006">
+    <w:abstractNumId w:val="991"/>
+  </w:num>
+  <w:num w:numId="1007">
+    <w:abstractNumId w:val="991"/>
+  </w:num>
+  <w:num w:numId="1008">
+    <w:abstractNumId w:val="991"/>
+  </w:num>
+  <w:num w:numId="1009">
+    <w:abstractNumId w:val="991"/>
+  </w:num>
+  <w:num w:numId="1010">
+    <w:abstractNumId w:val="991"/>
+  </w:num>
+  <w:num w:numId="1011">
+    <w:abstractNumId w:val="991"/>
+  </w:num>
+  <w:num w:numId="1012">
+    <w:abstractNumId w:val="991"/>
+  </w:num>
+  <w:num w:numId="1013">
+    <w:abstractNumId w:val="991"/>
+  </w:num>
+  <w:num w:numId="1014">
+    <w:abstractNumId w:val="991"/>
+  </w:num>
+  <w:num w:numId="1015">
+    <w:abstractNumId w:val="991"/>
+  </w:num>
+  <w:num w:numId="1016">
     <w:abstractNumId w:val="991"/>
   </w:num>
 </w:numbering>

--- a/09/docs/answer/answer.docx
+++ b/09/docs/answer/answer.docx
@@ -332,7 +332,7 @@
         </w:tc>
       </w:tr>
     </w:tbl>
-    <w:bookmarkStart w:id="12" w:name="i.-buffon-投针的-monte-carlo-模拟"/>
+    <w:bookmarkStart w:id="43" w:name="i.-buffon-投针的-monte-carlo-模拟"/>
     <w:p>
       <w:pPr>
         <w:pStyle w:val="Heading1"/>
@@ -356,17 +356,16 @@
         <w:t xml:space="preserve">模拟</w:t>
       </w:r>
     </w:p>
-    <w:bookmarkEnd w:id="12"/>
-    <w:bookmarkStart w:id="22" w:name="problem-1a固定-n-时改变-xba"/>
-    <w:p>
-      <w:pPr>
-        <w:pStyle w:val="Heading1"/>
+    <w:bookmarkStart w:id="21" w:name="problem-1a固定-n-时改变-xba"/>
+    <w:p>
+      <w:pPr>
+        <w:pStyle w:val="Heading2"/>
       </w:pPr>
       <w:r>
         <w:rPr>
           <w:rStyle w:val="SectionNumber"/>
         </w:rPr>
-        <w:t xml:space="preserve">1</w:t>
+        <w:t xml:space="preserve">0.1</w:t>
       </w:r>
       <w:r>
         <w:tab/>
@@ -443,7 +442,7 @@
           <w:numId w:val="1001"/>
         </w:numPr>
       </w:pPr>
-      <w:hyperlink r:id="rId13">
+      <w:hyperlink r:id="rId12">
         <w:r>
           <w:rPr>
             <w:rStyle w:val="Hyperlink"/>
@@ -467,7 +466,7 @@
           <w:numId w:val="1001"/>
         </w:numPr>
       </w:pPr>
-      <w:hyperlink r:id="rId14">
+      <w:hyperlink r:id="rId13">
         <w:r>
           <w:rPr>
             <w:rStyle w:val="Hyperlink"/>
@@ -476,16 +475,16 @@
         </w:r>
       </w:hyperlink>
     </w:p>
-    <w:bookmarkStart w:id="15" w:name="待求问题"/>
-    <w:p>
-      <w:pPr>
-        <w:pStyle w:val="Heading2"/>
+    <w:bookmarkStart w:id="14" w:name="待求问题"/>
+    <w:p>
+      <w:pPr>
+        <w:pStyle w:val="Heading3"/>
       </w:pPr>
       <w:r>
         <w:rPr>
           <w:rStyle w:val="SectionNumber"/>
         </w:rPr>
-        <w:t xml:space="preserve">1.1</w:t>
+        <w:t xml:space="preserve">0.1.1</w:t>
       </w:r>
       <w:r>
         <w:tab/>
@@ -629,17 +628,17 @@
         <w:t xml:space="preserve">是否足够大，并经验性说明为什么针长增加时估计通常会改善。</w:t>
       </w:r>
     </w:p>
-    <w:bookmarkEnd w:id="15"/>
-    <w:bookmarkStart w:id="16" w:name="解决方式"/>
-    <w:p>
-      <w:pPr>
-        <w:pStyle w:val="Heading2"/>
+    <w:bookmarkEnd w:id="14"/>
+    <w:bookmarkStart w:id="15" w:name="解决方式"/>
+    <w:p>
+      <w:pPr>
+        <w:pStyle w:val="Heading3"/>
       </w:pPr>
       <w:r>
         <w:rPr>
           <w:rStyle w:val="SectionNumber"/>
         </w:rPr>
-        <w:t xml:space="preserve">1.2</w:t>
+        <w:t xml:space="preserve">0.1.2</w:t>
       </w:r>
       <w:r>
         <w:tab/>
@@ -1232,17 +1231,17 @@
         </m:oMath>
       </m:oMathPara>
     </w:p>
-    <w:bookmarkEnd w:id="16"/>
-    <w:bookmarkStart w:id="20" w:name="问题答案"/>
-    <w:p>
-      <w:pPr>
-        <w:pStyle w:val="Heading2"/>
+    <w:bookmarkEnd w:id="15"/>
+    <w:bookmarkStart w:id="19" w:name="问题答案"/>
+    <w:p>
+      <w:pPr>
+        <w:pStyle w:val="Heading3"/>
       </w:pPr>
       <w:r>
         <w:rPr>
           <w:rStyle w:val="SectionNumber"/>
         </w:rPr>
-        <w:t xml:space="preserve">1.3</w:t>
+        <w:t xml:space="preserve">0.1.3</w:t>
       </w:r>
       <w:r>
         <w:tab/>
@@ -2050,18 +2049,18 @@
           <wp:inline>
             <wp:extent cx="3840480" cy="2322150"/>
             <wp:effectExtent b="0" l="0" r="0" t="0"/>
-            <wp:docPr descr="固定 N 时 Buffon 投针估计" title="" id="18" name="Picture"/>
+            <wp:docPr descr="固定 N 时 Buffon 投针估计" title="" id="17" name="Picture"/>
             <a:graphic>
               <a:graphicData uri="http://schemas.openxmlformats.org/drawingml/2006/picture">
                 <pic:pic>
                   <pic:nvPicPr>
-                    <pic:cNvPr descr="../../results/problem1_buffon_x_fixed_n.png" id="19" name="Picture"/>
+                    <pic:cNvPr descr="../../results/problem1_buffon_x_fixed_n.png" id="18" name="Picture"/>
                     <pic:cNvPicPr>
                       <a:picLocks noChangeArrowheads="1" noChangeAspect="1"/>
                     </pic:cNvPicPr>
                   </pic:nvPicPr>
                   <pic:blipFill>
-                    <a:blip r:embed="rId17"/>
+                    <a:blip r:embed="rId16"/>
                     <a:stretch>
                       <a:fillRect/>
                     </a:stretch>
@@ -2125,17 +2124,17 @@
         <w:t xml:space="preserve">投针估计</w:t>
       </w:r>
     </w:p>
-    <w:bookmarkEnd w:id="20"/>
-    <w:bookmarkStart w:id="21" w:name="分析"/>
-    <w:p>
-      <w:pPr>
-        <w:pStyle w:val="Heading2"/>
+    <w:bookmarkEnd w:id="19"/>
+    <w:bookmarkStart w:id="20" w:name="分析"/>
+    <w:p>
+      <w:pPr>
+        <w:pStyle w:val="Heading3"/>
       </w:pPr>
       <w:r>
         <w:rPr>
           <w:rStyle w:val="SectionNumber"/>
         </w:rPr>
-        <w:t xml:space="preserve">1.4</w:t>
+        <w:t xml:space="preserve">0.1.4</w:t>
       </w:r>
       <w:r>
         <w:tab/>
@@ -2273,18 +2272,18 @@
         <w:t xml:space="preserve">单调下降。</w:t>
       </w:r>
     </w:p>
+    <w:bookmarkEnd w:id="20"/>
     <w:bookmarkEnd w:id="21"/>
-    <w:bookmarkEnd w:id="22"/>
-    <w:bookmarkStart w:id="30" w:name="problem-1b改变样本数-n"/>
-    <w:p>
-      <w:pPr>
-        <w:pStyle w:val="Heading1"/>
+    <w:bookmarkStart w:id="29" w:name="problem-1b改变样本数-n"/>
+    <w:p>
+      <w:pPr>
+        <w:pStyle w:val="Heading2"/>
       </w:pPr>
       <w:r>
         <w:rPr>
           <w:rStyle w:val="SectionNumber"/>
         </w:rPr>
-        <w:t xml:space="preserve">2</w:t>
+        <w:t xml:space="preserve">0.2</w:t>
       </w:r>
       <w:r>
         <w:tab/>
@@ -2326,7 +2325,7 @@
           <w:numId w:val="1002"/>
         </w:numPr>
       </w:pPr>
-      <w:hyperlink r:id="rId13">
+      <w:hyperlink r:id="rId12">
         <w:r>
           <w:rPr>
             <w:rStyle w:val="Hyperlink"/>
@@ -2350,7 +2349,7 @@
           <w:numId w:val="1002"/>
         </w:numPr>
       </w:pPr>
-      <w:hyperlink r:id="rId14">
+      <w:hyperlink r:id="rId13">
         <w:r>
           <w:rPr>
             <w:rStyle w:val="Hyperlink"/>
@@ -2359,16 +2358,16 @@
         </w:r>
       </w:hyperlink>
     </w:p>
-    <w:bookmarkStart w:id="23" w:name="待求问题-1"/>
-    <w:p>
-      <w:pPr>
-        <w:pStyle w:val="Heading2"/>
+    <w:bookmarkStart w:id="22" w:name="待求问题-1"/>
+    <w:p>
+      <w:pPr>
+        <w:pStyle w:val="Heading3"/>
       </w:pPr>
       <w:r>
         <w:rPr>
           <w:rStyle w:val="SectionNumber"/>
         </w:rPr>
-        <w:t xml:space="preserve">2.1</w:t>
+        <w:t xml:space="preserve">0.2.1</w:t>
       </w:r>
       <w:r>
         <w:tab/>
@@ -2417,17 +2416,17 @@
         <w:t xml:space="preserve">投针方法能够获得多高的计算精度。</w:t>
       </w:r>
     </w:p>
-    <w:bookmarkEnd w:id="23"/>
-    <w:bookmarkStart w:id="24" w:name="解决方式-1"/>
-    <w:p>
-      <w:pPr>
-        <w:pStyle w:val="Heading2"/>
+    <w:bookmarkEnd w:id="22"/>
+    <w:bookmarkStart w:id="23" w:name="解决方式-1"/>
+    <w:p>
+      <w:pPr>
+        <w:pStyle w:val="Heading3"/>
       </w:pPr>
       <w:r>
         <w:rPr>
           <w:rStyle w:val="SectionNumber"/>
         </w:rPr>
-        <w:t xml:space="preserve">2.2</w:t>
+        <w:t xml:space="preserve">0.2.2</w:t>
       </w:r>
       <w:r>
         <w:tab/>
@@ -2507,17 +2506,17 @@
         <w:t xml:space="preserve">之间共享前缀样本，便于观察样本量增加带来的收敛趋势。</w:t>
       </w:r>
     </w:p>
-    <w:bookmarkEnd w:id="24"/>
-    <w:bookmarkStart w:id="28" w:name="问题答案-1"/>
-    <w:p>
-      <w:pPr>
-        <w:pStyle w:val="Heading2"/>
+    <w:bookmarkEnd w:id="23"/>
+    <w:bookmarkStart w:id="27" w:name="问题答案-1"/>
+    <w:p>
+      <w:pPr>
+        <w:pStyle w:val="Heading3"/>
       </w:pPr>
       <w:r>
         <w:rPr>
           <w:rStyle w:val="SectionNumber"/>
         </w:rPr>
-        <w:t xml:space="preserve">2.3</w:t>
+        <w:t xml:space="preserve">0.2.3</w:t>
       </w:r>
       <w:r>
         <w:tab/>
@@ -2966,18 +2965,18 @@
           <wp:inline>
             <wp:extent cx="3840480" cy="2322150"/>
             <wp:effectExtent b="0" l="0" r="0" t="0"/>
-            <wp:docPr descr="Buffon 投针随样本数收敛" title="" id="26" name="Picture"/>
+            <wp:docPr descr="Buffon 投针随样本数收敛" title="" id="25" name="Picture"/>
             <a:graphic>
               <a:graphicData uri="http://schemas.openxmlformats.org/drawingml/2006/picture">
                 <pic:pic>
                   <pic:nvPicPr>
-                    <pic:cNvPr descr="../../results/problem1_buffon_n_convergence.png" id="27" name="Picture"/>
+                    <pic:cNvPr descr="../../results/problem1_buffon_n_convergence.png" id="26" name="Picture"/>
                     <pic:cNvPicPr>
                       <a:picLocks noChangeArrowheads="1" noChangeAspect="1"/>
                     </pic:cNvPicPr>
                   </pic:nvPicPr>
                   <pic:blipFill>
-                    <a:blip r:embed="rId25"/>
+                    <a:blip r:embed="rId24"/>
                     <a:stretch>
                       <a:fillRect/>
                     </a:stretch>
@@ -3156,17 +3155,17 @@
         <w:t xml:space="preserve">。</w:t>
       </w:r>
     </w:p>
-    <w:bookmarkEnd w:id="28"/>
-    <w:bookmarkStart w:id="29" w:name="分析-1"/>
-    <w:p>
-      <w:pPr>
-        <w:pStyle w:val="Heading2"/>
+    <w:bookmarkEnd w:id="27"/>
+    <w:bookmarkStart w:id="28" w:name="分析-1"/>
+    <w:p>
+      <w:pPr>
+        <w:pStyle w:val="Heading3"/>
       </w:pPr>
       <w:r>
         <w:rPr>
           <w:rStyle w:val="SectionNumber"/>
         </w:rPr>
-        <w:t xml:space="preserve">2.4</w:t>
+        <w:t xml:space="preserve">0.2.4</w:t>
       </w:r>
       <w:r>
         <w:tab/>
@@ -3262,18 +3261,18 @@
         <w:t xml:space="preserve">倍样本量。这也是本题中提高精度的主要成本。</w:t>
       </w:r>
     </w:p>
+    <w:bookmarkEnd w:id="28"/>
     <w:bookmarkEnd w:id="29"/>
-    <w:bookmarkEnd w:id="30"/>
-    <w:bookmarkStart w:id="35" w:name="problem-1c计算机为什么只能达到这种精度"/>
-    <w:p>
-      <w:pPr>
-        <w:pStyle w:val="Heading1"/>
+    <w:bookmarkStart w:id="34" w:name="problem-1c计算机为什么只能达到这种精度"/>
+    <w:p>
+      <w:pPr>
+        <w:pStyle w:val="Heading2"/>
       </w:pPr>
       <w:r>
         <w:rPr>
           <w:rStyle w:val="SectionNumber"/>
         </w:rPr>
-        <w:t xml:space="preserve">3</w:t>
+        <w:t xml:space="preserve">0.3</w:t>
       </w:r>
       <w:r>
         <w:tab/>
@@ -3307,7 +3306,7 @@
           <w:numId w:val="1003"/>
         </w:numPr>
       </w:pPr>
-      <w:hyperlink r:id="rId13">
+      <w:hyperlink r:id="rId12">
         <w:r>
           <w:rPr>
             <w:rStyle w:val="Hyperlink"/>
@@ -3331,7 +3330,7 @@
           <w:numId w:val="1003"/>
         </w:numPr>
       </w:pPr>
-      <w:hyperlink r:id="rId14">
+      <w:hyperlink r:id="rId13">
         <w:r>
           <w:rPr>
             <w:rStyle w:val="Hyperlink"/>
@@ -3340,16 +3339,16 @@
         </w:r>
       </w:hyperlink>
     </w:p>
-    <w:bookmarkStart w:id="31" w:name="待求问题-2"/>
-    <w:p>
-      <w:pPr>
-        <w:pStyle w:val="Heading2"/>
+    <w:bookmarkStart w:id="30" w:name="待求问题-2"/>
+    <w:p>
+      <w:pPr>
+        <w:pStyle w:val="Heading3"/>
       </w:pPr>
       <w:r>
         <w:rPr>
           <w:rStyle w:val="SectionNumber"/>
         </w:rPr>
-        <w:t xml:space="preserve">3.1</w:t>
+        <w:t xml:space="preserve">0.3.1</w:t>
       </w:r>
       <w:r>
         <w:tab/>
@@ -3372,59 +3371,59 @@
         <w:t xml:space="preserve">解释为什么本机程序只能得到上述量级的精度，并给出尽可能多的原因。</w:t>
       </w:r>
     </w:p>
+    <w:bookmarkEnd w:id="30"/>
+    <w:bookmarkStart w:id="31" w:name="解决方式-2"/>
+    <w:p>
+      <w:pPr>
+        <w:pStyle w:val="Heading3"/>
+      </w:pPr>
+      <w:r>
+        <w:rPr>
+          <w:rStyle w:val="SectionNumber"/>
+        </w:rPr>
+        <w:t xml:space="preserve">0.3.2</w:t>
+      </w:r>
+      <w:r>
+        <w:tab/>
+      </w:r>
+      <w:r>
+        <w:rPr>
+          <w:rFonts w:hint="eastAsia"/>
+        </w:rPr>
+        <w:t xml:space="preserve">解决方式</w:t>
+      </w:r>
+    </w:p>
+    <w:p>
+      <w:pPr>
+        <w:pStyle w:val="FirstParagraph"/>
+      </w:pPr>
+      <w:r>
+        <w:rPr>
+          <w:rFonts w:hint="eastAsia"/>
+        </w:rPr>
+        <w:t xml:space="preserve">将误差来源分为</w:t>
+      </w:r>
+      <w:r>
+        <w:t xml:space="preserve"> Monte Carlo </w:t>
+      </w:r>
+      <w:r>
+        <w:rPr>
+          <w:rFonts w:hint="eastAsia"/>
+        </w:rPr>
+        <w:t xml:space="preserve">采样误差、伪随机数误差、计数离散误差、浮点舍入误差和计算资源限制，并比较它们在本实验中的主次关系。</w:t>
+      </w:r>
+    </w:p>
     <w:bookmarkEnd w:id="31"/>
-    <w:bookmarkStart w:id="32" w:name="解决方式-2"/>
-    <w:p>
-      <w:pPr>
-        <w:pStyle w:val="Heading2"/>
+    <w:bookmarkStart w:id="32" w:name="问题答案-2"/>
+    <w:p>
+      <w:pPr>
+        <w:pStyle w:val="Heading3"/>
       </w:pPr>
       <w:r>
         <w:rPr>
           <w:rStyle w:val="SectionNumber"/>
         </w:rPr>
-        <w:t xml:space="preserve">3.2</w:t>
-      </w:r>
-      <w:r>
-        <w:tab/>
-      </w:r>
-      <w:r>
-        <w:rPr>
-          <w:rFonts w:hint="eastAsia"/>
-        </w:rPr>
-        <w:t xml:space="preserve">解决方式</w:t>
-      </w:r>
-    </w:p>
-    <w:p>
-      <w:pPr>
-        <w:pStyle w:val="FirstParagraph"/>
-      </w:pPr>
-      <w:r>
-        <w:rPr>
-          <w:rFonts w:hint="eastAsia"/>
-        </w:rPr>
-        <w:t xml:space="preserve">将误差来源分为</w:t>
-      </w:r>
-      <w:r>
-        <w:t xml:space="preserve"> Monte Carlo </w:t>
-      </w:r>
-      <w:r>
-        <w:rPr>
-          <w:rFonts w:hint="eastAsia"/>
-        </w:rPr>
-        <w:t xml:space="preserve">采样误差、伪随机数误差、计数离散误差、浮点舍入误差和计算资源限制，并比较它们在本实验中的主次关系。</w:t>
-      </w:r>
-    </w:p>
-    <w:bookmarkEnd w:id="32"/>
-    <w:bookmarkStart w:id="33" w:name="问题答案-2"/>
-    <w:p>
-      <w:pPr>
-        <w:pStyle w:val="Heading2"/>
-      </w:pPr>
-      <w:r>
-        <w:rPr>
-          <w:rStyle w:val="SectionNumber"/>
-        </w:rPr>
-        <w:t xml:space="preserve">3.3</w:t>
+        <w:t xml:space="preserve">0.3.3</w:t>
       </w:r>
       <w:r>
         <w:tab/>
@@ -3727,8 +3726,76 @@
         <w:t xml:space="preserve">小于一个标准差，属于合理随机波动。</w:t>
       </w:r>
     </w:p>
+    <w:bookmarkEnd w:id="32"/>
+    <w:bookmarkStart w:id="33" w:name="分析-2"/>
+    <w:p>
+      <w:pPr>
+        <w:pStyle w:val="Heading3"/>
+      </w:pPr>
+      <w:r>
+        <w:rPr>
+          <w:rStyle w:val="SectionNumber"/>
+        </w:rPr>
+        <w:t xml:space="preserve">0.3.4</w:t>
+      </w:r>
+      <w:r>
+        <w:tab/>
+      </w:r>
+      <w:r>
+        <w:rPr>
+          <w:rFonts w:hint="eastAsia"/>
+        </w:rPr>
+        <w:t xml:space="preserve">分析</w:t>
+      </w:r>
+    </w:p>
+    <w:p>
+      <w:pPr>
+        <w:pStyle w:val="FirstParagraph"/>
+      </w:pPr>
+      <w:r>
+        <w:rPr>
+          <w:rFonts w:hint="eastAsia"/>
+        </w:rPr>
+        <w:t xml:space="preserve">双精度浮点舍入并不是当前样本量下的主导误差。真正限制精度的是随机抽样的慢收敛；此外，伪随机数状态有限、命中数</w:t>
+      </w:r>
+      <w:r>
+        <w:t xml:space="preserve"> </w:t>
+      </w:r>
+      <m:oMath>
+        <m:r>
+          <m:t>M</m:t>
+        </m:r>
+      </m:oMath>
+      <w:r>
+        <w:t xml:space="preserve"> </w:t>
+      </w:r>
+      <w:r>
+        <w:rPr>
+          <w:rFonts w:hint="eastAsia"/>
+        </w:rPr>
+        <w:t xml:space="preserve">必为整数、运行时间与内存开销随</w:t>
+      </w:r>
+      <w:r>
+        <w:t xml:space="preserve"> </w:t>
+      </w:r>
+      <m:oMath>
+        <m:r>
+          <m:t>N</m:t>
+        </m:r>
+      </m:oMath>
+      <w:r>
+        <w:t xml:space="preserve"> </w:t>
+      </w:r>
+      <w:r>
+        <w:rPr>
+          <w:rFonts w:hint="eastAsia"/>
+        </w:rPr>
+        <w:t xml:space="preserve">增长，也都会限制实际可取得的精度。</w:t>
+      </w:r>
+    </w:p>
     <w:bookmarkEnd w:id="33"/>
-    <w:bookmarkStart w:id="34" w:name="分析-2"/>
+    <w:bookmarkEnd w:id="34"/>
+    <w:bookmarkStart w:id="42" w:name="problem-1d长针概率公式的可选实验"/>
     <w:p>
       <w:pPr>
         <w:pStyle w:val="Heading2"/>
@@ -3737,75 +3804,7 @@
         <w:rPr>
           <w:rStyle w:val="SectionNumber"/>
         </w:rPr>
-        <w:t xml:space="preserve">3.4</w:t>
-      </w:r>
-      <w:r>
-        <w:tab/>
-      </w:r>
-      <w:r>
-        <w:rPr>
-          <w:rFonts w:hint="eastAsia"/>
-        </w:rPr>
-        <w:t xml:space="preserve">分析</w:t>
-      </w:r>
-    </w:p>
-    <w:p>
-      <w:pPr>
-        <w:pStyle w:val="FirstParagraph"/>
-      </w:pPr>
-      <w:r>
-        <w:rPr>
-          <w:rFonts w:hint="eastAsia"/>
-        </w:rPr>
-        <w:t xml:space="preserve">双精度浮点舍入并不是当前样本量下的主导误差。真正限制精度的是随机抽样的慢收敛；此外，伪随机数状态有限、命中数</w:t>
-      </w:r>
-      <w:r>
-        <w:t xml:space="preserve"> </w:t>
-      </w:r>
-      <m:oMath>
-        <m:r>
-          <m:t>M</m:t>
-        </m:r>
-      </m:oMath>
-      <w:r>
-        <w:t xml:space="preserve"> </w:t>
-      </w:r>
-      <w:r>
-        <w:rPr>
-          <w:rFonts w:hint="eastAsia"/>
-        </w:rPr>
-        <w:t xml:space="preserve">必为整数、运行时间与内存开销随</w:t>
-      </w:r>
-      <w:r>
-        <w:t xml:space="preserve"> </w:t>
-      </w:r>
-      <m:oMath>
-        <m:r>
-          <m:t>N</m:t>
-        </m:r>
-      </m:oMath>
-      <w:r>
-        <w:t xml:space="preserve"> </w:t>
-      </w:r>
-      <w:r>
-        <w:rPr>
-          <w:rFonts w:hint="eastAsia"/>
-        </w:rPr>
-        <w:t xml:space="preserve">增长，也都会限制实际可取得的精度。</w:t>
-      </w:r>
-    </w:p>
-    <w:bookmarkEnd w:id="34"/>
-    <w:bookmarkEnd w:id="35"/>
-    <w:bookmarkStart w:id="43" w:name="problem-1d长针概率公式的可选实验"/>
-    <w:p>
-      <w:pPr>
-        <w:pStyle w:val="Heading1"/>
-      </w:pPr>
-      <w:r>
-        <w:rPr>
-          <w:rStyle w:val="SectionNumber"/>
-        </w:rPr>
-        <w:t xml:space="preserve">4</w:t>
+        <w:t xml:space="preserve">0.4</w:t>
       </w:r>
       <w:r>
         <w:tab/>
@@ -3839,7 +3838,7 @@
           <w:numId w:val="1004"/>
         </w:numPr>
       </w:pPr>
-      <w:hyperlink r:id="rId13">
+      <w:hyperlink r:id="rId12">
         <w:r>
           <w:rPr>
             <w:rStyle w:val="Hyperlink"/>
@@ -3863,7 +3862,7 @@
           <w:numId w:val="1004"/>
         </w:numPr>
       </w:pPr>
-      <w:hyperlink r:id="rId14">
+      <w:hyperlink r:id="rId13">
         <w:r>
           <w:rPr>
             <w:rStyle w:val="Hyperlink"/>
@@ -3872,16 +3871,16 @@
         </w:r>
       </w:hyperlink>
     </w:p>
-    <w:bookmarkStart w:id="36" w:name="待求问题-3"/>
-    <w:p>
-      <w:pPr>
-        <w:pStyle w:val="Heading2"/>
+    <w:bookmarkStart w:id="35" w:name="待求问题-3"/>
+    <w:p>
+      <w:pPr>
+        <w:pStyle w:val="Heading3"/>
       </w:pPr>
       <w:r>
         <w:rPr>
           <w:rStyle w:val="SectionNumber"/>
         </w:rPr>
-        <w:t xml:space="preserve">4.1</w:t>
+        <w:t xml:space="preserve">0.4.1</w:t>
       </w:r>
       <w:r>
         <w:tab/>
@@ -4238,17 +4237,17 @@
         <w:t xml:space="preserve">理解为针长与平行线间距之比。</w:t>
       </w:r>
     </w:p>
-    <w:bookmarkEnd w:id="36"/>
-    <w:bookmarkStart w:id="37" w:name="解决方式-3"/>
-    <w:p>
-      <w:pPr>
-        <w:pStyle w:val="Heading2"/>
+    <w:bookmarkEnd w:id="35"/>
+    <w:bookmarkStart w:id="36" w:name="解决方式-3"/>
+    <w:p>
+      <w:pPr>
+        <w:pStyle w:val="Heading3"/>
       </w:pPr>
       <w:r>
         <w:rPr>
           <w:rStyle w:val="SectionNumber"/>
         </w:rPr>
-        <w:t xml:space="preserve">4.2</w:t>
+        <w:t xml:space="preserve">0.4.2</w:t>
       </w:r>
       <w:r>
         <w:tab/>
@@ -4692,17 +4691,17 @@
         <w:t xml:space="preserve">。</w:t>
       </w:r>
     </w:p>
-    <w:bookmarkEnd w:id="37"/>
-    <w:bookmarkStart w:id="41" w:name="问题答案-3"/>
-    <w:p>
-      <w:pPr>
-        <w:pStyle w:val="Heading2"/>
+    <w:bookmarkEnd w:id="36"/>
+    <w:bookmarkStart w:id="40" w:name="问题答案-3"/>
+    <w:p>
+      <w:pPr>
+        <w:pStyle w:val="Heading3"/>
       </w:pPr>
       <w:r>
         <w:rPr>
           <w:rStyle w:val="SectionNumber"/>
         </w:rPr>
-        <w:t xml:space="preserve">4.3</w:t>
+        <w:t xml:space="preserve">0.4.3</w:t>
       </w:r>
       <w:r>
         <w:tab/>
@@ -5549,18 +5548,18 @@
           <wp:inline>
             <wp:extent cx="3840480" cy="2356658"/>
             <wp:effectExtent b="0" l="0" r="0" t="0"/>
-            <wp:docPr descr="长针 Buffon 投针估计" title="" id="39" name="Picture"/>
+            <wp:docPr descr="长针 Buffon 投针估计" title="" id="38" name="Picture"/>
             <a:graphic>
               <a:graphicData uri="http://schemas.openxmlformats.org/drawingml/2006/picture">
                 <pic:pic>
                   <pic:nvPicPr>
-                    <pic:cNvPr descr="../../results/problem1_buffon_long_needles.png" id="40" name="Picture"/>
+                    <pic:cNvPr descr="../../results/problem1_buffon_long_needles.png" id="39" name="Picture"/>
                     <pic:cNvPicPr>
                       <a:picLocks noChangeArrowheads="1" noChangeAspect="1"/>
                     </pic:cNvPicPr>
                   </pic:nvPicPr>
                   <pic:blipFill>
-                    <a:blip r:embed="rId38"/>
+                    <a:blip r:embed="rId37"/>
                     <a:stretch>
                       <a:fillRect/>
                     </a:stretch>
@@ -5607,17 +5606,17 @@
         <w:t xml:space="preserve">投针估计</w:t>
       </w:r>
     </w:p>
-    <w:bookmarkEnd w:id="41"/>
-    <w:bookmarkStart w:id="42" w:name="分析-3"/>
-    <w:p>
-      <w:pPr>
-        <w:pStyle w:val="Heading2"/>
+    <w:bookmarkEnd w:id="40"/>
+    <w:bookmarkStart w:id="41" w:name="分析-3"/>
+    <w:p>
+      <w:pPr>
+        <w:pStyle w:val="Heading3"/>
       </w:pPr>
       <w:r>
         <w:rPr>
           <w:rStyle w:val="SectionNumber"/>
         </w:rPr>
-        <w:t xml:space="preserve">4.4</w:t>
+        <w:t xml:space="preserve">0.4.4</w:t>
       </w:r>
       <w:r>
         <w:tab/>
@@ -5741,9 +5740,10 @@
         <w:t xml:space="preserve">1，二项波动减小，因此理论标准差下降；但有限样本下仍会有随机起伏。</w:t>
       </w:r>
     </w:p>
+    <w:bookmarkEnd w:id="41"/>
     <w:bookmarkEnd w:id="42"/>
     <w:bookmarkEnd w:id="43"/>
-    <w:bookmarkStart w:id="44" w:name="ii.-接受-拒绝法计算圆周率"/>
+    <w:bookmarkStart w:id="59" w:name="ii.-接受-拒绝法计算圆周率"/>
     <w:p>
       <w:pPr>
         <w:pStyle w:val="Heading1"/>
@@ -5758,17 +5758,16 @@
         <w:t xml:space="preserve">接受-拒绝法计算圆周率</w:t>
       </w:r>
     </w:p>
-    <w:bookmarkEnd w:id="44"/>
-    <w:bookmarkStart w:id="54" w:name="problem-2a改变样本数-n"/>
-    <w:p>
-      <w:pPr>
-        <w:pStyle w:val="Heading1"/>
+    <w:bookmarkStart w:id="53" w:name="problem-2a改变样本数-n"/>
+    <w:p>
+      <w:pPr>
+        <w:pStyle w:val="Heading2"/>
       </w:pPr>
       <w:r>
         <w:rPr>
           <w:rStyle w:val="SectionNumber"/>
         </w:rPr>
-        <w:t xml:space="preserve">5</w:t>
+        <w:t xml:space="preserve">0.5</w:t>
       </w:r>
       <w:r>
         <w:tab/>
@@ -5810,7 +5809,7 @@
           <w:numId w:val="1005"/>
         </w:numPr>
       </w:pPr>
-      <w:hyperlink r:id="rId45">
+      <w:hyperlink r:id="rId44">
         <w:r>
           <w:rPr>
             <w:rStyle w:val="Hyperlink"/>
@@ -5834,7 +5833,7 @@
           <w:numId w:val="1005"/>
         </w:numPr>
       </w:pPr>
-      <w:hyperlink r:id="rId46">
+      <w:hyperlink r:id="rId45">
         <w:r>
           <w:rPr>
             <w:rStyle w:val="Hyperlink"/>
@@ -5843,16 +5842,16 @@
         </w:r>
       </w:hyperlink>
     </w:p>
-    <w:bookmarkStart w:id="47" w:name="待求问题-4"/>
-    <w:p>
-      <w:pPr>
-        <w:pStyle w:val="Heading2"/>
+    <w:bookmarkStart w:id="46" w:name="待求问题-4"/>
+    <w:p>
+      <w:pPr>
+        <w:pStyle w:val="Heading3"/>
       </w:pPr>
       <w:r>
         <w:rPr>
           <w:rStyle w:val="SectionNumber"/>
         </w:rPr>
-        <w:t xml:space="preserve">5.1</w:t>
+        <w:t xml:space="preserve">0.5.1</w:t>
       </w:r>
       <w:r>
         <w:tab/>
@@ -6044,17 +6043,17 @@
         </m:oMath>
       </m:oMathPara>
     </w:p>
-    <w:bookmarkEnd w:id="47"/>
-    <w:bookmarkStart w:id="48" w:name="解决方式-4"/>
-    <w:p>
-      <w:pPr>
-        <w:pStyle w:val="Heading2"/>
+    <w:bookmarkEnd w:id="46"/>
+    <w:bookmarkStart w:id="47" w:name="解决方式-4"/>
+    <w:p>
+      <w:pPr>
+        <w:pStyle w:val="Heading3"/>
       </w:pPr>
       <w:r>
         <w:rPr>
           <w:rStyle w:val="SectionNumber"/>
         </w:rPr>
-        <w:t xml:space="preserve">5.2</w:t>
+        <w:t xml:space="preserve">0.5.2</w:t>
       </w:r>
       <w:r>
         <w:tab/>
@@ -6523,17 +6522,17 @@
         </m:oMath>
       </m:oMathPara>
     </w:p>
-    <w:bookmarkEnd w:id="48"/>
-    <w:bookmarkStart w:id="52" w:name="问题答案-4"/>
-    <w:p>
-      <w:pPr>
-        <w:pStyle w:val="Heading2"/>
+    <w:bookmarkEnd w:id="47"/>
+    <w:bookmarkStart w:id="51" w:name="问题答案-4"/>
+    <w:p>
+      <w:pPr>
+        <w:pStyle w:val="Heading3"/>
       </w:pPr>
       <w:r>
         <w:rPr>
           <w:rStyle w:val="SectionNumber"/>
         </w:rPr>
-        <w:t xml:space="preserve">5.3</w:t>
+        <w:t xml:space="preserve">0.5.3</w:t>
       </w:r>
       <w:r>
         <w:tab/>
@@ -6971,18 +6970,18 @@
           <wp:inline>
             <wp:extent cx="3840480" cy="2322150"/>
             <wp:effectExtent b="0" l="0" r="0" t="0"/>
-            <wp:docPr descr="接受-拒绝法估计圆周率" title="" id="50" name="Picture"/>
+            <wp:docPr descr="接受-拒绝法估计圆周率" title="" id="49" name="Picture"/>
             <a:graphic>
               <a:graphicData uri="http://schemas.openxmlformats.org/drawingml/2006/picture">
                 <pic:pic>
                   <pic:nvPicPr>
-                    <pic:cNvPr descr="../../results/problem2_acceptance_rejection.png" id="51" name="Picture"/>
+                    <pic:cNvPr descr="../../results/problem2_acceptance_rejection.png" id="50" name="Picture"/>
                     <pic:cNvPicPr>
                       <a:picLocks noChangeArrowheads="1" noChangeAspect="1"/>
                     </pic:cNvPicPr>
                   </pic:nvPicPr>
                   <pic:blipFill>
-                    <a:blip r:embed="rId49"/>
+                    <a:blip r:embed="rId48"/>
                     <a:stretch>
                       <a:fillRect/>
                     </a:stretch>
@@ -7158,17 +7157,17 @@
         <w:t xml:space="preserve">。</w:t>
       </w:r>
     </w:p>
-    <w:bookmarkEnd w:id="52"/>
-    <w:bookmarkStart w:id="53" w:name="分析-4"/>
-    <w:p>
-      <w:pPr>
-        <w:pStyle w:val="Heading2"/>
+    <w:bookmarkEnd w:id="51"/>
+    <w:bookmarkStart w:id="52" w:name="分析-4"/>
+    <w:p>
+      <w:pPr>
+        <w:pStyle w:val="Heading3"/>
       </w:pPr>
       <w:r>
         <w:rPr>
           <w:rStyle w:val="SectionNumber"/>
         </w:rPr>
-        <w:t xml:space="preserve">5.4</w:t>
+        <w:t xml:space="preserve">0.5.4</w:t>
       </w:r>
       <w:r>
         <w:tab/>
@@ -7266,18 +7265,18 @@
         <w:t xml:space="preserve">下二项标准差通常更小。</w:t>
       </w:r>
     </w:p>
+    <w:bookmarkEnd w:id="52"/>
     <w:bookmarkEnd w:id="53"/>
-    <w:bookmarkEnd w:id="54"/>
-    <w:bookmarkStart w:id="59" w:name="problem-2b计算机为什么只能达到这种精度"/>
-    <w:p>
-      <w:pPr>
-        <w:pStyle w:val="Heading1"/>
+    <w:bookmarkStart w:id="58" w:name="problem-2b计算机为什么只能达到这种精度"/>
+    <w:p>
+      <w:pPr>
+        <w:pStyle w:val="Heading2"/>
       </w:pPr>
       <w:r>
         <w:rPr>
           <w:rStyle w:val="SectionNumber"/>
         </w:rPr>
-        <w:t xml:space="preserve">6</w:t>
+        <w:t xml:space="preserve">0.6</w:t>
       </w:r>
       <w:r>
         <w:tab/>
@@ -7311,7 +7310,7 @@
           <w:numId w:val="1006"/>
         </w:numPr>
       </w:pPr>
-      <w:hyperlink r:id="rId45">
+      <w:hyperlink r:id="rId44">
         <w:r>
           <w:rPr>
             <w:rStyle w:val="Hyperlink"/>
@@ -7335,7 +7334,7 @@
           <w:numId w:val="1006"/>
         </w:numPr>
       </w:pPr>
-      <w:hyperlink r:id="rId46">
+      <w:hyperlink r:id="rId45">
         <w:r>
           <w:rPr>
             <w:rStyle w:val="Hyperlink"/>
@@ -7344,16 +7343,16 @@
         </w:r>
       </w:hyperlink>
     </w:p>
-    <w:bookmarkStart w:id="55" w:name="待求问题-5"/>
-    <w:p>
-      <w:pPr>
-        <w:pStyle w:val="Heading2"/>
+    <w:bookmarkStart w:id="54" w:name="待求问题-5"/>
+    <w:p>
+      <w:pPr>
+        <w:pStyle w:val="Heading3"/>
       </w:pPr>
       <w:r>
         <w:rPr>
           <w:rStyle w:val="SectionNumber"/>
         </w:rPr>
-        <w:t xml:space="preserve">6.1</w:t>
+        <w:t xml:space="preserve">0.6.1</w:t>
       </w:r>
       <w:r>
         <w:tab/>
@@ -7376,50 +7375,50 @@
         <w:t xml:space="preserve">解释为什么接受-拒绝法在本机上也只能达到上述精度。</w:t>
       </w:r>
     </w:p>
+    <w:bookmarkEnd w:id="54"/>
+    <w:bookmarkStart w:id="55" w:name="解决方式-5"/>
+    <w:p>
+      <w:pPr>
+        <w:pStyle w:val="Heading3"/>
+      </w:pPr>
+      <w:r>
+        <w:rPr>
+          <w:rStyle w:val="SectionNumber"/>
+        </w:rPr>
+        <w:t xml:space="preserve">0.6.2</w:t>
+      </w:r>
+      <w:r>
+        <w:tab/>
+      </w:r>
+      <w:r>
+        <w:rPr>
+          <w:rFonts w:hint="eastAsia"/>
+        </w:rPr>
+        <w:t xml:space="preserve">解决方式</w:t>
+      </w:r>
+    </w:p>
+    <w:p>
+      <w:pPr>
+        <w:pStyle w:val="FirstParagraph"/>
+      </w:pPr>
+      <w:r>
+        <w:rPr>
+          <w:rFonts w:hint="eastAsia"/>
+        </w:rPr>
+        <w:t xml:space="preserve">继续从二项抽样误差和计算机实现限制两方面分析。</w:t>
+      </w:r>
+    </w:p>
     <w:bookmarkEnd w:id="55"/>
-    <w:bookmarkStart w:id="56" w:name="解决方式-5"/>
-    <w:p>
-      <w:pPr>
-        <w:pStyle w:val="Heading2"/>
+    <w:bookmarkStart w:id="56" w:name="问题答案-5"/>
+    <w:p>
+      <w:pPr>
+        <w:pStyle w:val="Heading3"/>
       </w:pPr>
       <w:r>
         <w:rPr>
           <w:rStyle w:val="SectionNumber"/>
         </w:rPr>
-        <w:t xml:space="preserve">6.2</w:t>
-      </w:r>
-      <w:r>
-        <w:tab/>
-      </w:r>
-      <w:r>
-        <w:rPr>
-          <w:rFonts w:hint="eastAsia"/>
-        </w:rPr>
-        <w:t xml:space="preserve">解决方式</w:t>
-      </w:r>
-    </w:p>
-    <w:p>
-      <w:pPr>
-        <w:pStyle w:val="FirstParagraph"/>
-      </w:pPr>
-      <w:r>
-        <w:rPr>
-          <w:rFonts w:hint="eastAsia"/>
-        </w:rPr>
-        <w:t xml:space="preserve">继续从二项抽样误差和计算机实现限制两方面分析。</w:t>
-      </w:r>
-    </w:p>
-    <w:bookmarkEnd w:id="56"/>
-    <w:bookmarkStart w:id="57" w:name="问题答案-5"/>
-    <w:p>
-      <w:pPr>
-        <w:pStyle w:val="Heading2"/>
-      </w:pPr>
-      <w:r>
-        <w:rPr>
-          <w:rStyle w:val="SectionNumber"/>
-        </w:rPr>
-        <w:t xml:space="preserve">6.3</w:t>
+        <w:t xml:space="preserve">0.6.3</w:t>
       </w:r>
       <w:r>
         <w:tab/>
@@ -7627,17 +7626,17 @@
         <w:t xml:space="preserve">在合理范围内。</w:t>
       </w:r>
     </w:p>
-    <w:bookmarkEnd w:id="57"/>
-    <w:bookmarkStart w:id="58" w:name="分析-5"/>
-    <w:p>
-      <w:pPr>
-        <w:pStyle w:val="Heading2"/>
+    <w:bookmarkEnd w:id="56"/>
+    <w:bookmarkStart w:id="57" w:name="分析-5"/>
+    <w:p>
+      <w:pPr>
+        <w:pStyle w:val="Heading3"/>
       </w:pPr>
       <w:r>
         <w:rPr>
           <w:rStyle w:val="SectionNumber"/>
         </w:rPr>
-        <w:t xml:space="preserve">6.4</w:t>
+        <w:t xml:space="preserve">0.6.4</w:t>
       </w:r>
       <w:r>
         <w:tab/>
@@ -7738,9 +7737,10 @@
         <w:t xml:space="preserve">倍，这会直接增加运行时间。</w:t>
       </w:r>
     </w:p>
+    <w:bookmarkEnd w:id="57"/>
     <w:bookmarkEnd w:id="58"/>
     <w:bookmarkEnd w:id="59"/>
-    <w:bookmarkStart w:id="60" w:name="iii.-三所大学传承问题的-markov-链"/>
+    <w:bookmarkStart w:id="72" w:name="iii.-三所大学传承问题的-markov-链"/>
     <w:p>
       <w:pPr>
         <w:pStyle w:val="Heading1"/>
@@ -7764,17 +7764,16 @@
         <w:t xml:space="preserve">链</w:t>
       </w:r>
     </w:p>
-    <w:bookmarkEnd w:id="60"/>
-    <w:bookmarkStart w:id="67" w:name="problem-3a原始转移规则"/>
-    <w:p>
-      <w:pPr>
-        <w:pStyle w:val="Heading1"/>
+    <w:bookmarkStart w:id="66" w:name="problem-3a原始转移规则"/>
+    <w:p>
+      <w:pPr>
+        <w:pStyle w:val="Heading2"/>
       </w:pPr>
       <w:r>
         <w:rPr>
           <w:rStyle w:val="SectionNumber"/>
         </w:rPr>
-        <w:t xml:space="preserve">7</w:t>
+        <w:t xml:space="preserve">0.7</w:t>
       </w:r>
       <w:r>
         <w:tab/>
@@ -7808,7 +7807,7 @@
           <w:numId w:val="1007"/>
         </w:numPr>
       </w:pPr>
-      <w:hyperlink r:id="rId61">
+      <w:hyperlink r:id="rId60">
         <w:r>
           <w:rPr>
             <w:rStyle w:val="Hyperlink"/>
@@ -7832,7 +7831,7 @@
           <w:numId w:val="1007"/>
         </w:numPr>
       </w:pPr>
-      <w:hyperlink r:id="rId62">
+      <w:hyperlink r:id="rId61">
         <w:r>
           <w:rPr>
             <w:rStyle w:val="Hyperlink"/>
@@ -7841,16 +7840,16 @@
         </w:r>
       </w:hyperlink>
     </w:p>
-    <w:bookmarkStart w:id="63" w:name="待求问题-6"/>
-    <w:p>
-      <w:pPr>
-        <w:pStyle w:val="Heading2"/>
+    <w:bookmarkStart w:id="62" w:name="待求问题-6"/>
+    <w:p>
+      <w:pPr>
+        <w:pStyle w:val="Heading3"/>
       </w:pPr>
       <w:r>
         <w:rPr>
           <w:rStyle w:val="SectionNumber"/>
         </w:rPr>
-        <w:t xml:space="preserve">7.1</w:t>
+        <w:t xml:space="preserve">0.7.1</w:t>
       </w:r>
       <w:r>
         <w:tab/>
@@ -8020,17 +8019,17 @@
         <w:t xml:space="preserve">的概率。</w:t>
       </w:r>
     </w:p>
-    <w:bookmarkEnd w:id="63"/>
-    <w:bookmarkStart w:id="64" w:name="解决方式-6"/>
-    <w:p>
-      <w:pPr>
-        <w:pStyle w:val="Heading2"/>
+    <w:bookmarkEnd w:id="62"/>
+    <w:bookmarkStart w:id="63" w:name="解决方式-6"/>
+    <w:p>
+      <w:pPr>
+        <w:pStyle w:val="Heading3"/>
       </w:pPr>
       <w:r>
         <w:rPr>
           <w:rStyle w:val="SectionNumber"/>
         </w:rPr>
-        <w:t xml:space="preserve">7.2</w:t>
+        <w:t xml:space="preserve">0.7.2</w:t>
       </w:r>
       <w:r>
         <w:tab/>
@@ -8269,17 +8268,17 @@
         <w:t xml:space="preserve">。</w:t>
       </w:r>
     </w:p>
-    <w:bookmarkEnd w:id="64"/>
-    <w:bookmarkStart w:id="65" w:name="问题答案-6"/>
-    <w:p>
-      <w:pPr>
-        <w:pStyle w:val="Heading2"/>
+    <w:bookmarkEnd w:id="63"/>
+    <w:bookmarkStart w:id="64" w:name="问题答案-6"/>
+    <w:p>
+      <w:pPr>
+        <w:pStyle w:val="Heading3"/>
       </w:pPr>
       <w:r>
         <w:rPr>
           <w:rStyle w:val="SectionNumber"/>
         </w:rPr>
-        <w:t xml:space="preserve">7.3</w:t>
+        <w:t xml:space="preserve">0.7.3</w:t>
       </w:r>
       <w:r>
         <w:tab/>
@@ -8506,17 +8505,17 @@
         </m:oMath>
       </m:oMathPara>
     </w:p>
-    <w:bookmarkEnd w:id="65"/>
-    <w:bookmarkStart w:id="66" w:name="分析-6"/>
-    <w:p>
-      <w:pPr>
-        <w:pStyle w:val="Heading2"/>
+    <w:bookmarkEnd w:id="64"/>
+    <w:bookmarkStart w:id="65" w:name="分析-6"/>
+    <w:p>
+      <w:pPr>
+        <w:pStyle w:val="Heading3"/>
       </w:pPr>
       <w:r>
         <w:rPr>
           <w:rStyle w:val="SectionNumber"/>
         </w:rPr>
-        <w:t xml:space="preserve">7.4</w:t>
+        <w:t xml:space="preserve">0.7.4</w:t>
       </w:r>
       <w:r>
         <w:tab/>
@@ -8625,18 +8624,18 @@
         <w:t xml:space="preserve">矩阵平方正是把中间一代的所有可能学校自动求和。</w:t>
       </w:r>
     </w:p>
+    <w:bookmarkEnd w:id="65"/>
     <w:bookmarkEnd w:id="66"/>
-    <w:bookmarkEnd w:id="67"/>
-    <w:bookmarkStart w:id="72" w:name="problem-3bharvard-男校友的儿子总去-harvard"/>
-    <w:p>
-      <w:pPr>
-        <w:pStyle w:val="Heading1"/>
+    <w:bookmarkStart w:id="71" w:name="problem-3bharvard-男校友的儿子总去-harvard"/>
+    <w:p>
+      <w:pPr>
+        <w:pStyle w:val="Heading2"/>
       </w:pPr>
       <w:r>
         <w:rPr>
           <w:rStyle w:val="SectionNumber"/>
         </w:rPr>
-        <w:t xml:space="preserve">8</w:t>
+        <w:t xml:space="preserve">0.8</w:t>
       </w:r>
       <w:r>
         <w:tab/>
@@ -8682,7 +8681,7 @@
           <w:numId w:val="1008"/>
         </w:numPr>
       </w:pPr>
-      <w:hyperlink r:id="rId61">
+      <w:hyperlink r:id="rId60">
         <w:r>
           <w:rPr>
             <w:rStyle w:val="Hyperlink"/>
@@ -8706,7 +8705,7 @@
           <w:numId w:val="1008"/>
         </w:numPr>
       </w:pPr>
-      <w:hyperlink r:id="rId62">
+      <w:hyperlink r:id="rId61">
         <w:r>
           <w:rPr>
             <w:rStyle w:val="Hyperlink"/>
@@ -8715,16 +8714,16 @@
         </w:r>
       </w:hyperlink>
     </w:p>
-    <w:bookmarkStart w:id="68" w:name="待求问题-7"/>
-    <w:p>
-      <w:pPr>
-        <w:pStyle w:val="Heading2"/>
+    <w:bookmarkStart w:id="67" w:name="待求问题-7"/>
+    <w:p>
+      <w:pPr>
+        <w:pStyle w:val="Heading3"/>
       </w:pPr>
       <w:r>
         <w:rPr>
           <w:rStyle w:val="SectionNumber"/>
         </w:rPr>
-        <w:t xml:space="preserve">8.1</w:t>
+        <w:t xml:space="preserve">0.8.1</w:t>
       </w:r>
       <w:r>
         <w:tab/>
@@ -8783,17 +8782,17 @@
         <w:t xml:space="preserve">的概率。</w:t>
       </w:r>
     </w:p>
-    <w:bookmarkEnd w:id="68"/>
-    <w:bookmarkStart w:id="69" w:name="解决方式-7"/>
-    <w:p>
-      <w:pPr>
-        <w:pStyle w:val="Heading2"/>
+    <w:bookmarkEnd w:id="67"/>
+    <w:bookmarkStart w:id="68" w:name="解决方式-7"/>
+    <w:p>
+      <w:pPr>
+        <w:pStyle w:val="Heading3"/>
       </w:pPr>
       <w:r>
         <w:rPr>
           <w:rStyle w:val="SectionNumber"/>
         </w:rPr>
-        <w:t xml:space="preserve">8.2</w:t>
+        <w:t xml:space="preserve">0.8.2</w:t>
       </w:r>
       <w:r>
         <w:tab/>
@@ -8986,17 +8985,17 @@
         </m:oMath>
       </m:oMathPara>
     </w:p>
-    <w:bookmarkEnd w:id="69"/>
-    <w:bookmarkStart w:id="70" w:name="问题答案-7"/>
-    <w:p>
-      <w:pPr>
-        <w:pStyle w:val="Heading2"/>
+    <w:bookmarkEnd w:id="68"/>
+    <w:bookmarkStart w:id="69" w:name="问题答案-7"/>
+    <w:p>
+      <w:pPr>
+        <w:pStyle w:val="Heading3"/>
       </w:pPr>
       <w:r>
         <w:rPr>
           <w:rStyle w:val="SectionNumber"/>
         </w:rPr>
-        <w:t xml:space="preserve">8.3</w:t>
+        <w:t xml:space="preserve">0.8.3</w:t>
       </w:r>
       <w:r>
         <w:tab/>
@@ -9124,80 +9123,81 @@
         </m:oMath>
       </m:oMathPara>
     </w:p>
+    <w:bookmarkEnd w:id="69"/>
+    <w:bookmarkStart w:id="70" w:name="分析-7"/>
+    <w:p>
+      <w:pPr>
+        <w:pStyle w:val="Heading3"/>
+      </w:pPr>
+      <w:r>
+        <w:rPr>
+          <w:rStyle w:val="SectionNumber"/>
+        </w:rPr>
+        <w:t xml:space="preserve">0.8.4</w:t>
+      </w:r>
+      <w:r>
+        <w:tab/>
+      </w:r>
+      <w:r>
+        <w:rPr>
+          <w:rFonts w:hint="eastAsia"/>
+        </w:rPr>
+        <w:t xml:space="preserve">分析</w:t>
+      </w:r>
+    </w:p>
+    <w:p>
+      <w:pPr>
+        <w:pStyle w:val="FirstParagraph"/>
+      </w:pPr>
+      <w:r>
+        <w:rPr>
+          <w:rFonts w:hint="eastAsia"/>
+        </w:rPr>
+        <w:t xml:space="preserve">修改后，状态</w:t>
+      </w:r>
+      <w:r>
+        <w:t xml:space="preserve"> </w:t>
+      </w:r>
+      <m:oMath>
+        <m:r>
+          <m:t>H</m:t>
+        </m:r>
+      </m:oMath>
+      <w:r>
+        <w:t xml:space="preserve"> </w:t>
+      </w:r>
+      <w:r>
+        <w:rPr>
+          <w:rFonts w:hint="eastAsia"/>
+        </w:rPr>
+        <w:t xml:space="preserve">对</w:t>
+      </w:r>
+      <w:r>
+        <w:t xml:space="preserve"> Harvard </w:t>
+      </w:r>
+      <w:r>
+        <w:rPr>
+          <w:rFonts w:hint="eastAsia"/>
+        </w:rPr>
+        <w:t xml:space="preserve">出发的谱系相当于吸收状态，因此两代后的</w:t>
+      </w:r>
+      <w:r>
+        <w:t xml:space="preserve"> Harvard </w:t>
+      </w:r>
+      <w:r>
+        <w:rPr>
+          <w:rFonts w:hint="eastAsia"/>
+        </w:rPr>
+        <w:t xml:space="preserve">概率变成</w:t>
+      </w:r>
+      <w:r>
+        <w:t xml:space="preserve"> 1。</w:t>
+      </w:r>
+    </w:p>
     <w:bookmarkEnd w:id="70"/>
-    <w:bookmarkStart w:id="71" w:name="分析-7"/>
-    <w:p>
-      <w:pPr>
-        <w:pStyle w:val="Heading2"/>
-      </w:pPr>
-      <w:r>
-        <w:rPr>
-          <w:rStyle w:val="SectionNumber"/>
-        </w:rPr>
-        <w:t xml:space="preserve">8.4</w:t>
-      </w:r>
-      <w:r>
-        <w:tab/>
-      </w:r>
-      <w:r>
-        <w:rPr>
-          <w:rFonts w:hint="eastAsia"/>
-        </w:rPr>
-        <w:t xml:space="preserve">分析</w:t>
-      </w:r>
-    </w:p>
-    <w:p>
-      <w:pPr>
-        <w:pStyle w:val="FirstParagraph"/>
-      </w:pPr>
-      <w:r>
-        <w:rPr>
-          <w:rFonts w:hint="eastAsia"/>
-        </w:rPr>
-        <w:t xml:space="preserve">修改后，状态</w:t>
-      </w:r>
-      <w:r>
-        <w:t xml:space="preserve"> </w:t>
-      </w:r>
-      <m:oMath>
-        <m:r>
-          <m:t>H</m:t>
-        </m:r>
-      </m:oMath>
-      <w:r>
-        <w:t xml:space="preserve"> </w:t>
-      </w:r>
-      <w:r>
-        <w:rPr>
-          <w:rFonts w:hint="eastAsia"/>
-        </w:rPr>
-        <w:t xml:space="preserve">对</w:t>
-      </w:r>
-      <w:r>
-        <w:t xml:space="preserve"> Harvard </w:t>
-      </w:r>
-      <w:r>
-        <w:rPr>
-          <w:rFonts w:hint="eastAsia"/>
-        </w:rPr>
-        <w:t xml:space="preserve">出发的谱系相当于吸收状态，因此两代后的</w:t>
-      </w:r>
-      <w:r>
-        <w:t xml:space="preserve"> Harvard </w:t>
-      </w:r>
-      <w:r>
-        <w:rPr>
-          <w:rFonts w:hint="eastAsia"/>
-        </w:rPr>
-        <w:t xml:space="preserve">概率变成</w:t>
-      </w:r>
-      <w:r>
-        <w:t xml:space="preserve"> 1。</w:t>
-      </w:r>
-    </w:p>
     <w:bookmarkEnd w:id="71"/>
     <w:bookmarkEnd w:id="72"/>
-    <w:bookmarkStart w:id="73" w:name="iv.-迷宫中老鼠运动的-markov-链"/>
+    <w:bookmarkStart w:id="103" w:name="iv.-迷宫中老鼠运动的-markov-链"/>
     <w:p>
       <w:pPr>
         <w:pStyle w:val="Heading1"/>
@@ -9221,17 +9221,16 @@
         <w:t xml:space="preserve">链</w:t>
       </w:r>
     </w:p>
-    <w:bookmarkEnd w:id="73"/>
-    <w:bookmarkStart w:id="83" w:name="problem-4a转移矩阵"/>
-    <w:p>
-      <w:pPr>
-        <w:pStyle w:val="Heading1"/>
+    <w:bookmarkStart w:id="82" w:name="problem-4a转移矩阵"/>
+    <w:p>
+      <w:pPr>
+        <w:pStyle w:val="Heading2"/>
       </w:pPr>
       <w:r>
         <w:rPr>
           <w:rStyle w:val="SectionNumber"/>
         </w:rPr>
-        <w:t xml:space="preserve">9</w:t>
+        <w:t xml:space="preserve">0.9</w:t>
       </w:r>
       <w:r>
         <w:tab/>
@@ -9265,7 +9264,7 @@
           <w:numId w:val="1009"/>
         </w:numPr>
       </w:pPr>
-      <w:hyperlink r:id="rId74">
+      <w:hyperlink r:id="rId73">
         <w:r>
           <w:rPr>
             <w:rStyle w:val="Hyperlink"/>
@@ -9289,7 +9288,7 @@
           <w:numId w:val="1009"/>
         </w:numPr>
       </w:pPr>
-      <w:hyperlink r:id="rId75">
+      <w:hyperlink r:id="rId74">
         <w:r>
           <w:rPr>
             <w:rStyle w:val="Hyperlink"/>
@@ -9298,16 +9297,16 @@
         </w:r>
       </w:hyperlink>
     </w:p>
-    <w:bookmarkStart w:id="76" w:name="待求问题-8"/>
-    <w:p>
-      <w:pPr>
-        <w:pStyle w:val="Heading2"/>
+    <w:bookmarkStart w:id="75" w:name="待求问题-8"/>
+    <w:p>
+      <w:pPr>
+        <w:pStyle w:val="Heading3"/>
       </w:pPr>
       <w:r>
         <w:rPr>
           <w:rStyle w:val="SectionNumber"/>
         </w:rPr>
-        <w:t xml:space="preserve">9.1</w:t>
+        <w:t xml:space="preserve">0.9.1</w:t>
       </w:r>
       <w:r>
         <w:tab/>
@@ -9350,17 +9349,17 @@
         <w:t xml:space="preserve">。</w:t>
       </w:r>
     </w:p>
-    <w:bookmarkEnd w:id="76"/>
-    <w:bookmarkStart w:id="80" w:name="解决方式-8"/>
-    <w:p>
-      <w:pPr>
-        <w:pStyle w:val="Heading2"/>
+    <w:bookmarkEnd w:id="75"/>
+    <w:bookmarkStart w:id="79" w:name="解决方式-8"/>
+    <w:p>
+      <w:pPr>
+        <w:pStyle w:val="Heading3"/>
       </w:pPr>
       <w:r>
         <w:rPr>
           <w:rStyle w:val="SectionNumber"/>
         </w:rPr>
-        <w:t xml:space="preserve">9.2</w:t>
+        <w:t xml:space="preserve">0.9.2</w:t>
       </w:r>
       <w:r>
         <w:tab/>
@@ -9538,18 +9537,18 @@
           <wp:inline>
             <wp:extent cx="2667000" cy="2064774"/>
             <wp:effectExtent b="0" l="0" r="0" t="0"/>
-            <wp:docPr descr="迷宫房间图结构" title="" id="78" name="Picture"/>
+            <wp:docPr descr="迷宫房间图结构" title="" id="77" name="Picture"/>
             <a:graphic>
               <a:graphicData uri="http://schemas.openxmlformats.org/drawingml/2006/picture">
                 <pic:pic>
                   <pic:nvPicPr>
-                    <pic:cNvPr descr="../../results/problem4_maze_graph.png" id="79" name="Picture"/>
+                    <pic:cNvPr descr="../../results/problem4_maze_graph.png" id="78" name="Picture"/>
                     <pic:cNvPicPr>
                       <a:picLocks noChangeArrowheads="1" noChangeAspect="1"/>
                     </pic:cNvPicPr>
                   </pic:nvPicPr>
                   <pic:blipFill>
-                    <a:blip r:embed="rId77"/>
+                    <a:blip r:embed="rId76"/>
                     <a:stretch>
                       <a:fillRect/>
                     </a:stretch>
@@ -9587,17 +9586,17 @@
         <w:t xml:space="preserve">迷宫房间图结构</w:t>
       </w:r>
     </w:p>
-    <w:bookmarkEnd w:id="80"/>
-    <w:bookmarkStart w:id="81" w:name="问题答案-8"/>
-    <w:p>
-      <w:pPr>
-        <w:pStyle w:val="Heading2"/>
+    <w:bookmarkEnd w:id="79"/>
+    <w:bookmarkStart w:id="80" w:name="问题答案-8"/>
+    <w:p>
+      <w:pPr>
+        <w:pStyle w:val="Heading3"/>
       </w:pPr>
       <w:r>
         <w:rPr>
           <w:rStyle w:val="SectionNumber"/>
         </w:rPr>
-        <w:t xml:space="preserve">9.3</w:t>
+        <w:t xml:space="preserve">0.9.3</w:t>
       </w:r>
       <w:r>
         <w:tab/>
@@ -10084,8 +10083,76 @@
         </m:oMath>
       </m:oMathPara>
     </w:p>
+    <w:bookmarkEnd w:id="80"/>
+    <w:bookmarkStart w:id="81" w:name="分析-8"/>
+    <w:p>
+      <w:pPr>
+        <w:pStyle w:val="Heading3"/>
+      </w:pPr>
+      <w:r>
+        <w:rPr>
+          <w:rStyle w:val="SectionNumber"/>
+        </w:rPr>
+        <w:t xml:space="preserve">0.9.4</w:t>
+      </w:r>
+      <w:r>
+        <w:tab/>
+      </w:r>
+      <w:r>
+        <w:rPr>
+          <w:rFonts w:hint="eastAsia"/>
+        </w:rPr>
+        <w:t xml:space="preserve">分析</w:t>
+      </w:r>
+    </w:p>
+    <w:p>
+      <w:pPr>
+        <w:pStyle w:val="FirstParagraph"/>
+      </w:pPr>
+      <w:r>
+        <w:rPr>
+          <w:rFonts w:hint="eastAsia"/>
+        </w:rPr>
+        <w:t xml:space="preserve">第</w:t>
+      </w:r>
+      <w:r>
+        <w:t xml:space="preserve"> </w:t>
+      </w:r>
+      <m:oMath>
+        <m:r>
+          <m:t>i</m:t>
+        </m:r>
+      </m:oMath>
+      <w:r>
+        <w:t xml:space="preserve"> </w:t>
+      </w:r>
+      <w:r>
+        <w:rPr>
+          <w:rFonts w:hint="eastAsia"/>
+        </w:rPr>
+        <w:t xml:space="preserve">行非零元素个数等于房间</w:t>
+      </w:r>
+      <w:r>
+        <w:t xml:space="preserve"> </w:t>
+      </w:r>
+      <m:oMath>
+        <m:r>
+          <m:t>i</m:t>
+        </m:r>
+      </m:oMath>
+      <w:r>
+        <w:t xml:space="preserve"> </w:t>
+      </w:r>
+      <w:r>
+        <w:rPr>
+          <w:rFonts w:hint="eastAsia"/>
+        </w:rPr>
+        <w:t xml:space="preserve">的门数，且同行非零概率相等。</w:t>
+      </w:r>
+    </w:p>
     <w:bookmarkEnd w:id="81"/>
-    <w:bookmarkStart w:id="82" w:name="分析-8"/>
+    <w:bookmarkEnd w:id="82"/>
+    <w:bookmarkStart w:id="87" w:name="problem-4b不可约但有周期"/>
     <w:p>
       <w:pPr>
         <w:pStyle w:val="Heading2"/>
@@ -10094,75 +10161,7 @@
         <w:rPr>
           <w:rStyle w:val="SectionNumber"/>
         </w:rPr>
-        <w:t xml:space="preserve">9.4</w:t>
-      </w:r>
-      <w:r>
-        <w:tab/>
-      </w:r>
-      <w:r>
-        <w:rPr>
-          <w:rFonts w:hint="eastAsia"/>
-        </w:rPr>
-        <w:t xml:space="preserve">分析</w:t>
-      </w:r>
-    </w:p>
-    <w:p>
-      <w:pPr>
-        <w:pStyle w:val="FirstParagraph"/>
-      </w:pPr>
-      <w:r>
-        <w:rPr>
-          <w:rFonts w:hint="eastAsia"/>
-        </w:rPr>
-        <w:t xml:space="preserve">第</w:t>
-      </w:r>
-      <w:r>
-        <w:t xml:space="preserve"> </w:t>
-      </w:r>
-      <m:oMath>
-        <m:r>
-          <m:t>i</m:t>
-        </m:r>
-      </m:oMath>
-      <w:r>
-        <w:t xml:space="preserve"> </w:t>
-      </w:r>
-      <w:r>
-        <w:rPr>
-          <w:rFonts w:hint="eastAsia"/>
-        </w:rPr>
-        <w:t xml:space="preserve">行非零元素个数等于房间</w:t>
-      </w:r>
-      <w:r>
-        <w:t xml:space="preserve"> </w:t>
-      </w:r>
-      <m:oMath>
-        <m:r>
-          <m:t>i</m:t>
-        </m:r>
-      </m:oMath>
-      <w:r>
-        <w:t xml:space="preserve"> </w:t>
-      </w:r>
-      <w:r>
-        <w:rPr>
-          <w:rFonts w:hint="eastAsia"/>
-        </w:rPr>
-        <w:t xml:space="preserve">的门数，且同行非零概率相等。</w:t>
-      </w:r>
-    </w:p>
-    <w:bookmarkEnd w:id="82"/>
-    <w:bookmarkEnd w:id="83"/>
-    <w:bookmarkStart w:id="88" w:name="problem-4b不可约但有周期"/>
-    <w:p>
-      <w:pPr>
-        <w:pStyle w:val="Heading1"/>
-      </w:pPr>
-      <w:r>
-        <w:rPr>
-          <w:rStyle w:val="SectionNumber"/>
-        </w:rPr>
-        <w:t xml:space="preserve">10</w:t>
+        <w:t xml:space="preserve">0.10</w:t>
       </w:r>
       <w:r>
         <w:tab/>
@@ -10196,7 +10195,7 @@
           <w:numId w:val="1010"/>
         </w:numPr>
       </w:pPr>
-      <w:hyperlink r:id="rId74">
+      <w:hyperlink r:id="rId73">
         <w:r>
           <w:rPr>
             <w:rStyle w:val="Hyperlink"/>
@@ -10220,7 +10219,7 @@
           <w:numId w:val="1010"/>
         </w:numPr>
       </w:pPr>
-      <w:hyperlink r:id="rId75">
+      <w:hyperlink r:id="rId74">
         <w:r>
           <w:rPr>
             <w:rStyle w:val="Hyperlink"/>
@@ -10229,16 +10228,16 @@
         </w:r>
       </w:hyperlink>
     </w:p>
-    <w:bookmarkStart w:id="84" w:name="待求问题-9"/>
-    <w:p>
-      <w:pPr>
-        <w:pStyle w:val="Heading2"/>
+    <w:bookmarkStart w:id="83" w:name="待求问题-9"/>
+    <w:p>
+      <w:pPr>
+        <w:pStyle w:val="Heading3"/>
       </w:pPr>
       <w:r>
         <w:rPr>
           <w:rStyle w:val="SectionNumber"/>
         </w:rPr>
-        <w:t xml:space="preserve">10.1</w:t>
+        <w:t xml:space="preserve">0.10.1</w:t>
       </w:r>
       <w:r>
         <w:tab/>
@@ -10270,50 +10269,50 @@
         <w:t xml:space="preserve">链不可约，但不是非周期的。</w:t>
       </w:r>
     </w:p>
+    <w:bookmarkEnd w:id="83"/>
+    <w:bookmarkStart w:id="84" w:name="解决方式-9"/>
+    <w:p>
+      <w:pPr>
+        <w:pStyle w:val="Heading3"/>
+      </w:pPr>
+      <w:r>
+        <w:rPr>
+          <w:rStyle w:val="SectionNumber"/>
+        </w:rPr>
+        <w:t xml:space="preserve">0.10.2</w:t>
+      </w:r>
+      <w:r>
+        <w:tab/>
+      </w:r>
+      <w:r>
+        <w:rPr>
+          <w:rFonts w:hint="eastAsia"/>
+        </w:rPr>
+        <w:t xml:space="preserve">解决方式</w:t>
+      </w:r>
+    </w:p>
+    <w:p>
+      <w:pPr>
+        <w:pStyle w:val="FirstParagraph"/>
+      </w:pPr>
+      <w:r>
+        <w:rPr>
+          <w:rFonts w:hint="eastAsia"/>
+        </w:rPr>
+        <w:t xml:space="preserve">先检查图连通性，再检查返回自身所需步数的奇偶性。</w:t>
+      </w:r>
+    </w:p>
     <w:bookmarkEnd w:id="84"/>
-    <w:bookmarkStart w:id="85" w:name="解决方式-9"/>
-    <w:p>
-      <w:pPr>
-        <w:pStyle w:val="Heading2"/>
+    <w:bookmarkStart w:id="85" w:name="问题答案-9"/>
+    <w:p>
+      <w:pPr>
+        <w:pStyle w:val="Heading3"/>
       </w:pPr>
       <w:r>
         <w:rPr>
           <w:rStyle w:val="SectionNumber"/>
         </w:rPr>
-        <w:t xml:space="preserve">10.2</w:t>
-      </w:r>
-      <w:r>
-        <w:tab/>
-      </w:r>
-      <w:r>
-        <w:rPr>
-          <w:rFonts w:hint="eastAsia"/>
-        </w:rPr>
-        <w:t xml:space="preserve">解决方式</w:t>
-      </w:r>
-    </w:p>
-    <w:p>
-      <w:pPr>
-        <w:pStyle w:val="FirstParagraph"/>
-      </w:pPr>
-      <w:r>
-        <w:rPr>
-          <w:rFonts w:hint="eastAsia"/>
-        </w:rPr>
-        <w:t xml:space="preserve">先检查图连通性，再检查返回自身所需步数的奇偶性。</w:t>
-      </w:r>
-    </w:p>
-    <w:bookmarkEnd w:id="85"/>
-    <w:bookmarkStart w:id="86" w:name="问题答案-9"/>
-    <w:p>
-      <w:pPr>
-        <w:pStyle w:val="Heading2"/>
-      </w:pPr>
-      <w:r>
-        <w:rPr>
-          <w:rStyle w:val="SectionNumber"/>
-        </w:rPr>
-        <w:t xml:space="preserve">10.3</w:t>
+        <w:t xml:space="preserve">0.10.3</w:t>
       </w:r>
       <w:r>
         <w:tab/>
@@ -10447,8 +10446,51 @@
         <w:t xml:space="preserve"> 2。</w:t>
       </w:r>
     </w:p>
+    <w:bookmarkEnd w:id="85"/>
+    <w:bookmarkStart w:id="86" w:name="分析-9"/>
+    <w:p>
+      <w:pPr>
+        <w:pStyle w:val="Heading3"/>
+      </w:pPr>
+      <w:r>
+        <w:rPr>
+          <w:rStyle w:val="SectionNumber"/>
+        </w:rPr>
+        <w:t xml:space="preserve">0.10.4</w:t>
+      </w:r>
+      <w:r>
+        <w:tab/>
+      </w:r>
+      <w:r>
+        <w:rPr>
+          <w:rFonts w:hint="eastAsia"/>
+        </w:rPr>
+        <w:t xml:space="preserve">分析</w:t>
+      </w:r>
+    </w:p>
+    <w:p>
+      <w:pPr>
+        <w:pStyle w:val="FirstParagraph"/>
+      </w:pPr>
+      <w:r>
+        <w:rPr>
+          <w:rFonts w:hint="eastAsia"/>
+        </w:rPr>
+        <w:t xml:space="preserve">不可约只说明所有状态相互可达；非周期性还要求返回时间的最大公约数为</w:t>
+      </w:r>
+      <w:r>
+        <w:t xml:space="preserve"> </w:t>
+      </w:r>
+      <w:r>
+        <w:rPr>
+          <w:rFonts w:hint="eastAsia"/>
+        </w:rPr>
+        <w:t xml:space="preserve">1。本题虽不可约，但所有状态返回时间均为偶数，所以不是非周期链。</w:t>
+      </w:r>
+    </w:p>
     <w:bookmarkEnd w:id="86"/>
-    <w:bookmarkStart w:id="87" w:name="分析-9"/>
+    <w:bookmarkEnd w:id="87"/>
+    <w:bookmarkStart w:id="92" w:name="problem-4c平稳分布"/>
     <w:p>
       <w:pPr>
         <w:pStyle w:val="Heading2"/>
@@ -10457,50 +10499,7 @@
         <w:rPr>
           <w:rStyle w:val="SectionNumber"/>
         </w:rPr>
-        <w:t xml:space="preserve">10.4</w:t>
-      </w:r>
-      <w:r>
-        <w:tab/>
-      </w:r>
-      <w:r>
-        <w:rPr>
-          <w:rFonts w:hint="eastAsia"/>
-        </w:rPr>
-        <w:t xml:space="preserve">分析</w:t>
-      </w:r>
-    </w:p>
-    <w:p>
-      <w:pPr>
-        <w:pStyle w:val="FirstParagraph"/>
-      </w:pPr>
-      <w:r>
-        <w:rPr>
-          <w:rFonts w:hint="eastAsia"/>
-        </w:rPr>
-        <w:t xml:space="preserve">不可约只说明所有状态相互可达；非周期性还要求返回时间的最大公约数为</w:t>
-      </w:r>
-      <w:r>
-        <w:t xml:space="preserve"> </w:t>
-      </w:r>
-      <w:r>
-        <w:rPr>
-          <w:rFonts w:hint="eastAsia"/>
-        </w:rPr>
-        <w:t xml:space="preserve">1。本题虽不可约，但所有状态返回时间均为偶数，所以不是非周期链。</w:t>
-      </w:r>
-    </w:p>
-    <w:bookmarkEnd w:id="87"/>
-    <w:bookmarkEnd w:id="88"/>
-    <w:bookmarkStart w:id="93" w:name="problem-4c平稳分布"/>
-    <w:p>
-      <w:pPr>
-        <w:pStyle w:val="Heading1"/>
-      </w:pPr>
-      <w:r>
-        <w:rPr>
-          <w:rStyle w:val="SectionNumber"/>
-        </w:rPr>
-        <w:t xml:space="preserve">11</w:t>
+        <w:t xml:space="preserve">0.11</w:t>
       </w:r>
       <w:r>
         <w:tab/>
@@ -10534,7 +10533,7 @@
           <w:numId w:val="1011"/>
         </w:numPr>
       </w:pPr>
-      <w:hyperlink r:id="rId74">
+      <w:hyperlink r:id="rId73">
         <w:r>
           <w:rPr>
             <w:rStyle w:val="Hyperlink"/>
@@ -10558,7 +10557,7 @@
           <w:numId w:val="1011"/>
         </w:numPr>
       </w:pPr>
-      <w:hyperlink r:id="rId75">
+      <w:hyperlink r:id="rId74">
         <w:r>
           <w:rPr>
             <w:rStyle w:val="Hyperlink"/>
@@ -10567,16 +10566,16 @@
         </w:r>
       </w:hyperlink>
     </w:p>
-    <w:bookmarkStart w:id="89" w:name="待求问题-10"/>
-    <w:p>
-      <w:pPr>
-        <w:pStyle w:val="Heading2"/>
+    <w:bookmarkStart w:id="88" w:name="待求问题-10"/>
+    <w:p>
+      <w:pPr>
+        <w:pStyle w:val="Heading3"/>
       </w:pPr>
       <w:r>
         <w:rPr>
           <w:rStyle w:val="SectionNumber"/>
         </w:rPr>
-        <w:t xml:space="preserve">11.1</w:t>
+        <w:t xml:space="preserve">0.11.1</w:t>
       </w:r>
       <w:r>
         <w:tab/>
@@ -10608,50 +10607,50 @@
         <w:t xml:space="preserve">链的平稳分布。</w:t>
       </w:r>
     </w:p>
+    <w:bookmarkEnd w:id="88"/>
+    <w:bookmarkStart w:id="89" w:name="解决方式-10"/>
+    <w:p>
+      <w:pPr>
+        <w:pStyle w:val="Heading3"/>
+      </w:pPr>
+      <w:r>
+        <w:rPr>
+          <w:rStyle w:val="SectionNumber"/>
+        </w:rPr>
+        <w:t xml:space="preserve">0.11.2</w:t>
+      </w:r>
+      <w:r>
+        <w:tab/>
+      </w:r>
+      <w:r>
+        <w:rPr>
+          <w:rFonts w:hint="eastAsia"/>
+        </w:rPr>
+        <w:t xml:space="preserve">解决方式</w:t>
+      </w:r>
+    </w:p>
+    <w:p>
+      <w:pPr>
+        <w:pStyle w:val="FirstParagraph"/>
+      </w:pPr>
+      <w:r>
+        <w:rPr>
+          <w:rFonts w:hint="eastAsia"/>
+        </w:rPr>
+        <w:t xml:space="preserve">这是无向图上的简单随机游走，平稳分布与各节点度数成正比。</w:t>
+      </w:r>
+    </w:p>
     <w:bookmarkEnd w:id="89"/>
-    <w:bookmarkStart w:id="90" w:name="解决方式-10"/>
-    <w:p>
-      <w:pPr>
-        <w:pStyle w:val="Heading2"/>
+    <w:bookmarkStart w:id="90" w:name="问题答案-10"/>
+    <w:p>
+      <w:pPr>
+        <w:pStyle w:val="Heading3"/>
       </w:pPr>
       <w:r>
         <w:rPr>
           <w:rStyle w:val="SectionNumber"/>
         </w:rPr>
-        <w:t xml:space="preserve">11.2</w:t>
-      </w:r>
-      <w:r>
-        <w:tab/>
-      </w:r>
-      <w:r>
-        <w:rPr>
-          <w:rFonts w:hint="eastAsia"/>
-        </w:rPr>
-        <w:t xml:space="preserve">解决方式</w:t>
-      </w:r>
-    </w:p>
-    <w:p>
-      <w:pPr>
-        <w:pStyle w:val="FirstParagraph"/>
-      </w:pPr>
-      <w:r>
-        <w:rPr>
-          <w:rFonts w:hint="eastAsia"/>
-        </w:rPr>
-        <w:t xml:space="preserve">这是无向图上的简单随机游走，平稳分布与各节点度数成正比。</w:t>
-      </w:r>
-    </w:p>
-    <w:bookmarkEnd w:id="90"/>
-    <w:bookmarkStart w:id="91" w:name="问题答案-10"/>
-    <w:p>
-      <w:pPr>
-        <w:pStyle w:val="Heading2"/>
-      </w:pPr>
-      <w:r>
-        <w:rPr>
-          <w:rStyle w:val="SectionNumber"/>
-        </w:rPr>
-        <w:t xml:space="preserve">11.3</w:t>
+        <w:t xml:space="preserve">0.11.3</w:t>
       </w:r>
       <w:r>
         <w:tab/>
@@ -10937,8 +10936,69 @@
         </m:oMath>
       </m:oMathPara>
     </w:p>
+    <w:bookmarkEnd w:id="90"/>
+    <w:bookmarkStart w:id="91" w:name="分析-10"/>
+    <w:p>
+      <w:pPr>
+        <w:pStyle w:val="Heading3"/>
+      </w:pPr>
+      <w:r>
+        <w:rPr>
+          <w:rStyle w:val="SectionNumber"/>
+        </w:rPr>
+        <w:t xml:space="preserve">0.11.4</w:t>
+      </w:r>
+      <w:r>
+        <w:tab/>
+      </w:r>
+      <w:r>
+        <w:rPr>
+          <w:rFonts w:hint="eastAsia"/>
+        </w:rPr>
+        <w:t xml:space="preserve">分析</w:t>
+      </w:r>
+    </w:p>
+    <w:p>
+      <w:pPr>
+        <w:pStyle w:val="FirstParagraph"/>
+      </w:pPr>
+      <w:r>
+        <w:rPr>
+          <w:rFonts w:hint="eastAsia"/>
+        </w:rPr>
+        <w:t xml:space="preserve">房间</w:t>
+      </w:r>
+      <w:r>
+        <w:t xml:space="preserve"> 3 </w:t>
+      </w:r>
+      <w:r>
+        <w:rPr>
+          <w:rFonts w:hint="eastAsia"/>
+        </w:rPr>
+        <w:t xml:space="preserve">有四扇门，长期访问比例最大；房间</w:t>
+      </w:r>
+      <w:r>
+        <w:t xml:space="preserve"> 1 </w:t>
+      </w:r>
+      <w:r>
+        <w:rPr>
+          <w:rFonts w:hint="eastAsia"/>
+        </w:rPr>
+        <w:t xml:space="preserve">和房间</w:t>
+      </w:r>
+      <w:r>
+        <w:t xml:space="preserve"> 2 </w:t>
+      </w:r>
+      <w:r>
+        <w:rPr>
+          <w:rFonts w:hint="eastAsia"/>
+        </w:rPr>
+        <w:t xml:space="preserve">各只有一扇门，长期访问比例最小。</w:t>
+      </w:r>
+    </w:p>
     <w:bookmarkEnd w:id="91"/>
-    <w:bookmarkStart w:id="92" w:name="分析-10"/>
+    <w:bookmarkEnd w:id="92"/>
+    <w:bookmarkStart w:id="97" w:name="problem-4d从房间-1-首次到达房间-5-的期望步数"/>
     <w:p>
       <w:pPr>
         <w:pStyle w:val="Heading2"/>
@@ -10947,68 +11007,7 @@
         <w:rPr>
           <w:rStyle w:val="SectionNumber"/>
         </w:rPr>
-        <w:t xml:space="preserve">11.4</w:t>
-      </w:r>
-      <w:r>
-        <w:tab/>
-      </w:r>
-      <w:r>
-        <w:rPr>
-          <w:rFonts w:hint="eastAsia"/>
-        </w:rPr>
-        <w:t xml:space="preserve">分析</w:t>
-      </w:r>
-    </w:p>
-    <w:p>
-      <w:pPr>
-        <w:pStyle w:val="FirstParagraph"/>
-      </w:pPr>
-      <w:r>
-        <w:rPr>
-          <w:rFonts w:hint="eastAsia"/>
-        </w:rPr>
-        <w:t xml:space="preserve">房间</w:t>
-      </w:r>
-      <w:r>
-        <w:t xml:space="preserve"> 3 </w:t>
-      </w:r>
-      <w:r>
-        <w:rPr>
-          <w:rFonts w:hint="eastAsia"/>
-        </w:rPr>
-        <w:t xml:space="preserve">有四扇门，长期访问比例最大；房间</w:t>
-      </w:r>
-      <w:r>
-        <w:t xml:space="preserve"> 1 </w:t>
-      </w:r>
-      <w:r>
-        <w:rPr>
-          <w:rFonts w:hint="eastAsia"/>
-        </w:rPr>
-        <w:t xml:space="preserve">和房间</w:t>
-      </w:r>
-      <w:r>
-        <w:t xml:space="preserve"> 2 </w:t>
-      </w:r>
-      <w:r>
-        <w:rPr>
-          <w:rFonts w:hint="eastAsia"/>
-        </w:rPr>
-        <w:t xml:space="preserve">各只有一扇门，长期访问比例最小。</w:t>
-      </w:r>
-    </w:p>
-    <w:bookmarkEnd w:id="92"/>
-    <w:bookmarkEnd w:id="93"/>
-    <w:bookmarkStart w:id="98" w:name="problem-4d从房间-1-首次到达房间-5-的期望步数"/>
-    <w:p>
-      <w:pPr>
-        <w:pStyle w:val="Heading1"/>
-      </w:pPr>
-      <w:r>
-        <w:rPr>
-          <w:rStyle w:val="SectionNumber"/>
-        </w:rPr>
-        <w:t xml:space="preserve">12</w:t>
+        <w:t xml:space="preserve">0.12</w:t>
       </w:r>
       <w:r>
         <w:tab/>
@@ -11060,7 +11059,7 @@
           <w:numId w:val="1012"/>
         </w:numPr>
       </w:pPr>
-      <w:hyperlink r:id="rId74">
+      <w:hyperlink r:id="rId73">
         <w:r>
           <w:rPr>
             <w:rStyle w:val="Hyperlink"/>
@@ -11084,7 +11083,7 @@
           <w:numId w:val="1012"/>
         </w:numPr>
       </w:pPr>
-      <w:hyperlink r:id="rId75">
+      <w:hyperlink r:id="rId74">
         <w:r>
           <w:rPr>
             <w:rStyle w:val="Hyperlink"/>
@@ -11093,16 +11092,16 @@
         </w:r>
       </w:hyperlink>
     </w:p>
-    <w:bookmarkStart w:id="94" w:name="待求问题-11"/>
-    <w:p>
-      <w:pPr>
-        <w:pStyle w:val="Heading2"/>
+    <w:bookmarkStart w:id="93" w:name="待求问题-11"/>
+    <w:p>
+      <w:pPr>
+        <w:pStyle w:val="Heading3"/>
       </w:pPr>
       <w:r>
         <w:rPr>
           <w:rStyle w:val="SectionNumber"/>
         </w:rPr>
-        <w:t xml:space="preserve">12.1</w:t>
+        <w:t xml:space="preserve">0.12.1</w:t>
       </w:r>
       <w:r>
         <w:tab/>
@@ -11152,17 +11151,17 @@
         <w:t xml:space="preserve">之前的期望步数。</w:t>
       </w:r>
     </w:p>
-    <w:bookmarkEnd w:id="94"/>
-    <w:bookmarkStart w:id="95" w:name="解决方式-11"/>
-    <w:p>
-      <w:pPr>
-        <w:pStyle w:val="Heading2"/>
+    <w:bookmarkEnd w:id="93"/>
+    <w:bookmarkStart w:id="94" w:name="解决方式-11"/>
+    <w:p>
+      <w:pPr>
+        <w:pStyle w:val="Heading3"/>
       </w:pPr>
       <w:r>
         <w:rPr>
           <w:rStyle w:val="SectionNumber"/>
         </w:rPr>
-        <w:t xml:space="preserve">12.2</w:t>
+        <w:t xml:space="preserve">0.12.2</w:t>
       </w:r>
       <w:r>
         <w:tab/>
@@ -11717,17 +11716,17 @@
         </m:oMath>
       </m:oMathPara>
     </w:p>
-    <w:bookmarkEnd w:id="95"/>
-    <w:bookmarkStart w:id="96" w:name="问题答案-11"/>
-    <w:p>
-      <w:pPr>
-        <w:pStyle w:val="Heading2"/>
+    <w:bookmarkEnd w:id="94"/>
+    <w:bookmarkStart w:id="95" w:name="问题答案-11"/>
+    <w:p>
+      <w:pPr>
+        <w:pStyle w:val="Heading3"/>
       </w:pPr>
       <w:r>
         <w:rPr>
           <w:rStyle w:val="SectionNumber"/>
         </w:rPr>
-        <w:t xml:space="preserve">12.3</w:t>
+        <w:t xml:space="preserve">0.12.3</w:t>
       </w:r>
       <w:r>
         <w:tab/>
@@ -12079,8 +12078,74 @@
         <w:t xml:space="preserve">。</w:t>
       </w:r>
     </w:p>
+    <w:bookmarkEnd w:id="95"/>
+    <w:bookmarkStart w:id="96" w:name="分析-11"/>
+    <w:p>
+      <w:pPr>
+        <w:pStyle w:val="Heading3"/>
+      </w:pPr>
+      <w:r>
+        <w:rPr>
+          <w:rStyle w:val="SectionNumber"/>
+        </w:rPr>
+        <w:t xml:space="preserve">0.12.4</w:t>
+      </w:r>
+      <w:r>
+        <w:tab/>
+      </w:r>
+      <w:r>
+        <w:rPr>
+          <w:rFonts w:hint="eastAsia"/>
+        </w:rPr>
+        <w:t xml:space="preserve">分析</w:t>
+      </w:r>
+    </w:p>
+    <w:p>
+      <w:pPr>
+        <w:pStyle w:val="FirstParagraph"/>
+      </w:pPr>
+      <w:r>
+        <w:rPr>
+          <w:rFonts w:hint="eastAsia"/>
+        </w:rPr>
+        <w:t xml:space="preserve">解析值和模拟值的差异约为</w:t>
+      </w:r>
+      <w:r>
+        <w:t xml:space="preserve"> </w:t>
+      </w:r>
+      <m:oMath>
+        <m:r>
+          <m:t>0.01139</m:t>
+        </m:r>
+      </m:oMath>
+      <w:r>
+        <w:rPr>
+          <w:rFonts w:hint="eastAsia"/>
+        </w:rPr>
+        <w:t xml:space="preserve">，属于</w:t>
+      </w:r>
+      <w:r>
+        <w:t xml:space="preserve"> Monte Carlo </w:t>
+      </w:r>
+      <w:r>
+        <w:rPr>
+          <w:rFonts w:hint="eastAsia"/>
+        </w:rPr>
+        <w:t xml:space="preserve">统计波动。首达时间方程本质上是“一步转移</w:t>
+      </w:r>
+      <w:r>
+        <w:t xml:space="preserve"> + </w:t>
+      </w:r>
+      <w:r>
+        <w:rPr>
+          <w:rFonts w:hint="eastAsia"/>
+        </w:rPr>
+        <w:t xml:space="preserve">余下期望”的递推。</w:t>
+      </w:r>
+    </w:p>
     <w:bookmarkEnd w:id="96"/>
-    <w:bookmarkStart w:id="97" w:name="分析-11"/>
+    <w:bookmarkEnd w:id="97"/>
+    <w:bookmarkStart w:id="102" w:name="problem-4e回到房间-1-的期望时间"/>
     <w:p>
       <w:pPr>
         <w:pStyle w:val="Heading2"/>
@@ -12089,73 +12154,7 @@
         <w:rPr>
           <w:rStyle w:val="SectionNumber"/>
         </w:rPr>
-        <w:t xml:space="preserve">12.4</w:t>
-      </w:r>
-      <w:r>
-        <w:tab/>
-      </w:r>
-      <w:r>
-        <w:rPr>
-          <w:rFonts w:hint="eastAsia"/>
-        </w:rPr>
-        <w:t xml:space="preserve">分析</w:t>
-      </w:r>
-    </w:p>
-    <w:p>
-      <w:pPr>
-        <w:pStyle w:val="FirstParagraph"/>
-      </w:pPr>
-      <w:r>
-        <w:rPr>
-          <w:rFonts w:hint="eastAsia"/>
-        </w:rPr>
-        <w:t xml:space="preserve">解析值和模拟值的差异约为</w:t>
-      </w:r>
-      <w:r>
-        <w:t xml:space="preserve"> </w:t>
-      </w:r>
-      <m:oMath>
-        <m:r>
-          <m:t>0.01139</m:t>
-        </m:r>
-      </m:oMath>
-      <w:r>
-        <w:rPr>
-          <w:rFonts w:hint="eastAsia"/>
-        </w:rPr>
-        <w:t xml:space="preserve">，属于</w:t>
-      </w:r>
-      <w:r>
-        <w:t xml:space="preserve"> Monte Carlo </w:t>
-      </w:r>
-      <w:r>
-        <w:rPr>
-          <w:rFonts w:hint="eastAsia"/>
-        </w:rPr>
-        <w:t xml:space="preserve">统计波动。首达时间方程本质上是“一步转移</w:t>
-      </w:r>
-      <w:r>
-        <w:t xml:space="preserve"> + </w:t>
-      </w:r>
-      <w:r>
-        <w:rPr>
-          <w:rFonts w:hint="eastAsia"/>
-        </w:rPr>
-        <w:t xml:space="preserve">余下期望”的递推。</w:t>
-      </w:r>
-    </w:p>
-    <w:bookmarkEnd w:id="97"/>
-    <w:bookmarkEnd w:id="98"/>
-    <w:bookmarkStart w:id="103" w:name="problem-4e回到房间-1-的期望时间"/>
-    <w:p>
-      <w:pPr>
-        <w:pStyle w:val="Heading1"/>
-      </w:pPr>
-      <w:r>
-        <w:rPr>
-          <w:rStyle w:val="SectionNumber"/>
-        </w:rPr>
-        <w:t xml:space="preserve">13</w:t>
+        <w:t xml:space="preserve">0.13</w:t>
       </w:r>
       <w:r>
         <w:tab/>
@@ -12198,7 +12197,7 @@
           <w:numId w:val="1013"/>
         </w:numPr>
       </w:pPr>
-      <w:hyperlink r:id="rId74">
+      <w:hyperlink r:id="rId73">
         <w:r>
           <w:rPr>
             <w:rStyle w:val="Hyperlink"/>
@@ -12222,7 +12221,7 @@
           <w:numId w:val="1013"/>
         </w:numPr>
       </w:pPr>
-      <w:hyperlink r:id="rId75">
+      <w:hyperlink r:id="rId74">
         <w:r>
           <w:rPr>
             <w:rStyle w:val="Hyperlink"/>
@@ -12231,16 +12230,16 @@
         </w:r>
       </w:hyperlink>
     </w:p>
-    <w:bookmarkStart w:id="99" w:name="待求问题-12"/>
-    <w:p>
-      <w:pPr>
-        <w:pStyle w:val="Heading2"/>
+    <w:bookmarkStart w:id="98" w:name="待求问题-12"/>
+    <w:p>
+      <w:pPr>
+        <w:pStyle w:val="Heading3"/>
       </w:pPr>
       <w:r>
         <w:rPr>
           <w:rStyle w:val="SectionNumber"/>
         </w:rPr>
-        <w:t xml:space="preserve">13.1</w:t>
+        <w:t xml:space="preserve">0.13.1</w:t>
       </w:r>
       <w:r>
         <w:tab/>
@@ -12272,17 +12271,17 @@
         <w:t xml:space="preserve">的期望时间。</w:t>
       </w:r>
     </w:p>
-    <w:bookmarkEnd w:id="99"/>
-    <w:bookmarkStart w:id="100" w:name="解决方式-12"/>
-    <w:p>
-      <w:pPr>
-        <w:pStyle w:val="Heading2"/>
+    <w:bookmarkEnd w:id="98"/>
+    <w:bookmarkStart w:id="99" w:name="解决方式-12"/>
+    <w:p>
+      <w:pPr>
+        <w:pStyle w:val="Heading3"/>
       </w:pPr>
       <w:r>
         <w:rPr>
           <w:rStyle w:val="SectionNumber"/>
         </w:rPr>
-        <w:t xml:space="preserve">13.2</w:t>
+        <w:t xml:space="preserve">0.13.2</w:t>
       </w:r>
       <w:r>
         <w:tab/>
@@ -12415,17 +12414,17 @@
         </m:oMath>
       </m:oMathPara>
     </w:p>
-    <w:bookmarkEnd w:id="100"/>
-    <w:bookmarkStart w:id="101" w:name="问题答案-12"/>
-    <w:p>
-      <w:pPr>
-        <w:pStyle w:val="Heading2"/>
+    <w:bookmarkEnd w:id="99"/>
+    <w:bookmarkStart w:id="100" w:name="问题答案-12"/>
+    <w:p>
+      <w:pPr>
+        <w:pStyle w:val="Heading3"/>
       </w:pPr>
       <w:r>
         <w:rPr>
           <w:rStyle w:val="SectionNumber"/>
         </w:rPr>
-        <w:t xml:space="preserve">13.3</w:t>
+        <w:t xml:space="preserve">0.13.3</w:t>
       </w:r>
       <w:r>
         <w:tab/>
@@ -12582,17 +12581,17 @@
         <w:t xml:space="preserve">。</w:t>
       </w:r>
     </w:p>
-    <w:bookmarkEnd w:id="101"/>
-    <w:bookmarkStart w:id="102" w:name="分析-12"/>
-    <w:p>
-      <w:pPr>
-        <w:pStyle w:val="Heading2"/>
+    <w:bookmarkEnd w:id="100"/>
+    <w:bookmarkStart w:id="101" w:name="分析-12"/>
+    <w:p>
+      <w:pPr>
+        <w:pStyle w:val="Heading3"/>
       </w:pPr>
       <w:r>
         <w:rPr>
           <w:rStyle w:val="SectionNumber"/>
         </w:rPr>
-        <w:t xml:space="preserve">13.4</w:t>
+        <w:t xml:space="preserve">0.13.4</w:t>
       </w:r>
       <w:r>
         <w:tab/>
@@ -12656,9 +12655,10 @@
         <w:t xml:space="preserve">步返回一次。</w:t>
       </w:r>
     </w:p>
+    <w:bookmarkEnd w:id="101"/>
     <w:bookmarkEnd w:id="102"/>
     <w:bookmarkEnd w:id="103"/>
-    <w:bookmarkStart w:id="104" w:name="v.-矩形网格上的-buffon-投针"/>
+    <w:bookmarkStart w:id="127" w:name="v.-矩形网格上的-buffon-投针"/>
     <w:p>
       <w:pPr>
         <w:pStyle w:val="Heading1"/>
@@ -12682,17 +12682,16 @@
         <w:t xml:space="preserve">投针</w:t>
       </w:r>
     </w:p>
-    <w:bookmarkEnd w:id="104"/>
-    <w:bookmarkStart w:id="111" w:name="problem-5a穿越竖直线的概率"/>
-    <w:p>
-      <w:pPr>
-        <w:pStyle w:val="Heading1"/>
+    <w:bookmarkStart w:id="110" w:name="problem-5a穿越竖直线的概率"/>
+    <w:p>
+      <w:pPr>
+        <w:pStyle w:val="Heading2"/>
       </w:pPr>
       <w:r>
         <w:rPr>
           <w:rStyle w:val="SectionNumber"/>
         </w:rPr>
-        <w:t xml:space="preserve">14</w:t>
+        <w:t xml:space="preserve">0.14</w:t>
       </w:r>
       <w:r>
         <w:tab/>
@@ -12726,7 +12725,7 @@
           <w:numId w:val="1014"/>
         </w:numPr>
       </w:pPr>
-      <w:hyperlink r:id="rId105">
+      <w:hyperlink r:id="rId104">
         <w:r>
           <w:rPr>
             <w:rStyle w:val="Hyperlink"/>
@@ -12750,7 +12749,7 @@
           <w:numId w:val="1014"/>
         </w:numPr>
       </w:pPr>
-      <w:hyperlink r:id="rId106">
+      <w:hyperlink r:id="rId105">
         <w:r>
           <w:rPr>
             <w:rStyle w:val="Hyperlink"/>
@@ -12759,16 +12758,16 @@
         </w:r>
       </w:hyperlink>
     </w:p>
-    <w:bookmarkStart w:id="107" w:name="待求问题-13"/>
-    <w:p>
-      <w:pPr>
-        <w:pStyle w:val="Heading2"/>
+    <w:bookmarkStart w:id="106" w:name="待求问题-13"/>
+    <w:p>
+      <w:pPr>
+        <w:pStyle w:val="Heading3"/>
       </w:pPr>
       <w:r>
         <w:rPr>
           <w:rStyle w:val="SectionNumber"/>
         </w:rPr>
-        <w:t xml:space="preserve">14.1</w:t>
+        <w:t xml:space="preserve">0.14.1</w:t>
       </w:r>
       <w:r>
         <w:tab/>
@@ -12952,17 +12951,17 @@
         </m:oMath>
       </m:oMathPara>
     </w:p>
-    <w:bookmarkEnd w:id="107"/>
-    <w:bookmarkStart w:id="108" w:name="解决方式-13"/>
-    <w:p>
-      <w:pPr>
-        <w:pStyle w:val="Heading2"/>
+    <w:bookmarkEnd w:id="106"/>
+    <w:bookmarkStart w:id="107" w:name="解决方式-13"/>
+    <w:p>
+      <w:pPr>
+        <w:pStyle w:val="Heading3"/>
       </w:pPr>
       <w:r>
         <w:rPr>
           <w:rStyle w:val="SectionNumber"/>
         </w:rPr>
-        <w:t xml:space="preserve">14.2</w:t>
+        <w:t xml:space="preserve">0.14.2</w:t>
       </w:r>
       <w:r>
         <w:tab/>
@@ -13334,17 +13333,17 @@
         </m:oMath>
       </m:oMathPara>
     </w:p>
-    <w:bookmarkEnd w:id="108"/>
-    <w:bookmarkStart w:id="109" w:name="问题答案-13"/>
-    <w:p>
-      <w:pPr>
-        <w:pStyle w:val="Heading2"/>
+    <w:bookmarkEnd w:id="107"/>
+    <w:bookmarkStart w:id="108" w:name="问题答案-13"/>
+    <w:p>
+      <w:pPr>
+        <w:pStyle w:val="Heading3"/>
       </w:pPr>
       <w:r>
         <w:rPr>
           <w:rStyle w:val="SectionNumber"/>
         </w:rPr>
-        <w:t xml:space="preserve">14.3</w:t>
+        <w:t xml:space="preserve">0.14.3</w:t>
       </w:r>
       <w:r>
         <w:tab/>
@@ -13493,8 +13492,68 @@
         <w:t xml:space="preserve">。</w:t>
       </w:r>
     </w:p>
+    <w:bookmarkEnd w:id="108"/>
+    <w:bookmarkStart w:id="109" w:name="分析-13"/>
+    <w:p>
+      <w:pPr>
+        <w:pStyle w:val="Heading3"/>
+      </w:pPr>
+      <w:r>
+        <w:rPr>
+          <w:rStyle w:val="SectionNumber"/>
+        </w:rPr>
+        <w:t xml:space="preserve">0.14.4</w:t>
+      </w:r>
+      <w:r>
+        <w:tab/>
+      </w:r>
+      <w:r>
+        <w:rPr>
+          <w:rFonts w:hint="eastAsia"/>
+        </w:rPr>
+        <w:t xml:space="preserve">分析</w:t>
+      </w:r>
+    </w:p>
+    <w:p>
+      <w:pPr>
+        <w:pStyle w:val="FirstParagraph"/>
+      </w:pPr>
+      <w:r>
+        <w:rPr>
+          <w:rFonts w:hint="eastAsia"/>
+        </w:rPr>
+        <w:t xml:space="preserve">该式与一维</w:t>
+      </w:r>
+      <w:r>
+        <w:t xml:space="preserve"> Buffon </w:t>
+      </w:r>
+      <w:r>
+        <w:rPr>
+          <w:rFonts w:hint="eastAsia"/>
+        </w:rPr>
+        <w:t xml:space="preserve">短针公式完全一致，因为只关心是否跨过竖直线时，水平线间距</w:t>
+      </w:r>
+      <w:r>
+        <w:t xml:space="preserve"> </w:t>
+      </w:r>
+      <m:oMath>
+        <m:r>
+          <m:t>b</m:t>
+        </m:r>
+      </m:oMath>
+      <w:r>
+        <w:t xml:space="preserve"> </w:t>
+      </w:r>
+      <w:r>
+        <w:rPr>
+          <w:rFonts w:hint="eastAsia"/>
+        </w:rPr>
+        <w:t xml:space="preserve">不参与事件判定。</w:t>
+      </w:r>
+    </w:p>
     <w:bookmarkEnd w:id="109"/>
-    <w:bookmarkStart w:id="110" w:name="分析-13"/>
+    <w:bookmarkEnd w:id="110"/>
+    <w:bookmarkStart w:id="115" w:name="problem-5b穿越水平线的概率"/>
     <w:p>
       <w:pPr>
         <w:pStyle w:val="Heading2"/>
@@ -13503,67 +13562,7 @@
         <w:rPr>
           <w:rStyle w:val="SectionNumber"/>
         </w:rPr>
-        <w:t xml:space="preserve">14.4</w:t>
-      </w:r>
-      <w:r>
-        <w:tab/>
-      </w:r>
-      <w:r>
-        <w:rPr>
-          <w:rFonts w:hint="eastAsia"/>
-        </w:rPr>
-        <w:t xml:space="preserve">分析</w:t>
-      </w:r>
-    </w:p>
-    <w:p>
-      <w:pPr>
-        <w:pStyle w:val="FirstParagraph"/>
-      </w:pPr>
-      <w:r>
-        <w:rPr>
-          <w:rFonts w:hint="eastAsia"/>
-        </w:rPr>
-        <w:t xml:space="preserve">该式与一维</w:t>
-      </w:r>
-      <w:r>
-        <w:t xml:space="preserve"> Buffon </w:t>
-      </w:r>
-      <w:r>
-        <w:rPr>
-          <w:rFonts w:hint="eastAsia"/>
-        </w:rPr>
-        <w:t xml:space="preserve">短针公式完全一致，因为只关心是否跨过竖直线时，水平线间距</w:t>
-      </w:r>
-      <w:r>
-        <w:t xml:space="preserve"> </w:t>
-      </w:r>
-      <m:oMath>
-        <m:r>
-          <m:t>b</m:t>
-        </m:r>
-      </m:oMath>
-      <w:r>
-        <w:t xml:space="preserve"> </w:t>
-      </w:r>
-      <w:r>
-        <w:rPr>
-          <w:rFonts w:hint="eastAsia"/>
-        </w:rPr>
-        <w:t xml:space="preserve">不参与事件判定。</w:t>
-      </w:r>
-    </w:p>
-    <w:bookmarkEnd w:id="110"/>
-    <w:bookmarkEnd w:id="111"/>
-    <w:bookmarkStart w:id="116" w:name="problem-5b穿越水平线的概率"/>
-    <w:p>
-      <w:pPr>
-        <w:pStyle w:val="Heading1"/>
-      </w:pPr>
-      <w:r>
-        <w:rPr>
-          <w:rStyle w:val="SectionNumber"/>
-        </w:rPr>
-        <w:t xml:space="preserve">15</w:t>
+        <w:t xml:space="preserve">0.15</w:t>
       </w:r>
       <w:r>
         <w:tab/>
@@ -13597,7 +13596,7 @@
           <w:numId w:val="1015"/>
         </w:numPr>
       </w:pPr>
-      <w:hyperlink r:id="rId105">
+      <w:hyperlink r:id="rId104">
         <w:r>
           <w:rPr>
             <w:rStyle w:val="Hyperlink"/>
@@ -13621,7 +13620,7 @@
           <w:numId w:val="1015"/>
         </w:numPr>
       </w:pPr>
-      <w:hyperlink r:id="rId106">
+      <w:hyperlink r:id="rId105">
         <w:r>
           <w:rPr>
             <w:rStyle w:val="Hyperlink"/>
@@ -13630,16 +13629,16 @@
         </w:r>
       </w:hyperlink>
     </w:p>
-    <w:bookmarkStart w:id="112" w:name="待求问题-14"/>
-    <w:p>
-      <w:pPr>
-        <w:pStyle w:val="Heading2"/>
+    <w:bookmarkStart w:id="111" w:name="待求问题-14"/>
+    <w:p>
+      <w:pPr>
+        <w:pStyle w:val="Heading3"/>
       </w:pPr>
       <w:r>
         <w:rPr>
           <w:rStyle w:val="SectionNumber"/>
         </w:rPr>
-        <w:t xml:space="preserve">15.1</w:t>
+        <w:t xml:space="preserve">0.15.1</w:t>
       </w:r>
       <w:r>
         <w:tab/>
@@ -13742,17 +13741,17 @@
         </m:oMath>
       </m:oMathPara>
     </w:p>
-    <w:bookmarkEnd w:id="112"/>
-    <w:bookmarkStart w:id="113" w:name="解决方式-14"/>
-    <w:p>
-      <w:pPr>
-        <w:pStyle w:val="Heading2"/>
+    <w:bookmarkEnd w:id="111"/>
+    <w:bookmarkStart w:id="112" w:name="解决方式-14"/>
+    <w:p>
+      <w:pPr>
+        <w:pStyle w:val="Heading3"/>
       </w:pPr>
       <w:r>
         <w:rPr>
           <w:rStyle w:val="SectionNumber"/>
         </w:rPr>
-        <w:t xml:space="preserve">15.2</w:t>
+        <w:t xml:space="preserve">0.15.2</w:t>
       </w:r>
       <w:r>
         <w:tab/>
@@ -14068,17 +14067,17 @@
         </m:oMath>
       </m:oMathPara>
     </w:p>
-    <w:bookmarkEnd w:id="113"/>
-    <w:bookmarkStart w:id="114" w:name="问题答案-14"/>
-    <w:p>
-      <w:pPr>
-        <w:pStyle w:val="Heading2"/>
+    <w:bookmarkEnd w:id="112"/>
+    <w:bookmarkStart w:id="113" w:name="问题答案-14"/>
+    <w:p>
+      <w:pPr>
+        <w:pStyle w:val="Heading3"/>
       </w:pPr>
       <w:r>
         <w:rPr>
           <w:rStyle w:val="SectionNumber"/>
         </w:rPr>
-        <w:t xml:space="preserve">15.3</w:t>
+        <w:t xml:space="preserve">0.15.3</w:t>
       </w:r>
       <w:r>
         <w:tab/>
@@ -14211,8 +14210,79 @@
         </m:oMath>
       </m:oMathPara>
     </w:p>
+    <w:bookmarkEnd w:id="113"/>
+    <w:bookmarkStart w:id="114" w:name="分析-14"/>
+    <w:p>
+      <w:pPr>
+        <w:pStyle w:val="Heading3"/>
+      </w:pPr>
+      <w:r>
+        <w:rPr>
+          <w:rStyle w:val="SectionNumber"/>
+        </w:rPr>
+        <w:t xml:space="preserve">0.15.4</w:t>
+      </w:r>
+      <w:r>
+        <w:tab/>
+      </w:r>
+      <w:r>
+        <w:rPr>
+          <w:rFonts w:hint="eastAsia"/>
+        </w:rPr>
+        <w:t xml:space="preserve">分析</w:t>
+      </w:r>
+    </w:p>
+    <w:p>
+      <w:pPr>
+        <w:pStyle w:val="FirstParagraph"/>
+      </w:pPr>
+      <w:r>
+        <w:rPr>
+          <w:rFonts w:hint="eastAsia"/>
+        </w:rPr>
+        <w:t xml:space="preserve">与</w:t>
+      </w:r>
+      <w:r>
+        <w:t xml:space="preserve"> (a) </w:t>
+      </w:r>
+      <w:r>
+        <w:rPr>
+          <w:rFonts w:hint="eastAsia"/>
+        </w:rPr>
+        <w:t xml:space="preserve">相比，竖直方向和水平方向对称，只是网格间距由</w:t>
+      </w:r>
+      <w:r>
+        <w:t xml:space="preserve"> </w:t>
+      </w:r>
+      <m:oMath>
+        <m:r>
+          <m:t>a</m:t>
+        </m:r>
+      </m:oMath>
+      <w:r>
+        <w:t xml:space="preserve"> </w:t>
+      </w:r>
+      <w:r>
+        <w:rPr>
+          <w:rFonts w:hint="eastAsia"/>
+        </w:rPr>
+        <w:t xml:space="preserve">换成</w:t>
+      </w:r>
+      <w:r>
+        <w:t xml:space="preserve"> </w:t>
+      </w:r>
+      <m:oMath>
+        <m:r>
+          <m:t>b</m:t>
+        </m:r>
+      </m:oMath>
+      <w:r>
+        <w:t xml:space="preserve">。</w:t>
+      </w:r>
+    </w:p>
     <w:bookmarkEnd w:id="114"/>
-    <w:bookmarkStart w:id="115" w:name="分析-14"/>
+    <w:bookmarkEnd w:id="115"/>
+    <w:bookmarkStart w:id="126" w:name="problem-5c同时穿越竖直线和水平线并比较三种方法"/>
     <w:p>
       <w:pPr>
         <w:pStyle w:val="Heading2"/>
@@ -14221,78 +14291,7 @@
         <w:rPr>
           <w:rStyle w:val="SectionNumber"/>
         </w:rPr>
-        <w:t xml:space="preserve">15.4</w:t>
-      </w:r>
-      <w:r>
-        <w:tab/>
-      </w:r>
-      <w:r>
-        <w:rPr>
-          <w:rFonts w:hint="eastAsia"/>
-        </w:rPr>
-        <w:t xml:space="preserve">分析</w:t>
-      </w:r>
-    </w:p>
-    <w:p>
-      <w:pPr>
-        <w:pStyle w:val="FirstParagraph"/>
-      </w:pPr>
-      <w:r>
-        <w:rPr>
-          <w:rFonts w:hint="eastAsia"/>
-        </w:rPr>
-        <w:t xml:space="preserve">与</w:t>
-      </w:r>
-      <w:r>
-        <w:t xml:space="preserve"> (a) </w:t>
-      </w:r>
-      <w:r>
-        <w:rPr>
-          <w:rFonts w:hint="eastAsia"/>
-        </w:rPr>
-        <w:t xml:space="preserve">相比，竖直方向和水平方向对称，只是网格间距由</w:t>
-      </w:r>
-      <w:r>
-        <w:t xml:space="preserve"> </w:t>
-      </w:r>
-      <m:oMath>
-        <m:r>
-          <m:t>a</m:t>
-        </m:r>
-      </m:oMath>
-      <w:r>
-        <w:t xml:space="preserve"> </w:t>
-      </w:r>
-      <w:r>
-        <w:rPr>
-          <w:rFonts w:hint="eastAsia"/>
-        </w:rPr>
-        <w:t xml:space="preserve">换成</w:t>
-      </w:r>
-      <w:r>
-        <w:t xml:space="preserve"> </w:t>
-      </w:r>
-      <m:oMath>
-        <m:r>
-          <m:t>b</m:t>
-        </m:r>
-      </m:oMath>
-      <w:r>
-        <w:t xml:space="preserve">。</w:t>
-      </w:r>
-    </w:p>
-    <w:bookmarkEnd w:id="115"/>
-    <w:bookmarkEnd w:id="116"/>
-    <w:bookmarkStart w:id="127" w:name="problem-5c同时穿越竖直线和水平线并比较三种方法"/>
-    <w:p>
-      <w:pPr>
-        <w:pStyle w:val="Heading1"/>
-      </w:pPr>
-      <w:r>
-        <w:rPr>
-          <w:rStyle w:val="SectionNumber"/>
-        </w:rPr>
-        <w:t xml:space="preserve">16</w:t>
+        <w:t xml:space="preserve">0.16</w:t>
       </w:r>
       <w:r>
         <w:tab/>
@@ -14326,7 +14325,7 @@
           <w:numId w:val="1016"/>
         </w:numPr>
       </w:pPr>
-      <w:hyperlink r:id="rId105">
+      <w:hyperlink r:id="rId104">
         <w:r>
           <w:rPr>
             <w:rStyle w:val="Hyperlink"/>
@@ -14350,7 +14349,7 @@
           <w:numId w:val="1016"/>
         </w:numPr>
       </w:pPr>
-      <w:hyperlink r:id="rId106">
+      <w:hyperlink r:id="rId105">
         <w:r>
           <w:rPr>
             <w:rStyle w:val="Hyperlink"/>
@@ -14359,16 +14358,16 @@
         </w:r>
       </w:hyperlink>
     </w:p>
-    <w:bookmarkStart w:id="117" w:name="待求问题-15"/>
-    <w:p>
-      <w:pPr>
-        <w:pStyle w:val="Heading2"/>
+    <w:bookmarkStart w:id="116" w:name="待求问题-15"/>
+    <w:p>
+      <w:pPr>
+        <w:pStyle w:val="Heading3"/>
       </w:pPr>
       <w:r>
         <w:rPr>
           <w:rStyle w:val="SectionNumber"/>
         </w:rPr>
-        <w:t xml:space="preserve">16.1</w:t>
+        <w:t xml:space="preserve">0.16.1</w:t>
       </w:r>
       <w:r>
         <w:tab/>
@@ -14524,17 +14523,17 @@
         <w:t xml:space="preserve">的结果。</w:t>
       </w:r>
     </w:p>
-    <w:bookmarkEnd w:id="117"/>
-    <w:bookmarkStart w:id="118" w:name="解决方式-15"/>
-    <w:p>
-      <w:pPr>
-        <w:pStyle w:val="Heading2"/>
+    <w:bookmarkEnd w:id="116"/>
+    <w:bookmarkStart w:id="117" w:name="解决方式-15"/>
+    <w:p>
+      <w:pPr>
+        <w:pStyle w:val="Heading3"/>
       </w:pPr>
       <w:r>
         <w:rPr>
           <w:rStyle w:val="SectionNumber"/>
         </w:rPr>
-        <w:t xml:space="preserve">16.2</w:t>
+        <w:t xml:space="preserve">0.16.2</w:t>
       </w:r>
       <w:r>
         <w:tab/>
@@ -15278,17 +15277,17 @@
         </m:oMath>
       </m:oMathPara>
     </w:p>
-    <w:bookmarkEnd w:id="118"/>
-    <w:bookmarkStart w:id="125" w:name="问题答案-15"/>
-    <w:p>
-      <w:pPr>
-        <w:pStyle w:val="Heading2"/>
+    <w:bookmarkEnd w:id="117"/>
+    <w:bookmarkStart w:id="124" w:name="问题答案-15"/>
+    <w:p>
+      <w:pPr>
+        <w:pStyle w:val="Heading3"/>
       </w:pPr>
       <w:r>
         <w:rPr>
           <w:rStyle w:val="SectionNumber"/>
         </w:rPr>
-        <w:t xml:space="preserve">16.3</w:t>
+        <w:t xml:space="preserve">0.16.3</w:t>
       </w:r>
       <w:r>
         <w:tab/>
@@ -15776,18 +15775,18 @@
           <wp:inline>
             <wp:extent cx="3840480" cy="2356658"/>
             <wp:effectExtent b="0" l="0" r="0" t="0"/>
-            <wp:docPr descr="矩形网格 Buffon 三种估计" title="" id="120" name="Picture"/>
+            <wp:docPr descr="矩形网格 Buffon 三种估计" title="" id="119" name="Picture"/>
             <a:graphic>
               <a:graphicData uri="http://schemas.openxmlformats.org/drawingml/2006/picture">
                 <pic:pic>
                   <pic:nvPicPr>
-                    <pic:cNvPr descr="../../results/problem5_grid_buffon_methods.png" id="121" name="Picture"/>
+                    <pic:cNvPr descr="../../results/problem5_grid_buffon_methods.png" id="120" name="Picture"/>
                     <pic:cNvPicPr>
                       <a:picLocks noChangeArrowheads="1" noChangeAspect="1"/>
                     </pic:cNvPicPr>
                   </pic:nvPicPr>
                   <pic:blipFill>
-                    <a:blip r:embed="rId119"/>
+                    <a:blip r:embed="rId118"/>
                     <a:stretch>
                       <a:fillRect/>
                     </a:stretch>
@@ -15863,18 +15862,18 @@
           <wp:inline>
             <wp:extent cx="3840480" cy="2322150"/>
             <wp:effectExtent b="0" l="0" r="0" t="0"/>
-            <wp:docPr descr="矩形网格交叉事件估计" title="" id="123" name="Picture"/>
+            <wp:docPr descr="矩形网格交叉事件估计" title="" id="122" name="Picture"/>
             <a:graphic>
               <a:graphicData uri="http://schemas.openxmlformats.org/drawingml/2006/picture">
                 <pic:pic>
                   <pic:nvPicPr>
-                    <pic:cNvPr descr="../../results/problem5_grid_buffon_intersection.png" id="124" name="Picture"/>
+                    <pic:cNvPr descr="../../results/problem5_grid_buffon_intersection.png" id="123" name="Picture"/>
                     <pic:cNvPicPr>
                       <a:picLocks noChangeArrowheads="1" noChangeAspect="1"/>
                     </pic:cNvPicPr>
                   </pic:nvPicPr>
                   <pic:blipFill>
-                    <a:blip r:embed="rId122"/>
+                    <a:blip r:embed="rId121"/>
                     <a:stretch>
                       <a:fillRect/>
                     </a:stretch>
@@ -16107,17 +16106,17 @@
         <w:t xml:space="preserve">方法偶然更接近真值，是单次随机模拟的波动，不代表其方差更小。</w:t>
       </w:r>
     </w:p>
-    <w:bookmarkEnd w:id="125"/>
-    <w:bookmarkStart w:id="126" w:name="分析-15"/>
-    <w:p>
-      <w:pPr>
-        <w:pStyle w:val="Heading2"/>
+    <w:bookmarkEnd w:id="124"/>
+    <w:bookmarkStart w:id="125" w:name="分析-15"/>
+    <w:p>
+      <w:pPr>
+        <w:pStyle w:val="Heading3"/>
       </w:pPr>
       <w:r>
         <w:rPr>
           <w:rStyle w:val="SectionNumber"/>
         </w:rPr>
-        <w:t xml:space="preserve">16.4</w:t>
+        <w:t xml:space="preserve">0.16.4</w:t>
       </w:r>
       <w:r>
         <w:tab/>
@@ -16264,6 +16263,7 @@
         <w:t xml:space="preserve">，应优先使用事件概率较大的方法。</w:t>
       </w:r>
     </w:p>
+    <w:bookmarkEnd w:id="125"/>
     <w:bookmarkEnd w:id="126"/>
     <w:bookmarkEnd w:id="127"/>
     <w:sectPr>
